--- a/00-首页/题组Word/第一轮·竞赛教材版/第一轮原理·1-化学计量与气体（教师版）.docx
+++ b/00-首页/题组Word/第一轮·竞赛教材版/第一轮原理·1-化学计量与气体（教师版）.docx
@@ -858,60 +858,6 @@
           <w:rFonts w:hint="eastAsia" w:ascii="Times New Roman" w:hAnsi="Times New Roman" w:eastAsia="FangSong" w:cs="Times New Roman"/>
         </w:rPr>
         <w:t>届初赛</w:t>
-      </w:r>
-      <w:r>
-        <w:rPr>
-          <w:rFonts w:ascii="Times New Roman" w:hAnsi="Times New Roman" w:eastAsia="Times New Roman" w:cs="Times New Roman"/>
-        </w:rPr>
-        <w:t xml:space="preserve"> </w:t>
-      </w:r>
-      <w:r>
-        <w:rPr>
-          <w:rFonts w:hint="eastAsia" w:ascii="Times New Roman" w:hAnsi="Times New Roman" w:eastAsia="FangSong" w:cs="Times New Roman"/>
-        </w:rPr>
-        <w:t>曾用于</w:t>
-      </w:r>
-      <w:r>
-        <w:rPr>
-          <w:rFonts w:hint="eastAsia" w:ascii="Times New Roman" w:hAnsi="Times New Roman" w:eastAsia="Times New Roman" w:cs="Times New Roman"/>
-        </w:rPr>
-        <w:t>：</w:t>
-      </w:r>
-      <w:r>
-        <w:rPr>
-          <w:rFonts w:hint="eastAsia" w:ascii="Times New Roman" w:hAnsi="Times New Roman" w:eastAsia="FangSong" w:cs="Times New Roman"/>
-        </w:rPr>
-        <w:t>第一轮原理</w:t>
-      </w:r>
-      <w:r>
-        <w:rPr>
-          <w:rFonts w:hint="eastAsia" w:ascii="Times New Roman" w:hAnsi="Times New Roman" w:eastAsia="Times New Roman" w:cs="Times New Roman"/>
-        </w:rPr>
-        <w:t>·1-</w:t>
-      </w:r>
-      <w:r>
-        <w:rPr>
-          <w:rFonts w:hint="eastAsia" w:ascii="Times New Roman" w:hAnsi="Times New Roman" w:eastAsia="FangSong" w:cs="Times New Roman"/>
-        </w:rPr>
-        <w:t>化学计量与气体</w:t>
-      </w:r>
-      <w:r>
-        <w:rPr>
-          <w:rFonts w:hint="eastAsia" w:ascii="Times New Roman" w:hAnsi="Times New Roman" w:eastAsia="Times New Roman" w:cs="Times New Roman"/>
-        </w:rPr>
-        <w:t>（</w:t>
-      </w:r>
-      <w:r>
-        <w:rPr>
-          <w:rFonts w:hint="eastAsia" w:ascii="Times New Roman" w:hAnsi="Times New Roman" w:eastAsia="FangSong" w:cs="Times New Roman"/>
-        </w:rPr>
-        <w:t>教师版</w:t>
-      </w:r>
-      <w:r>
-        <w:rPr>
-          <w:rFonts w:hint="eastAsia" w:ascii="Times New Roman" w:hAnsi="Times New Roman" w:eastAsia="Times New Roman" w:cs="Times New Roman"/>
-        </w:rPr>
-        <w:t>）</w:t>
       </w:r>
     </w:p>
     <w:p>
@@ -8057,60 +8003,6 @@
           <w:rFonts w:hint="eastAsia" w:ascii="Times New Roman" w:hAnsi="Times New Roman" w:eastAsia="FangSong" w:cs="Times New Roman"/>
         </w:rPr>
         <w:t>一分册能力测试</w:t>
-      </w:r>
-      <w:r>
-        <w:rPr>
-          <w:rFonts w:ascii="Times New Roman" w:hAnsi="Times New Roman" w:eastAsia="Times New Roman" w:cs="Times New Roman"/>
-        </w:rPr>
-        <w:t xml:space="preserve"> </w:t>
-      </w:r>
-      <w:r>
-        <w:rPr>
-          <w:rFonts w:hint="eastAsia" w:ascii="Times New Roman" w:hAnsi="Times New Roman" w:eastAsia="FangSong" w:cs="Times New Roman"/>
-        </w:rPr>
-        <w:t>曾用于</w:t>
-      </w:r>
-      <w:r>
-        <w:rPr>
-          <w:rFonts w:hint="eastAsia" w:ascii="Times New Roman" w:hAnsi="Times New Roman" w:eastAsia="Times New Roman" w:cs="Times New Roman"/>
-        </w:rPr>
-        <w:t>：</w:t>
-      </w:r>
-      <w:r>
-        <w:rPr>
-          <w:rFonts w:hint="eastAsia" w:ascii="Times New Roman" w:hAnsi="Times New Roman" w:eastAsia="FangSong" w:cs="Times New Roman"/>
-        </w:rPr>
-        <w:t>第一轮原理</w:t>
-      </w:r>
-      <w:r>
-        <w:rPr>
-          <w:rFonts w:hint="eastAsia" w:ascii="Times New Roman" w:hAnsi="Times New Roman" w:eastAsia="Times New Roman" w:cs="Times New Roman"/>
-        </w:rPr>
-        <w:t>·1-</w:t>
-      </w:r>
-      <w:r>
-        <w:rPr>
-          <w:rFonts w:hint="eastAsia" w:ascii="Times New Roman" w:hAnsi="Times New Roman" w:eastAsia="FangSong" w:cs="Times New Roman"/>
-        </w:rPr>
-        <w:t>化学计量与气体</w:t>
-      </w:r>
-      <w:r>
-        <w:rPr>
-          <w:rFonts w:hint="eastAsia" w:ascii="Times New Roman" w:hAnsi="Times New Roman" w:eastAsia="Times New Roman" w:cs="Times New Roman"/>
-        </w:rPr>
-        <w:t>（</w:t>
-      </w:r>
-      <w:r>
-        <w:rPr>
-          <w:rFonts w:hint="eastAsia" w:ascii="Times New Roman" w:hAnsi="Times New Roman" w:eastAsia="FangSong" w:cs="Times New Roman"/>
-        </w:rPr>
-        <w:t>教师版</w:t>
-      </w:r>
-      <w:r>
-        <w:rPr>
-          <w:rFonts w:hint="eastAsia" w:ascii="Times New Roman" w:hAnsi="Times New Roman" w:eastAsia="Times New Roman" w:cs="Times New Roman"/>
-        </w:rPr>
-        <w:t>）</w:t>
       </w:r>
     </w:p>
     <w:p>
@@ -13388,66 +13280,6 @@
         </w:rPr>
         <w:t>第一分册</w:t>
       </w:r>
-      <w:r>
-        <w:rPr>
-          <w:rFonts w:ascii="Times New Roman" w:hAnsi="Times New Roman" w:eastAsia="Times New Roman" w:cs="Times New Roman"/>
-        </w:rPr>
-        <w:t xml:space="preserve"> </w:t>
-      </w:r>
-      <w:r>
-        <w:rPr>
-          <w:rFonts w:hint="eastAsia" w:ascii="Times New Roman" w:hAnsi="Times New Roman" w:eastAsia="FangSong" w:cs="Times New Roman"/>
-        </w:rPr>
-        <w:t>曾用于</w:t>
-      </w:r>
-      <w:r>
-        <w:rPr>
-          <w:rFonts w:hint="eastAsia" w:ascii="Times New Roman" w:hAnsi="Times New Roman" w:eastAsia="Times New Roman" w:cs="Times New Roman"/>
-        </w:rPr>
-        <w:t>：</w:t>
-      </w:r>
-      <w:r>
-        <w:rPr>
-          <w:rFonts w:hint="eastAsia" w:ascii="Times New Roman" w:hAnsi="Times New Roman" w:eastAsia="FangSong" w:cs="Times New Roman"/>
-        </w:rPr>
-        <w:t>一分册专项卷</w:t>
-      </w:r>
-      <w:r>
-        <w:rPr>
-          <w:rFonts w:hint="eastAsia" w:ascii="Times New Roman" w:hAnsi="Times New Roman" w:eastAsia="Times New Roman" w:cs="Times New Roman"/>
-        </w:rPr>
-        <w:t>II,</w:t>
-      </w:r>
-      <w:r>
-        <w:rPr>
-          <w:rFonts w:ascii="Times New Roman" w:hAnsi="Times New Roman" w:eastAsia="Times New Roman" w:cs="Times New Roman"/>
-        </w:rPr>
-        <w:t xml:space="preserve"> </w:t>
-      </w:r>
-      <w:r>
-        <w:rPr>
-          <w:rFonts w:hint="eastAsia" w:ascii="Times New Roman" w:hAnsi="Times New Roman" w:eastAsia="FangSong" w:cs="Times New Roman"/>
-        </w:rPr>
-        <w:t>第一轮综合卷</w:t>
-      </w:r>
-      <w:r>
-        <w:rPr>
-          <w:rFonts w:hint="eastAsia" w:ascii="Times New Roman" w:hAnsi="Times New Roman" w:eastAsia="Times New Roman" w:cs="Times New Roman"/>
-        </w:rPr>
-        <w:t>03（</w:t>
-      </w:r>
-      <w:r>
-        <w:rPr>
-          <w:rFonts w:hint="eastAsia" w:ascii="Times New Roman" w:hAnsi="Times New Roman" w:eastAsia="FangSong" w:cs="Times New Roman"/>
-        </w:rPr>
-        <w:t>教师版</w:t>
-      </w:r>
-      <w:r>
-        <w:rPr>
-          <w:rFonts w:hint="eastAsia" w:ascii="Times New Roman" w:hAnsi="Times New Roman" w:eastAsia="Times New Roman" w:cs="Times New Roman"/>
-        </w:rPr>
-        <w:t>）</w:t>
-      </w:r>
     </w:p>
     <w:p>
       <w:pPr>
@@ -14036,66 +13868,6 @@
         </w:rPr>
         <w:t>第一分册</w:t>
       </w:r>
-      <w:r>
-        <w:rPr>
-          <w:rFonts w:ascii="Times New Roman" w:hAnsi="Times New Roman" w:eastAsia="Times New Roman" w:cs="Times New Roman"/>
-        </w:rPr>
-        <w:t xml:space="preserve"> </w:t>
-      </w:r>
-      <w:r>
-        <w:rPr>
-          <w:rFonts w:hint="eastAsia" w:ascii="Times New Roman" w:hAnsi="Times New Roman" w:eastAsia="FangSong" w:cs="Times New Roman"/>
-        </w:rPr>
-        <w:t>曾用于</w:t>
-      </w:r>
-      <w:r>
-        <w:rPr>
-          <w:rFonts w:hint="eastAsia" w:ascii="Times New Roman" w:hAnsi="Times New Roman" w:eastAsia="Times New Roman" w:cs="Times New Roman"/>
-        </w:rPr>
-        <w:t>：</w:t>
-      </w:r>
-      <w:r>
-        <w:rPr>
-          <w:rFonts w:hint="eastAsia" w:ascii="Times New Roman" w:hAnsi="Times New Roman" w:eastAsia="FangSong" w:cs="Times New Roman"/>
-        </w:rPr>
-        <w:t>一分册专项卷</w:t>
-      </w:r>
-      <w:r>
-        <w:rPr>
-          <w:rFonts w:hint="eastAsia" w:ascii="Times New Roman" w:hAnsi="Times New Roman" w:eastAsia="Times New Roman" w:cs="Times New Roman"/>
-        </w:rPr>
-        <w:t>XI,</w:t>
-      </w:r>
-      <w:r>
-        <w:rPr>
-          <w:rFonts w:ascii="Times New Roman" w:hAnsi="Times New Roman" w:eastAsia="Times New Roman" w:cs="Times New Roman"/>
-        </w:rPr>
-        <w:t xml:space="preserve"> </w:t>
-      </w:r>
-      <w:r>
-        <w:rPr>
-          <w:rFonts w:hint="eastAsia" w:ascii="Times New Roman" w:hAnsi="Times New Roman" w:eastAsia="FangSong" w:cs="Times New Roman"/>
-        </w:rPr>
-        <w:t>第一轮综合卷</w:t>
-      </w:r>
-      <w:r>
-        <w:rPr>
-          <w:rFonts w:hint="eastAsia" w:ascii="Times New Roman" w:hAnsi="Times New Roman" w:eastAsia="Times New Roman" w:cs="Times New Roman"/>
-        </w:rPr>
-        <w:t>05（</w:t>
-      </w:r>
-      <w:r>
-        <w:rPr>
-          <w:rFonts w:hint="eastAsia" w:ascii="Times New Roman" w:hAnsi="Times New Roman" w:eastAsia="FangSong" w:cs="Times New Roman"/>
-        </w:rPr>
-        <w:t>教师版</w:t>
-      </w:r>
-      <w:r>
-        <w:rPr>
-          <w:rFonts w:hint="eastAsia" w:ascii="Times New Roman" w:hAnsi="Times New Roman" w:eastAsia="Times New Roman" w:cs="Times New Roman"/>
-        </w:rPr>
-        <w:t>）</w:t>
-      </w:r>
     </w:p>
     <w:p>
       <w:pPr>
@@ -14959,66 +14731,6 @@
         </w:rPr>
         <w:t>第一分册</w:t>
       </w:r>
-      <w:r>
-        <w:rPr>
-          <w:rFonts w:ascii="Times New Roman" w:hAnsi="Times New Roman" w:eastAsia="Times New Roman" w:cs="Times New Roman"/>
-        </w:rPr>
-        <w:t xml:space="preserve"> </w:t>
-      </w:r>
-      <w:r>
-        <w:rPr>
-          <w:rFonts w:hint="eastAsia" w:ascii="Times New Roman" w:hAnsi="Times New Roman" w:eastAsia="FangSong" w:cs="Times New Roman"/>
-        </w:rPr>
-        <w:t>曾用于</w:t>
-      </w:r>
-      <w:r>
-        <w:rPr>
-          <w:rFonts w:hint="eastAsia" w:ascii="Times New Roman" w:hAnsi="Times New Roman" w:eastAsia="Times New Roman" w:cs="Times New Roman"/>
-        </w:rPr>
-        <w:t>：</w:t>
-      </w:r>
-      <w:r>
-        <w:rPr>
-          <w:rFonts w:hint="eastAsia" w:ascii="Times New Roman" w:hAnsi="Times New Roman" w:eastAsia="FangSong" w:cs="Times New Roman"/>
-        </w:rPr>
-        <w:t>一分册专项卷</w:t>
-      </w:r>
-      <w:r>
-        <w:rPr>
-          <w:rFonts w:hint="eastAsia" w:ascii="Times New Roman" w:hAnsi="Times New Roman" w:eastAsia="Times New Roman" w:cs="Times New Roman"/>
-        </w:rPr>
-        <w:t>IX,</w:t>
-      </w:r>
-      <w:r>
-        <w:rPr>
-          <w:rFonts w:ascii="Times New Roman" w:hAnsi="Times New Roman" w:eastAsia="Times New Roman" w:cs="Times New Roman"/>
-        </w:rPr>
-        <w:t xml:space="preserve"> </w:t>
-      </w:r>
-      <w:r>
-        <w:rPr>
-          <w:rFonts w:hint="eastAsia" w:ascii="Times New Roman" w:hAnsi="Times New Roman" w:eastAsia="FangSong" w:cs="Times New Roman"/>
-        </w:rPr>
-        <w:t>第一轮综合卷</w:t>
-      </w:r>
-      <w:r>
-        <w:rPr>
-          <w:rFonts w:hint="eastAsia" w:ascii="Times New Roman" w:hAnsi="Times New Roman" w:eastAsia="Times New Roman" w:cs="Times New Roman"/>
-        </w:rPr>
-        <w:t>07（</w:t>
-      </w:r>
-      <w:r>
-        <w:rPr>
-          <w:rFonts w:hint="eastAsia" w:ascii="Times New Roman" w:hAnsi="Times New Roman" w:eastAsia="FangSong" w:cs="Times New Roman"/>
-        </w:rPr>
-        <w:t>教师版</w:t>
-      </w:r>
-      <w:r>
-        <w:rPr>
-          <w:rFonts w:hint="eastAsia" w:ascii="Times New Roman" w:hAnsi="Times New Roman" w:eastAsia="Times New Roman" w:cs="Times New Roman"/>
-        </w:rPr>
-        <w:t>）</w:t>
-      </w:r>
     </w:p>
     <w:p>
       <w:pPr>
@@ -15563,66 +15275,6 @@
           <w:rFonts w:hint="eastAsia" w:ascii="Times New Roman" w:hAnsi="Times New Roman" w:eastAsia="FangSong" w:cs="Times New Roman"/>
         </w:rPr>
         <w:t>第一分册</w:t>
-      </w:r>
-      <w:r>
-        <w:rPr>
-          <w:rFonts w:ascii="Times New Roman" w:hAnsi="Times New Roman" w:eastAsia="Times New Roman" w:cs="Times New Roman"/>
-        </w:rPr>
-        <w:t xml:space="preserve"> </w:t>
-      </w:r>
-      <w:r>
-        <w:rPr>
-          <w:rFonts w:hint="eastAsia" w:ascii="Times New Roman" w:hAnsi="Times New Roman" w:eastAsia="FangSong" w:cs="Times New Roman"/>
-        </w:rPr>
-        <w:t>曾用于</w:t>
-      </w:r>
-      <w:r>
-        <w:rPr>
-          <w:rFonts w:hint="eastAsia" w:ascii="Times New Roman" w:hAnsi="Times New Roman" w:eastAsia="Times New Roman" w:cs="Times New Roman"/>
-        </w:rPr>
-        <w:t>：</w:t>
-      </w:r>
-      <w:r>
-        <w:rPr>
-          <w:rFonts w:hint="eastAsia" w:ascii="Times New Roman" w:hAnsi="Times New Roman" w:eastAsia="FangSong" w:cs="Times New Roman"/>
-        </w:rPr>
-        <w:t>一分册专项卷</w:t>
-      </w:r>
-      <w:r>
-        <w:rPr>
-          <w:rFonts w:hint="eastAsia" w:ascii="Times New Roman" w:hAnsi="Times New Roman" w:eastAsia="Times New Roman" w:cs="Times New Roman"/>
-        </w:rPr>
-        <w:t>VII,</w:t>
-      </w:r>
-      <w:r>
-        <w:rPr>
-          <w:rFonts w:ascii="Times New Roman" w:hAnsi="Times New Roman" w:eastAsia="Times New Roman" w:cs="Times New Roman"/>
-        </w:rPr>
-        <w:t xml:space="preserve"> </w:t>
-      </w:r>
-      <w:r>
-        <w:rPr>
-          <w:rFonts w:hint="eastAsia" w:ascii="Times New Roman" w:hAnsi="Times New Roman" w:eastAsia="FangSong" w:cs="Times New Roman"/>
-        </w:rPr>
-        <w:t>第一轮综合卷</w:t>
-      </w:r>
-      <w:r>
-        <w:rPr>
-          <w:rFonts w:hint="eastAsia" w:ascii="Times New Roman" w:hAnsi="Times New Roman" w:eastAsia="Times New Roman" w:cs="Times New Roman"/>
-        </w:rPr>
-        <w:t>07（</w:t>
-      </w:r>
-      <w:r>
-        <w:rPr>
-          <w:rFonts w:hint="eastAsia" w:ascii="Times New Roman" w:hAnsi="Times New Roman" w:eastAsia="FangSong" w:cs="Times New Roman"/>
-        </w:rPr>
-        <w:t>教师版</w:t>
-      </w:r>
-      <w:r>
-        <w:rPr>
-          <w:rFonts w:hint="eastAsia" w:ascii="Times New Roman" w:hAnsi="Times New Roman" w:eastAsia="Times New Roman" w:cs="Times New Roman"/>
-        </w:rPr>
-        <w:t>）</w:t>
       </w:r>
     </w:p>
     <w:p>
@@ -16744,66 +16396,6 @@
           <w:rFonts w:hint="eastAsia" w:ascii="Times New Roman" w:hAnsi="Times New Roman" w:eastAsia="FangSong" w:cs="Times New Roman"/>
         </w:rPr>
         <w:t>第一分册</w:t>
-      </w:r>
-      <w:r>
-        <w:rPr>
-          <w:rFonts w:ascii="Times New Roman" w:hAnsi="Times New Roman" w:eastAsia="Times New Roman" w:cs="Times New Roman"/>
-        </w:rPr>
-        <w:t xml:space="preserve"> </w:t>
-      </w:r>
-      <w:r>
-        <w:rPr>
-          <w:rFonts w:hint="eastAsia" w:ascii="Times New Roman" w:hAnsi="Times New Roman" w:eastAsia="FangSong" w:cs="Times New Roman"/>
-        </w:rPr>
-        <w:t>曾用于</w:t>
-      </w:r>
-      <w:r>
-        <w:rPr>
-          <w:rFonts w:hint="eastAsia" w:ascii="Times New Roman" w:hAnsi="Times New Roman" w:eastAsia="Times New Roman" w:cs="Times New Roman"/>
-        </w:rPr>
-        <w:t>：</w:t>
-      </w:r>
-      <w:r>
-        <w:rPr>
-          <w:rFonts w:hint="eastAsia" w:ascii="Times New Roman" w:hAnsi="Times New Roman" w:eastAsia="FangSong" w:cs="Times New Roman"/>
-        </w:rPr>
-        <w:t>一分册专项卷</w:t>
-      </w:r>
-      <w:r>
-        <w:rPr>
-          <w:rFonts w:hint="eastAsia" w:ascii="Times New Roman" w:hAnsi="Times New Roman" w:eastAsia="Times New Roman" w:cs="Times New Roman"/>
-        </w:rPr>
-        <w:t>VIII,</w:t>
-      </w:r>
-      <w:r>
-        <w:rPr>
-          <w:rFonts w:ascii="Times New Roman" w:hAnsi="Times New Roman" w:eastAsia="Times New Roman" w:cs="Times New Roman"/>
-        </w:rPr>
-        <w:t xml:space="preserve"> </w:t>
-      </w:r>
-      <w:r>
-        <w:rPr>
-          <w:rFonts w:hint="eastAsia" w:ascii="Times New Roman" w:hAnsi="Times New Roman" w:eastAsia="FangSong" w:cs="Times New Roman"/>
-        </w:rPr>
-        <w:t>第一轮综合卷</w:t>
-      </w:r>
-      <w:r>
-        <w:rPr>
-          <w:rFonts w:hint="eastAsia" w:ascii="Times New Roman" w:hAnsi="Times New Roman" w:eastAsia="Times New Roman" w:cs="Times New Roman"/>
-        </w:rPr>
-        <w:t>09（</w:t>
-      </w:r>
-      <w:r>
-        <w:rPr>
-          <w:rFonts w:hint="eastAsia" w:ascii="Times New Roman" w:hAnsi="Times New Roman" w:eastAsia="FangSong" w:cs="Times New Roman"/>
-        </w:rPr>
-        <w:t>教师版</w:t>
-      </w:r>
-      <w:r>
-        <w:rPr>
-          <w:rFonts w:hint="eastAsia" w:ascii="Times New Roman" w:hAnsi="Times New Roman" w:eastAsia="Times New Roman" w:cs="Times New Roman"/>
-        </w:rPr>
-        <w:t>）</w:t>
       </w:r>
     </w:p>
     <w:p>
@@ -18315,66 +17907,6 @@
         </w:rPr>
         <w:t>第一分册</w:t>
       </w:r>
-      <w:r>
-        <w:rPr>
-          <w:rFonts w:ascii="Times New Roman" w:hAnsi="Times New Roman" w:eastAsia="Times New Roman" w:cs="Times New Roman"/>
-        </w:rPr>
-        <w:t xml:space="preserve"> </w:t>
-      </w:r>
-      <w:r>
-        <w:rPr>
-          <w:rFonts w:hint="eastAsia" w:ascii="Times New Roman" w:hAnsi="Times New Roman" w:eastAsia="FangSong" w:cs="Times New Roman"/>
-        </w:rPr>
-        <w:t>曾用于</w:t>
-      </w:r>
-      <w:r>
-        <w:rPr>
-          <w:rFonts w:hint="eastAsia" w:ascii="Times New Roman" w:hAnsi="Times New Roman" w:eastAsia="Times New Roman" w:cs="Times New Roman"/>
-        </w:rPr>
-        <w:t>：</w:t>
-      </w:r>
-      <w:r>
-        <w:rPr>
-          <w:rFonts w:hint="eastAsia" w:ascii="Times New Roman" w:hAnsi="Times New Roman" w:eastAsia="FangSong" w:cs="Times New Roman"/>
-        </w:rPr>
-        <w:t>一分册专项卷</w:t>
-      </w:r>
-      <w:r>
-        <w:rPr>
-          <w:rFonts w:hint="eastAsia" w:ascii="Times New Roman" w:hAnsi="Times New Roman" w:eastAsia="Times New Roman" w:cs="Times New Roman"/>
-        </w:rPr>
-        <w:t>X,</w:t>
-      </w:r>
-      <w:r>
-        <w:rPr>
-          <w:rFonts w:ascii="Times New Roman" w:hAnsi="Times New Roman" w:eastAsia="Times New Roman" w:cs="Times New Roman"/>
-        </w:rPr>
-        <w:t xml:space="preserve"> </w:t>
-      </w:r>
-      <w:r>
-        <w:rPr>
-          <w:rFonts w:hint="eastAsia" w:ascii="Times New Roman" w:hAnsi="Times New Roman" w:eastAsia="FangSong" w:cs="Times New Roman"/>
-        </w:rPr>
-        <w:t>第一轮综合卷</w:t>
-      </w:r>
-      <w:r>
-        <w:rPr>
-          <w:rFonts w:hint="eastAsia" w:ascii="Times New Roman" w:hAnsi="Times New Roman" w:eastAsia="Times New Roman" w:cs="Times New Roman"/>
-        </w:rPr>
-        <w:t>10（</w:t>
-      </w:r>
-      <w:r>
-        <w:rPr>
-          <w:rFonts w:hint="eastAsia" w:ascii="Times New Roman" w:hAnsi="Times New Roman" w:eastAsia="FangSong" w:cs="Times New Roman"/>
-        </w:rPr>
-        <w:t>教师版</w:t>
-      </w:r>
-      <w:r>
-        <w:rPr>
-          <w:rFonts w:hint="eastAsia" w:ascii="Times New Roman" w:hAnsi="Times New Roman" w:eastAsia="Times New Roman" w:cs="Times New Roman"/>
-        </w:rPr>
-        <w:t>）</w:t>
-      </w:r>
     </w:p>
     <w:p>
       <w:pPr>
@@ -19406,60 +18938,6 @@
           <w:rFonts w:hint="eastAsia" w:ascii="Times New Roman" w:hAnsi="Times New Roman" w:eastAsia="FangSong" w:cs="Times New Roman"/>
         </w:rPr>
         <w:t>第一分册</w:t>
-      </w:r>
-      <w:r>
-        <w:rPr>
-          <w:rFonts w:ascii="Times New Roman" w:hAnsi="Times New Roman" w:eastAsia="Times New Roman" w:cs="Times New Roman"/>
-        </w:rPr>
-        <w:t xml:space="preserve"> </w:t>
-      </w:r>
-      <w:r>
-        <w:rPr>
-          <w:rFonts w:hint="eastAsia" w:ascii="Times New Roman" w:hAnsi="Times New Roman" w:eastAsia="FangSong" w:cs="Times New Roman"/>
-        </w:rPr>
-        <w:t>曾用于</w:t>
-      </w:r>
-      <w:r>
-        <w:rPr>
-          <w:rFonts w:hint="eastAsia" w:ascii="Times New Roman" w:hAnsi="Times New Roman" w:eastAsia="Times New Roman" w:cs="Times New Roman"/>
-        </w:rPr>
-        <w:t>：</w:t>
-      </w:r>
-      <w:r>
-        <w:rPr>
-          <w:rFonts w:hint="eastAsia" w:ascii="Times New Roman" w:hAnsi="Times New Roman" w:eastAsia="FangSong" w:cs="Times New Roman"/>
-        </w:rPr>
-        <w:t>第一轮原理</w:t>
-      </w:r>
-      <w:r>
-        <w:rPr>
-          <w:rFonts w:hint="eastAsia" w:ascii="Times New Roman" w:hAnsi="Times New Roman" w:eastAsia="Times New Roman" w:cs="Times New Roman"/>
-        </w:rPr>
-        <w:t>·1-</w:t>
-      </w:r>
-      <w:r>
-        <w:rPr>
-          <w:rFonts w:hint="eastAsia" w:ascii="Times New Roman" w:hAnsi="Times New Roman" w:eastAsia="FangSong" w:cs="Times New Roman"/>
-        </w:rPr>
-        <w:t>化学计量与气体</w:t>
-      </w:r>
-      <w:r>
-        <w:rPr>
-          <w:rFonts w:hint="eastAsia" w:ascii="Times New Roman" w:hAnsi="Times New Roman" w:eastAsia="Times New Roman" w:cs="Times New Roman"/>
-        </w:rPr>
-        <w:t>（</w:t>
-      </w:r>
-      <w:r>
-        <w:rPr>
-          <w:rFonts w:hint="eastAsia" w:ascii="Times New Roman" w:hAnsi="Times New Roman" w:eastAsia="FangSong" w:cs="Times New Roman"/>
-        </w:rPr>
-        <w:t>教师版</w:t>
-      </w:r>
-      <w:r>
-        <w:rPr>
-          <w:rFonts w:hint="eastAsia" w:ascii="Times New Roman" w:hAnsi="Times New Roman" w:eastAsia="Times New Roman" w:cs="Times New Roman"/>
-        </w:rPr>
-        <w:t>）</w:t>
       </w:r>
     </w:p>
     <w:p>
@@ -20887,66 +20365,6 @@
           <w:rFonts w:hint="eastAsia" w:ascii="Times New Roman" w:hAnsi="Times New Roman" w:eastAsia="FangSong" w:cs="Times New Roman"/>
         </w:rPr>
         <w:t>第一分册</w:t>
-      </w:r>
-      <w:r>
-        <w:rPr>
-          <w:rFonts w:ascii="Times New Roman" w:hAnsi="Times New Roman" w:eastAsia="Times New Roman" w:cs="Times New Roman"/>
-        </w:rPr>
-        <w:t xml:space="preserve"> </w:t>
-      </w:r>
-      <w:r>
-        <w:rPr>
-          <w:rFonts w:hint="eastAsia" w:ascii="Times New Roman" w:hAnsi="Times New Roman" w:eastAsia="FangSong" w:cs="Times New Roman"/>
-        </w:rPr>
-        <w:t>曾用于</w:t>
-      </w:r>
-      <w:r>
-        <w:rPr>
-          <w:rFonts w:hint="eastAsia" w:ascii="Times New Roman" w:hAnsi="Times New Roman" w:eastAsia="Times New Roman" w:cs="Times New Roman"/>
-        </w:rPr>
-        <w:t>：</w:t>
-      </w:r>
-      <w:r>
-        <w:rPr>
-          <w:rFonts w:hint="eastAsia" w:ascii="Times New Roman" w:hAnsi="Times New Roman" w:eastAsia="FangSong" w:cs="Times New Roman"/>
-        </w:rPr>
-        <w:t>一分册专项卷</w:t>
-      </w:r>
-      <w:r>
-        <w:rPr>
-          <w:rFonts w:hint="eastAsia" w:ascii="Times New Roman" w:hAnsi="Times New Roman" w:eastAsia="Times New Roman" w:cs="Times New Roman"/>
-        </w:rPr>
-        <w:t>I,</w:t>
-      </w:r>
-      <w:r>
-        <w:rPr>
-          <w:rFonts w:ascii="Times New Roman" w:hAnsi="Times New Roman" w:eastAsia="Times New Roman" w:cs="Times New Roman"/>
-        </w:rPr>
-        <w:t xml:space="preserve"> </w:t>
-      </w:r>
-      <w:r>
-        <w:rPr>
-          <w:rFonts w:hint="eastAsia" w:ascii="Times New Roman" w:hAnsi="Times New Roman" w:eastAsia="FangSong" w:cs="Times New Roman"/>
-        </w:rPr>
-        <w:t>第一轮综合卷</w:t>
-      </w:r>
-      <w:r>
-        <w:rPr>
-          <w:rFonts w:hint="eastAsia" w:ascii="Times New Roman" w:hAnsi="Times New Roman" w:eastAsia="Times New Roman" w:cs="Times New Roman"/>
-        </w:rPr>
-        <w:t>11（</w:t>
-      </w:r>
-      <w:r>
-        <w:rPr>
-          <w:rFonts w:hint="eastAsia" w:ascii="Times New Roman" w:hAnsi="Times New Roman" w:eastAsia="FangSong" w:cs="Times New Roman"/>
-        </w:rPr>
-        <w:t>教师版</w:t>
-      </w:r>
-      <w:r>
-        <w:rPr>
-          <w:rFonts w:hint="eastAsia" w:ascii="Times New Roman" w:hAnsi="Times New Roman" w:eastAsia="Times New Roman" w:cs="Times New Roman"/>
-        </w:rPr>
-        <w:t>）</w:t>
       </w:r>
     </w:p>
     <w:p>
@@ -21737,66 +21155,6 @@
           <w:rFonts w:hint="eastAsia" w:ascii="Times New Roman" w:hAnsi="Times New Roman" w:eastAsia="FangSong" w:cs="Times New Roman"/>
         </w:rPr>
         <w:t>第一分册</w:t>
-      </w:r>
-      <w:r>
-        <w:rPr>
-          <w:rFonts w:ascii="Times New Roman" w:hAnsi="Times New Roman" w:eastAsia="Times New Roman" w:cs="Times New Roman"/>
-        </w:rPr>
-        <w:t xml:space="preserve"> </w:t>
-      </w:r>
-      <w:r>
-        <w:rPr>
-          <w:rFonts w:hint="eastAsia" w:ascii="Times New Roman" w:hAnsi="Times New Roman" w:eastAsia="FangSong" w:cs="Times New Roman"/>
-        </w:rPr>
-        <w:t>曾用于</w:t>
-      </w:r>
-      <w:r>
-        <w:rPr>
-          <w:rFonts w:hint="eastAsia" w:ascii="Times New Roman" w:hAnsi="Times New Roman" w:eastAsia="Times New Roman" w:cs="Times New Roman"/>
-        </w:rPr>
-        <w:t>：</w:t>
-      </w:r>
-      <w:r>
-        <w:rPr>
-          <w:rFonts w:hint="eastAsia" w:ascii="Times New Roman" w:hAnsi="Times New Roman" w:eastAsia="FangSong" w:cs="Times New Roman"/>
-        </w:rPr>
-        <w:t>一分册专项卷</w:t>
-      </w:r>
-      <w:r>
-        <w:rPr>
-          <w:rFonts w:hint="eastAsia" w:ascii="Times New Roman" w:hAnsi="Times New Roman" w:eastAsia="Times New Roman" w:cs="Times New Roman"/>
-        </w:rPr>
-        <w:t>II,</w:t>
-      </w:r>
-      <w:r>
-        <w:rPr>
-          <w:rFonts w:ascii="Times New Roman" w:hAnsi="Times New Roman" w:eastAsia="Times New Roman" w:cs="Times New Roman"/>
-        </w:rPr>
-        <w:t xml:space="preserve"> </w:t>
-      </w:r>
-      <w:r>
-        <w:rPr>
-          <w:rFonts w:hint="eastAsia" w:ascii="Times New Roman" w:hAnsi="Times New Roman" w:eastAsia="FangSong" w:cs="Times New Roman"/>
-        </w:rPr>
-        <w:t>第一轮综合卷</w:t>
-      </w:r>
-      <w:r>
-        <w:rPr>
-          <w:rFonts w:hint="eastAsia" w:ascii="Times New Roman" w:hAnsi="Times New Roman" w:eastAsia="Times New Roman" w:cs="Times New Roman"/>
-        </w:rPr>
-        <w:t>11（</w:t>
-      </w:r>
-      <w:r>
-        <w:rPr>
-          <w:rFonts w:hint="eastAsia" w:ascii="Times New Roman" w:hAnsi="Times New Roman" w:eastAsia="FangSong" w:cs="Times New Roman"/>
-        </w:rPr>
-        <w:t>教师版</w:t>
-      </w:r>
-      <w:r>
-        <w:rPr>
-          <w:rFonts w:hint="eastAsia" w:ascii="Times New Roman" w:hAnsi="Times New Roman" w:eastAsia="Times New Roman" w:cs="Times New Roman"/>
-        </w:rPr>
-        <w:t>）</w:t>
       </w:r>
     </w:p>
     <w:p>

--- a/00-首页/题组Word/第一轮·竞赛教材版/第一轮原理·1-化学计量与气体（教师版）.docx
+++ b/00-首页/题组Word/第一轮·竞赛教材版/第一轮原理·1-化学计量与气体（教师版）.docx
@@ -512,10 +512,6 @@
     <w:p>
       <w:pPr>
         <w:pStyle w:val="Compact"/>
-        <w:numPr>
-          <w:ilvl w:val="0"/>
-          <w:numId w:val="1002"/>
-        </w:numPr>
       </w:pPr>
       <w:r>
         <w:rPr>
@@ -539,10 +535,6 @@
     <w:p>
       <w:pPr>
         <w:pStyle w:val="Compact"/>
-        <w:numPr>
-          <w:ilvl w:val="0"/>
-          <w:numId w:val="1002"/>
-        </w:numPr>
       </w:pPr>
       <w:r>
         <w:rPr>
@@ -578,10 +570,6 @@
     <w:p>
       <w:pPr>
         <w:pStyle w:val="Compact"/>
-        <w:numPr>
-          <w:ilvl w:val="0"/>
-          <w:numId w:val="1002"/>
-        </w:numPr>
       </w:pPr>
       <w:r>
         <w:rPr>
@@ -617,10 +605,6 @@
     <w:p>
       <w:pPr>
         <w:pStyle w:val="Compact"/>
-        <w:numPr>
-          <w:ilvl w:val="0"/>
-          <w:numId w:val="1002"/>
-        </w:numPr>
       </w:pPr>
       <w:r>
         <w:rPr>
@@ -1002,10 +986,6 @@
     <w:p>
       <w:pPr>
         <w:pStyle w:val="Compact"/>
-        <w:numPr>
-          <w:ilvl w:val="0"/>
-          <w:numId w:val="1004"/>
-        </w:numPr>
       </w:pPr>
       <w:r>
         <w:rPr>
@@ -1043,10 +1023,6 @@
     <w:p>
       <w:pPr>
         <w:pStyle w:val="Compact"/>
-        <w:numPr>
-          <w:ilvl w:val="0"/>
-          <w:numId w:val="1004"/>
-        </w:numPr>
       </w:pPr>
       <w:r>
         <w:rPr>
@@ -1084,10 +1060,6 @@
     <w:p>
       <w:pPr>
         <w:pStyle w:val="Compact"/>
-        <w:numPr>
-          <w:ilvl w:val="0"/>
-          <w:numId w:val="1004"/>
-        </w:numPr>
       </w:pPr>
       <w:r>
         <w:rPr>
@@ -1125,10 +1097,6 @@
     <w:p>
       <w:pPr>
         <w:pStyle w:val="Compact"/>
-        <w:numPr>
-          <w:ilvl w:val="0"/>
-          <w:numId w:val="1004"/>
-        </w:numPr>
       </w:pPr>
       <w:r>
         <w:rPr>
@@ -8004,6 +7972,8 @@
     <w:p>
       <w:pPr>
         <w:pStyle w:val="FirstParagraph"/>
+        <w:ind w:left="480" w:hanging="480"/>
+        <w:spacing w:after="0"/>
       </w:pPr>
       <w:r>
         <w:rPr>
@@ -8023,6 +7993,13 @@
         </w:rPr>
         <w:t xml:space="preserve"> </w:t>
       </w:r>
+    </w:p>
+    <w:p>
+      <w:pPr>
+        <w:pStyle w:val="FirstParagraph"/>
+        <w:ind w:left="480" w:hanging="480"/>
+        <w:spacing w:before="0" w:after="0"/>
+      </w:pPr>
       <w:r>
         <w:rPr>
           <w:rFonts w:ascii="Times New Roman" w:hAnsi="Times New Roman" w:eastAsia="Times New Roman" w:cs="Times New Roman"/>
@@ -8059,6 +8036,13 @@
         </w:rPr>
         <w:t xml:space="preserve"> </w:t>
       </w:r>
+    </w:p>
+    <w:p>
+      <w:pPr>
+        <w:pStyle w:val="FirstParagraph"/>
+        <w:ind w:left="480" w:hanging="480"/>
+        <w:spacing w:before="0" w:after="180"/>
+      </w:pPr>
       <w:r>
         <w:rPr>
           <w:rFonts w:ascii="Times New Roman" w:hAnsi="Times New Roman" w:eastAsia="Times New Roman" w:cs="Times New Roman"/>
@@ -8138,6 +8122,8 @@
     <w:p>
       <w:pPr>
         <w:pStyle w:val="FirstParagraph"/>
+        <w:ind w:left="480" w:hanging="480"/>
+        <w:spacing w:after="0"/>
       </w:pPr>
       <w:r>
         <w:rPr>
@@ -8169,6 +8155,13 @@
         </w:rPr>
         <w:t xml:space="preserve"> </w:t>
       </w:r>
+    </w:p>
+    <w:p>
+      <w:pPr>
+        <w:pStyle w:val="FirstParagraph"/>
+        <w:ind w:left="480" w:hanging="480"/>
+        <w:spacing w:before="0" w:after="0"/>
+      </w:pPr>
       <w:r>
         <w:rPr>
           <w:rFonts w:ascii="Times New Roman" w:hAnsi="Times New Roman" w:eastAsia="Times New Roman" w:cs="Times New Roman"/>
@@ -8199,6 +8192,13 @@
         </w:rPr>
         <w:t xml:space="preserve"> </w:t>
       </w:r>
+    </w:p>
+    <w:p>
+      <w:pPr>
+        <w:pStyle w:val="FirstParagraph"/>
+        <w:ind w:left="480" w:hanging="480"/>
+        <w:spacing w:before="0" w:after="180"/>
+      </w:pPr>
       <w:r>
         <w:rPr>
           <w:rFonts w:ascii="Times New Roman" w:hAnsi="Times New Roman" w:eastAsia="Times New Roman" w:cs="Times New Roman"/>
@@ -8260,6 +8260,8 @@
     <w:p>
       <w:pPr>
         <w:pStyle w:val="FirstParagraph"/>
+        <w:ind w:left="480" w:hanging="480"/>
+        <w:spacing w:after="0"/>
       </w:pPr>
       <w:r>
         <w:rPr>
@@ -8279,6 +8281,13 @@
         </w:rPr>
         <w:t xml:space="preserve"> </w:t>
       </w:r>
+    </w:p>
+    <w:p>
+      <w:pPr>
+        <w:pStyle w:val="FirstParagraph"/>
+        <w:ind w:left="480" w:hanging="480"/>
+        <w:spacing w:before="0" w:after="0"/>
+      </w:pPr>
       <w:r>
         <w:rPr>
           <w:rFonts w:ascii="Times New Roman" w:hAnsi="Times New Roman" w:eastAsia="Times New Roman" w:cs="Times New Roman"/>
@@ -8297,6 +8306,13 @@
         </w:rPr>
         <w:t xml:space="preserve"> </w:t>
       </w:r>
+    </w:p>
+    <w:p>
+      <w:pPr>
+        <w:pStyle w:val="FirstParagraph"/>
+        <w:ind w:left="480" w:hanging="480"/>
+        <w:spacing w:before="0" w:after="180"/>
+      </w:pPr>
       <w:r>
         <w:rPr>
           <w:rFonts w:ascii="Times New Roman" w:hAnsi="Times New Roman" w:eastAsia="Times New Roman" w:cs="Times New Roman"/>
@@ -11899,6 +11915,8 @@
     <w:p>
       <w:pPr>
         <w:pStyle w:val="BodyText"/>
+        <w:ind w:left="480" w:hanging="480"/>
+        <w:spacing w:after="0"/>
       </w:pPr>
       <w:r>
         <w:rPr>
@@ -11982,6 +12000,13 @@
         </w:rPr>
         <w:t xml:space="preserve"> </w:t>
       </w:r>
+    </w:p>
+    <w:p>
+      <w:pPr>
+        <w:pStyle w:val="BodyText"/>
+        <w:ind w:left="480" w:hanging="480"/>
+        <w:spacing w:before="0" w:after="0"/>
+      </w:pPr>
       <w:r>
         <w:rPr>
           <w:rFonts w:ascii="Times New Roman" w:hAnsi="Times New Roman" w:eastAsia="Times New Roman" w:cs="Times New Roman"/>
@@ -12047,6 +12072,13 @@
         </w:rPr>
         <w:t xml:space="preserve"> </w:t>
       </w:r>
+    </w:p>
+    <w:p>
+      <w:pPr>
+        <w:pStyle w:val="BodyText"/>
+        <w:ind w:left="480" w:hanging="480"/>
+        <w:spacing w:before="0" w:after="0"/>
+      </w:pPr>
       <w:r>
         <w:rPr>
           <w:rFonts w:ascii="Times New Roman" w:hAnsi="Times New Roman" w:eastAsia="Times New Roman" w:cs="Times New Roman"/>
@@ -12130,6 +12162,13 @@
         </w:rPr>
         <w:t xml:space="preserve"> </w:t>
       </w:r>
+    </w:p>
+    <w:p>
+      <w:pPr>
+        <w:pStyle w:val="BodyText"/>
+        <w:ind w:left="480" w:hanging="480"/>
+        <w:spacing w:before="0" w:after="180"/>
+      </w:pPr>
       <w:r>
         <w:rPr>
           <w:rFonts w:ascii="Times New Roman" w:hAnsi="Times New Roman" w:eastAsia="Times New Roman" w:cs="Times New Roman"/>
@@ -13704,6 +13743,8 @@
     <w:p>
       <w:pPr>
         <w:pStyle w:val="BodyText"/>
+        <w:ind w:left="480" w:hanging="480"/>
+        <w:spacing w:after="0"/>
       </w:pPr>
       <w:r>
         <w:rPr>
@@ -13721,7 +13762,20 @@
         <w:rPr>
           <w:rFonts w:ascii="Times New Roman" w:hAnsi="Times New Roman" w:eastAsia="Times New Roman" w:cs="Times New Roman"/>
         </w:rPr>
-        <w:t xml:space="preserve">　　B. </w:t>
+        <w:t xml:space="preserve">　　</w:t>
+      </w:r>
+    </w:p>
+    <w:p>
+      <w:pPr>
+        <w:pStyle w:val="BodyText"/>
+        <w:ind w:left="480" w:hanging="480"/>
+        <w:spacing w:before="0" w:after="0"/>
+      </w:pPr>
+      <w:r>
+        <w:rPr>
+          <w:rFonts w:ascii="Times New Roman" w:hAnsi="Times New Roman" w:eastAsia="Times New Roman" w:cs="Times New Roman"/>
+        </w:rPr>
+        <w:t xml:space="preserve">B. </w:t>
       </w:r>
       <w:r>
         <w:rPr>
@@ -13733,7 +13787,20 @@
         <w:rPr>
           <w:rFonts w:ascii="Times New Roman" w:hAnsi="Times New Roman" w:eastAsia="Times New Roman" w:cs="Times New Roman"/>
         </w:rPr>
-        <w:t xml:space="preserve">　　C. </w:t>
+        <w:t xml:space="preserve">　　</w:t>
+      </w:r>
+    </w:p>
+    <w:p>
+      <w:pPr>
+        <w:pStyle w:val="BodyText"/>
+        <w:ind w:left="480" w:hanging="480"/>
+        <w:spacing w:before="0" w:after="0"/>
+      </w:pPr>
+      <w:r>
+        <w:rPr>
+          <w:rFonts w:ascii="Times New Roman" w:hAnsi="Times New Roman" w:eastAsia="Times New Roman" w:cs="Times New Roman"/>
+        </w:rPr>
+        <w:t xml:space="preserve">C. </w:t>
       </w:r>
       <w:r>
         <w:rPr>
@@ -13745,7 +13812,20 @@
         <w:rPr>
           <w:rFonts w:ascii="Times New Roman" w:hAnsi="Times New Roman" w:eastAsia="Times New Roman" w:cs="Times New Roman"/>
         </w:rPr>
-        <w:t xml:space="preserve">　　D. 98 g </w:t>
+        <w:t xml:space="preserve">　　</w:t>
+      </w:r>
+    </w:p>
+    <w:p>
+      <w:pPr>
+        <w:pStyle w:val="BodyText"/>
+        <w:ind w:left="480" w:hanging="480"/>
+        <w:spacing w:before="0" w:after="180"/>
+      </w:pPr>
+      <w:r>
+        <w:rPr>
+          <w:rFonts w:ascii="Times New Roman" w:hAnsi="Times New Roman" w:eastAsia="Times New Roman" w:cs="Times New Roman"/>
+        </w:rPr>
+        <w:t xml:space="preserve">D. 98 g </w:t>
       </w:r>
       <w:r>
         <w:rPr>
@@ -15185,10 +15265,6 @@
     <w:p>
       <w:pPr>
         <w:pStyle w:val="Compact"/>
-        <w:numPr>
-          <w:ilvl w:val="0"/>
-          <w:numId w:val="1016"/>
-        </w:numPr>
       </w:pPr>
       <w:r>
         <w:rPr>
@@ -27725,7 +27801,7 @@
         </w:rPr>
         <w:drawing>
           <wp:inline>
-            <wp:extent cx="2552700" cy="1892300"/>
+            <wp:extent cx="2552700" cy="1828800"/>
             <wp:effectExtent b="0" l="0" r="0" t="0"/>
             <wp:docPr descr="" title="" id="34" name="Picture"/>
             <a:graphic>
@@ -27746,7 +27822,7 @@
                   <pic:spPr bwMode="auto">
                     <a:xfrm>
                       <a:off x="0" y="0"/>
-                      <a:ext cx="2552700" cy="1892300"/>
+                      <a:ext cx="2552700" cy="1828800"/>
                     </a:xfrm>
                     <a:prstGeom prst="rect">
                       <a:avLst/>
@@ -27820,7 +27896,7 @@
         </w:rPr>
         <w:drawing>
           <wp:inline>
-            <wp:extent cx="2133600" cy="1854200"/>
+            <wp:extent cx="2133600" cy="1803400"/>
             <wp:effectExtent b="0" l="0" r="0" t="0"/>
             <wp:docPr descr="" title="" id="37" name="Picture"/>
             <a:graphic>
@@ -27841,7 +27917,7 @@
                   <pic:spPr bwMode="auto">
                     <a:xfrm>
                       <a:off x="0" y="0"/>
-                      <a:ext cx="2133600" cy="1854200"/>
+                      <a:ext cx="2133600" cy="1803400"/>
                     </a:xfrm>
                     <a:prstGeom prst="rect">
                       <a:avLst/>
@@ -50807,12 +50883,7 @@
       </w:r>
     </w:p>
     <w:p>
-      <w:pPr>
-        <w:numPr>
-          <w:ilvl w:val="0"/>
-          <w:numId w:val="1036"/>
-        </w:numPr>
-      </w:pPr>
+      <w:pPr/>
       <m:oMath>
         <m:oMathPr>
           <m:ctrlPr>

--- a/00-首页/题组Word/第一轮·竞赛教材版/第一轮原理·1-化学计量与气体（教师版）.docx
+++ b/00-首页/题组Word/第一轮·竞赛教材版/第一轮原理·1-化学计量与气体（教师版）.docx
@@ -13613,7 +13613,7 @@
         <m:sSup>
           <m:e>
             <m:r>
-              <m:t>​</m:t>
+              <m:t xml:space="preserve"> </m:t>
             </m:r>
           </m:e>
           <m:sup>
@@ -13669,7 +13669,7 @@
         <m:sSup>
           <m:e>
             <m:r>
-              <m:t>​</m:t>
+              <m:t xml:space="preserve"> </m:t>
             </m:r>
           </m:e>
           <m:sup>
@@ -13904,7 +13904,7 @@
         <m:sSup>
           <m:e>
             <m:r>
-              <m:t>​</m:t>
+              <m:t xml:space="preserve"> </m:t>
             </m:r>
           </m:e>
           <m:sup>
@@ -13983,7 +13983,7 @@
         <m:sSup>
           <m:e>
             <m:r>
-              <m:t>​</m:t>
+              <m:t xml:space="preserve"> </m:t>
             </m:r>
           </m:e>
           <m:sup>

--- a/00-首页/题组Word/第一轮·竞赛教材版/第一轮原理·1-化学计量与气体（教师版）.docx
+++ b/00-首页/题组Word/第一轮·竞赛教材版/第一轮原理·1-化学计量与气体（教师版）.docx
@@ -57,6 +57,14 @@
       <w:tblPr>
         <w:tblStyle w:val="Table"/>
         <w:tblW w:type="auto" w:w="0"/>
+        <w:tblBorders>
+          <w:top w:val="single" w:sz="12" w:space="0" w:color="000000"/>
+          <w:left w:val="none" w:sz="0" w:space="0" w:color="auto"/>
+          <w:bottom w:val="single" w:sz="12" w:space="0" w:color="000000"/>
+          <w:right w:val="none" w:sz="0" w:space="0" w:color="auto"/>
+          <w:insideH w:val="none" w:sz="0" w:space="0" w:color="auto"/>
+          <w:insideV w:val="none" w:sz="0" w:space="0" w:color="auto"/>
+        </w:tblBorders>
         <w:tblLook w:firstRow="1" w:lastRow="0" w:firstColumn="0" w:lastColumn="0" w:noHBand="0" w:noVBand="0" w:val="0020"/>
       </w:tblPr>
       <w:tblGrid>
@@ -69,7 +77,11 @@
           <w:tblHeader w:val="on"/>
         </w:trPr>
         <w:tc>
-          <w:tcPr/>
+          <w:tcPr>
+            <w:tcBorders>
+              <w:bottom w:val="single" w:sz="8" w:space="0" w:color="000000"/>
+            </w:tcBorders>
+          </w:tcPr>
           <w:p>
             <w:pPr>
               <w:pStyle w:val="Compact"/>
@@ -85,7 +97,11 @@
           </w:p>
         </w:tc>
         <w:tc>
-          <w:tcPr/>
+          <w:tcPr>
+            <w:tcBorders>
+              <w:bottom w:val="single" w:sz="8" w:space="0" w:color="000000"/>
+            </w:tcBorders>
+          </w:tcPr>
           <w:p>
             <w:pPr>
               <w:pStyle w:val="Compact"/>
@@ -101,7 +117,11 @@
           </w:p>
         </w:tc>
         <w:tc>
-          <w:tcPr/>
+          <w:tcPr>
+            <w:tcBorders>
+              <w:bottom w:val="single" w:sz="8" w:space="0" w:color="000000"/>
+            </w:tcBorders>
+          </w:tcPr>
           <w:p>
             <w:pPr>
               <w:pStyle w:val="Compact"/>
@@ -7972,8 +7992,8 @@
     <w:p>
       <w:pPr>
         <w:pStyle w:val="FirstParagraph"/>
+        <w:spacing w:before="0" w:after="0"/>
         <w:ind w:left="480" w:hanging="480"/>
-        <w:spacing w:after="0"/>
       </w:pPr>
       <w:r>
         <w:rPr>
@@ -7997,8 +8017,8 @@
     <w:p>
       <w:pPr>
         <w:pStyle w:val="FirstParagraph"/>
+        <w:spacing w:before="0" w:after="0"/>
         <w:ind w:left="480" w:hanging="480"/>
-        <w:spacing w:before="0" w:after="0"/>
       </w:pPr>
       <w:r>
         <w:rPr>
@@ -8040,8 +8060,8 @@
     <w:p>
       <w:pPr>
         <w:pStyle w:val="FirstParagraph"/>
+        <w:spacing w:before="0" w:after="0"/>
         <w:ind w:left="480" w:hanging="480"/>
-        <w:spacing w:before="0" w:after="180"/>
       </w:pPr>
       <w:r>
         <w:rPr>
@@ -8122,8 +8142,8 @@
     <w:p>
       <w:pPr>
         <w:pStyle w:val="FirstParagraph"/>
+        <w:spacing w:before="0" w:after="0"/>
         <w:ind w:left="480" w:hanging="480"/>
-        <w:spacing w:after="0"/>
       </w:pPr>
       <w:r>
         <w:rPr>
@@ -8159,8 +8179,8 @@
     <w:p>
       <w:pPr>
         <w:pStyle w:val="FirstParagraph"/>
+        <w:spacing w:before="0" w:after="0"/>
         <w:ind w:left="480" w:hanging="480"/>
-        <w:spacing w:before="0" w:after="0"/>
       </w:pPr>
       <w:r>
         <w:rPr>
@@ -8196,8 +8216,8 @@
     <w:p>
       <w:pPr>
         <w:pStyle w:val="FirstParagraph"/>
+        <w:spacing w:before="0" w:after="0"/>
         <w:ind w:left="480" w:hanging="480"/>
-        <w:spacing w:before="0" w:after="180"/>
       </w:pPr>
       <w:r>
         <w:rPr>
@@ -8260,8 +8280,8 @@
     <w:p>
       <w:pPr>
         <w:pStyle w:val="FirstParagraph"/>
+        <w:spacing w:before="0" w:after="0"/>
         <w:ind w:left="480" w:hanging="480"/>
-        <w:spacing w:after="0"/>
       </w:pPr>
       <w:r>
         <w:rPr>
@@ -8285,8 +8305,8 @@
     <w:p>
       <w:pPr>
         <w:pStyle w:val="FirstParagraph"/>
+        <w:spacing w:before="0" w:after="0"/>
         <w:ind w:left="480" w:hanging="480"/>
-        <w:spacing w:before="0" w:after="0"/>
       </w:pPr>
       <w:r>
         <w:rPr>
@@ -8310,8 +8330,8 @@
     <w:p>
       <w:pPr>
         <w:pStyle w:val="FirstParagraph"/>
+        <w:spacing w:before="0" w:after="0"/>
         <w:ind w:left="480" w:hanging="480"/>
-        <w:spacing w:before="0" w:after="180"/>
       </w:pPr>
       <w:r>
         <w:rPr>
@@ -11915,8 +11935,8 @@
     <w:p>
       <w:pPr>
         <w:pStyle w:val="BodyText"/>
+        <w:spacing w:before="0" w:after="0"/>
         <w:ind w:left="480" w:hanging="480"/>
-        <w:spacing w:after="0"/>
       </w:pPr>
       <w:r>
         <w:rPr>
@@ -12004,8 +12024,8 @@
     <w:p>
       <w:pPr>
         <w:pStyle w:val="BodyText"/>
+        <w:spacing w:before="0" w:after="0"/>
         <w:ind w:left="480" w:hanging="480"/>
-        <w:spacing w:before="0" w:after="0"/>
       </w:pPr>
       <w:r>
         <w:rPr>
@@ -12076,8 +12096,8 @@
     <w:p>
       <w:pPr>
         <w:pStyle w:val="BodyText"/>
+        <w:spacing w:before="0" w:after="0"/>
         <w:ind w:left="480" w:hanging="480"/>
-        <w:spacing w:before="0" w:after="0"/>
       </w:pPr>
       <w:r>
         <w:rPr>
@@ -12166,8 +12186,8 @@
     <w:p>
       <w:pPr>
         <w:pStyle w:val="BodyText"/>
+        <w:spacing w:before="0" w:after="0"/>
         <w:ind w:left="480" w:hanging="480"/>
-        <w:spacing w:before="0" w:after="180"/>
       </w:pPr>
       <w:r>
         <w:rPr>
@@ -13743,8 +13763,8 @@
     <w:p>
       <w:pPr>
         <w:pStyle w:val="BodyText"/>
+        <w:spacing w:before="0" w:after="0"/>
         <w:ind w:left="480" w:hanging="480"/>
-        <w:spacing w:after="0"/>
       </w:pPr>
       <w:r>
         <w:rPr>
@@ -13768,8 +13788,8 @@
     <w:p>
       <w:pPr>
         <w:pStyle w:val="BodyText"/>
+        <w:spacing w:before="0" w:after="0"/>
         <w:ind w:left="480" w:hanging="480"/>
-        <w:spacing w:before="0" w:after="0"/>
       </w:pPr>
       <w:r>
         <w:rPr>
@@ -13793,8 +13813,8 @@
     <w:p>
       <w:pPr>
         <w:pStyle w:val="BodyText"/>
+        <w:spacing w:before="0" w:after="0"/>
         <w:ind w:left="480" w:hanging="480"/>
-        <w:spacing w:before="0" w:after="0"/>
       </w:pPr>
       <w:r>
         <w:rPr>
@@ -13818,8 +13838,8 @@
     <w:p>
       <w:pPr>
         <w:pStyle w:val="BodyText"/>
+        <w:spacing w:before="0" w:after="0"/>
         <w:ind w:left="480" w:hanging="480"/>
-        <w:spacing w:before="0" w:after="180"/>
       </w:pPr>
       <w:r>
         <w:rPr>
@@ -50265,6 +50285,14 @@
       <w:tblPr>
         <w:tblStyle w:val="Table"/>
         <w:tblW w:type="auto" w:w="0"/>
+        <w:tblBorders>
+          <w:top w:val="single" w:sz="12" w:space="0" w:color="000000"/>
+          <w:left w:val="none" w:sz="0" w:space="0" w:color="auto"/>
+          <w:bottom w:val="single" w:sz="12" w:space="0" w:color="000000"/>
+          <w:right w:val="none" w:sz="0" w:space="0" w:color="auto"/>
+          <w:insideH w:val="none" w:sz="0" w:space="0" w:color="auto"/>
+          <w:insideV w:val="none" w:sz="0" w:space="0" w:color="auto"/>
+        </w:tblBorders>
         <w:tblLook w:firstRow="1" w:lastRow="0" w:firstColumn="0" w:lastColumn="0" w:noHBand="0" w:noVBand="0" w:val="0020"/>
       </w:tblPr>
       <w:tblGrid>
@@ -50278,7 +50306,11 @@
           <w:tblHeader w:val="on"/>
         </w:trPr>
         <w:tc>
-          <w:tcPr/>
+          <w:tcPr>
+            <w:tcBorders>
+              <w:bottom w:val="single" w:sz="8" w:space="0" w:color="000000"/>
+            </w:tcBorders>
+          </w:tcPr>
           <w:p>
             <w:pPr>
               <w:pStyle w:val="Compact"/>
@@ -50294,7 +50326,11 @@
           </w:p>
         </w:tc>
         <w:tc>
-          <w:tcPr/>
+          <w:tcPr>
+            <w:tcBorders>
+              <w:bottom w:val="single" w:sz="8" w:space="0" w:color="000000"/>
+            </w:tcBorders>
+          </w:tcPr>
           <w:p>
             <w:pPr>
               <w:pStyle w:val="Compact"/>
@@ -50317,7 +50353,11 @@
           </w:p>
         </w:tc>
         <w:tc>
-          <w:tcPr/>
+          <w:tcPr>
+            <w:tcBorders>
+              <w:bottom w:val="single" w:sz="8" w:space="0" w:color="000000"/>
+            </w:tcBorders>
+          </w:tcPr>
           <w:p>
             <w:pPr>
               <w:pStyle w:val="Compact"/>
@@ -50340,7 +50380,11 @@
           </w:p>
         </w:tc>
         <w:tc>
-          <w:tcPr/>
+          <w:tcPr>
+            <w:tcBorders>
+              <w:bottom w:val="single" w:sz="8" w:space="0" w:color="000000"/>
+            </w:tcBorders>
+          </w:tcPr>
           <w:p>
             <w:pPr>
               <w:pStyle w:val="Compact"/>
@@ -54082,6 +54126,14 @@
       <w:tblPr>
         <w:tblStyle w:val="Table"/>
         <w:tblW w:type="auto" w:w="0"/>
+        <w:tblBorders>
+          <w:top w:val="single" w:sz="12" w:space="0" w:color="000000"/>
+          <w:left w:val="none" w:sz="0" w:space="0" w:color="auto"/>
+          <w:bottom w:val="single" w:sz="12" w:space="0" w:color="000000"/>
+          <w:right w:val="none" w:sz="0" w:space="0" w:color="auto"/>
+          <w:insideH w:val="none" w:sz="0" w:space="0" w:color="auto"/>
+          <w:insideV w:val="none" w:sz="0" w:space="0" w:color="auto"/>
+        </w:tblBorders>
         <w:tblLook w:firstRow="1" w:lastRow="0" w:firstColumn="0" w:lastColumn="0" w:noHBand="0" w:noVBand="0" w:val="0020"/>
       </w:tblPr>
       <w:tblGrid>
@@ -54095,7 +54147,11 @@
           <w:tblHeader w:val="on"/>
         </w:trPr>
         <w:tc>
-          <w:tcPr/>
+          <w:tcPr>
+            <w:tcBorders>
+              <w:bottom w:val="single" w:sz="8" w:space="0" w:color="000000"/>
+            </w:tcBorders>
+          </w:tcPr>
           <w:p>
             <w:pPr>
               <w:pStyle w:val="Compact"/>
@@ -54111,7 +54167,11 @@
           </w:p>
         </w:tc>
         <w:tc>
-          <w:tcPr/>
+          <w:tcPr>
+            <w:tcBorders>
+              <w:bottom w:val="single" w:sz="8" w:space="0" w:color="000000"/>
+            </w:tcBorders>
+          </w:tcPr>
           <w:p>
             <w:pPr>
               <w:pStyle w:val="Compact"/>
@@ -54127,7 +54187,11 @@
           </w:p>
         </w:tc>
         <w:tc>
-          <w:tcPr/>
+          <w:tcPr>
+            <w:tcBorders>
+              <w:bottom w:val="single" w:sz="8" w:space="0" w:color="000000"/>
+            </w:tcBorders>
+          </w:tcPr>
           <w:p>
             <w:pPr>
               <w:pStyle w:val="Compact"/>
@@ -54143,7 +54207,11 @@
           </w:p>
         </w:tc>
         <w:tc>
-          <w:tcPr/>
+          <w:tcPr>
+            <w:tcBorders>
+              <w:bottom w:val="single" w:sz="8" w:space="0" w:color="000000"/>
+            </w:tcBorders>
+          </w:tcPr>
           <w:p>
             <w:pPr>
               <w:pStyle w:val="Compact"/>
@@ -60528,6 +60596,14 @@
       <w:tblPr>
         <w:tblStyle w:val="Table"/>
         <w:tblW w:type="auto" w:w="0"/>
+        <w:tblBorders>
+          <w:top w:val="single" w:sz="12" w:space="0" w:color="000000"/>
+          <w:left w:val="none" w:sz="0" w:space="0" w:color="auto"/>
+          <w:bottom w:val="single" w:sz="12" w:space="0" w:color="000000"/>
+          <w:right w:val="none" w:sz="0" w:space="0" w:color="auto"/>
+          <w:insideH w:val="none" w:sz="0" w:space="0" w:color="auto"/>
+          <w:insideV w:val="none" w:sz="0" w:space="0" w:color="auto"/>
+        </w:tblBorders>
         <w:tblLook w:firstRow="1" w:lastRow="0" w:firstColumn="0" w:lastColumn="0" w:noHBand="0" w:noVBand="0" w:val="0020"/>
       </w:tblPr>
       <w:tblGrid>
@@ -60540,7 +60616,11 @@
           <w:tblHeader w:val="on"/>
         </w:trPr>
         <w:tc>
-          <w:tcPr/>
+          <w:tcPr>
+            <w:tcBorders>
+              <w:bottom w:val="single" w:sz="8" w:space="0" w:color="000000"/>
+            </w:tcBorders>
+          </w:tcPr>
           <w:p>
             <w:pPr>
               <w:pStyle w:val="Compact"/>
@@ -60563,7 +60643,11 @@
           </w:p>
         </w:tc>
         <w:tc>
-          <w:tcPr/>
+          <w:tcPr>
+            <w:tcBorders>
+              <w:bottom w:val="single" w:sz="8" w:space="0" w:color="000000"/>
+            </w:tcBorders>
+          </w:tcPr>
           <w:p>
             <w:pPr>
               <w:pStyle w:val="Compact"/>
@@ -60579,7 +60663,11 @@
           </w:p>
         </w:tc>
         <w:tc>
-          <w:tcPr/>
+          <w:tcPr>
+            <w:tcBorders>
+              <w:bottom w:val="single" w:sz="8" w:space="0" w:color="000000"/>
+            </w:tcBorders>
+          </w:tcPr>
           <w:p>
             <w:pPr>
               <w:pStyle w:val="Compact"/>
@@ -63734,7 +63822,7 @@
     <ns0:rPr>
       <ns0:rFonts ns0:ascii="Times New Roman" ns0:cs="Times New Roman" ns0:eastAsia="SimHei" ns0:hAnsi="Times New Roman"/>
       <ns0:b/>
-      <ns0:color ns0:val="17324D"/>
+      <ns0:color ns0:val="000000"/>
       <ns0:sz ns0:val="44"/>
       <ns0:szCs ns0:val="56"/>
     </ns0:rPr>
@@ -63876,7 +63964,7 @@
     <ns0:rPr>
       <ns0:rFonts ns0:ascii="Times New Roman" ns0:cs="Times New Roman" ns0:eastAsia="SimHei" ns0:hAnsi="Times New Roman"/>
       <ns0:b/>
-      <ns0:color ns0:val="17324D"/>
+      <ns0:color ns0:val="000000"/>
       <ns0:sz ns0:val="32"/>
       <ns0:szCs ns0:val="40"/>
     </ns0:rPr>
@@ -63900,7 +63988,7 @@
     <ns0:rPr>
       <ns0:rFonts ns0:ascii="Times New Roman" ns0:cs="Times New Roman" ns0:eastAsia="SimHei" ns0:hAnsi="Times New Roman"/>
       <ns0:b/>
-      <ns0:color ns0:val="17324D"/>
+      <ns0:color ns0:val="000000"/>
       <ns0:sz ns0:val="28"/>
       <ns0:szCs ns0:val="32"/>
     </ns0:rPr>
@@ -63924,7 +64012,7 @@
     <ns0:rPr>
       <ns0:rFonts ns0:ascii="Times New Roman" ns0:cs="Times New Roman" ns0:eastAsia="SimHei" ns0:hAnsi="Times New Roman"/>
       <ns0:b/>
-      <ns0:color ns0:val="17324D"/>
+      <ns0:color ns0:val="000000"/>
       <ns0:sz ns0:val="25"/>
       <ns0:szCs ns0:val="28"/>
     </ns0:rPr>

--- a/00-首页/题组Word/第一轮·竞赛教材版/第一轮原理·1-化学计量与气体（教师版）.docx
+++ b/00-首页/题组Word/第一轮·竞赛教材版/第一轮原理·1-化学计量与气体（教师版）.docx
@@ -40,6 +40,270 @@
         <w:t>练习</w:t>
       </w:r>
     </w:p>
+    <w:p>
+      <w:pPr>
+        <w:pStyle w:val="BlockText"/>
+        <w:ind w:firstLine="420"/>
+      </w:pPr>
+      <w:r>
+        <w:rPr>
+          <w:rFonts w:hint="eastAsia" w:ascii="Times New Roman" w:hAnsi="Times New Roman" w:eastAsia="FangSong" w:cs="Times New Roman"/>
+          <w:b/>
+          <w:bCs/>
+        </w:rPr>
+        <w:t xml:space="preserve">题源</w:t>
+      </w:r>
+      <w:r>
+        <w:rPr>
+          <w:rFonts w:hint="eastAsia" w:ascii="Times New Roman" w:hAnsi="Times New Roman" w:eastAsia="Times New Roman" w:cs="Times New Roman"/>
+        </w:rPr>
+        <w:t>：</w:t>
+      </w:r>
+      <w:r>
+        <w:rPr>
+          <w:rFonts w:hint="eastAsia" w:ascii="Times New Roman" w:hAnsi="Times New Roman" w:eastAsia="FangSong" w:cs="Times New Roman"/>
+        </w:rPr>
+        <w:t>竞赛导向题集</w:t>
+      </w:r>
+      <w:r>
+        <w:rPr>
+          <w:rFonts w:hint="eastAsia" w:ascii="Times New Roman" w:hAnsi="Times New Roman" w:eastAsia="Times New Roman" w:cs="Times New Roman"/>
+        </w:rPr>
+        <w:t>（</w:t>
+      </w:r>
+      <w:r>
+        <w:rPr>
+          <w:rFonts w:hint="eastAsia" w:ascii="Times New Roman" w:hAnsi="Times New Roman" w:eastAsia="FangSong" w:cs="Times New Roman"/>
+        </w:rPr>
+        <w:t>真题</w:t>
+      </w:r>
+      <w:r>
+        <w:rPr>
+          <w:rFonts w:hint="eastAsia" w:ascii="Times New Roman" w:hAnsi="Times New Roman" w:eastAsia="Times New Roman" w:cs="Times New Roman"/>
+        </w:rPr>
+        <w:t>／</w:t>
+      </w:r>
+      <w:r>
+        <w:rPr>
+          <w:rFonts w:hint="eastAsia" w:ascii="Times New Roman" w:hAnsi="Times New Roman" w:eastAsia="FangSong" w:cs="Times New Roman"/>
+        </w:rPr>
+        <w:t>专项卷</w:t>
+      </w:r>
+      <w:r>
+        <w:rPr>
+          <w:rFonts w:hint="eastAsia" w:ascii="Times New Roman" w:hAnsi="Times New Roman" w:eastAsia="Times New Roman" w:cs="Times New Roman"/>
+        </w:rPr>
+        <w:t>／</w:t>
+      </w:r>
+      <w:r>
+        <w:rPr>
+          <w:rFonts w:hint="eastAsia" w:ascii="Times New Roman" w:hAnsi="Times New Roman" w:eastAsia="FangSong" w:cs="Times New Roman"/>
+        </w:rPr>
+        <w:t>竞赛教程</w:t>
+      </w:r>
+      <w:r>
+        <w:rPr>
+          <w:rFonts w:hint="eastAsia" w:ascii="Times New Roman" w:hAnsi="Times New Roman" w:eastAsia="Times New Roman" w:cs="Times New Roman"/>
+        </w:rPr>
+        <w:t>／</w:t>
+      </w:r>
+      <w:r>
+        <w:rPr>
+          <w:rFonts w:hint="eastAsia" w:ascii="Times New Roman" w:hAnsi="Times New Roman" w:eastAsia="FangSong" w:cs="Times New Roman"/>
+        </w:rPr>
+        <w:t>竞赛讲义</w:t>
+      </w:r>
+      <w:r>
+        <w:rPr>
+          <w:rFonts w:hint="eastAsia" w:ascii="Times New Roman" w:hAnsi="Times New Roman" w:eastAsia="Times New Roman" w:cs="Times New Roman"/>
+        </w:rPr>
+        <w:t>），</w:t>
+      </w:r>
+      <w:r>
+        <w:rPr>
+          <w:rFonts w:hint="eastAsia" w:ascii="Times New Roman" w:hAnsi="Times New Roman" w:eastAsia="FangSong" w:cs="Times New Roman"/>
+        </w:rPr>
+        <w:t>不含大学教材课后习题</w:t>
+      </w:r>
+      <w:r>
+        <w:rPr>
+          <w:rFonts w:hint="eastAsia" w:ascii="Times New Roman" w:hAnsi="Times New Roman" w:eastAsia="Times New Roman" w:cs="Times New Roman"/>
+        </w:rPr>
+        <w:t>。</w:t>
+      </w:r>
+      <w:r>
+        <w:rPr>
+          <w:rFonts w:ascii="Times New Roman" w:hAnsi="Times New Roman" w:eastAsia="Times New Roman" w:cs="Times New Roman"/>
+        </w:rPr>
+        <w:t xml:space="preserve"> </w:t>
+      </w:r>
+      <w:r>
+        <w:rPr>
+          <w:rFonts w:hint="eastAsia" w:ascii="Times New Roman" w:hAnsi="Times New Roman" w:eastAsia="FangSong" w:cs="Times New Roman"/>
+          <w:b/>
+          <w:bCs/>
+        </w:rPr>
+        <w:t xml:space="preserve">难度分布</w:t>
+      </w:r>
+      <w:r>
+        <w:rPr>
+          <w:rFonts w:hint="eastAsia" w:ascii="Times New Roman" w:hAnsi="Times New Roman" w:eastAsia="Times New Roman" w:cs="Times New Roman"/>
+        </w:rPr>
+        <w:t>：</w:t>
+      </w:r>
+      <w:r>
+        <w:rPr>
+          <w:rFonts w:hint="eastAsia" w:ascii="Times New Roman" w:hAnsi="Times New Roman" w:eastAsia="FangSong" w:cs="Times New Roman"/>
+        </w:rPr>
+        <w:t>基础</w:t>
+      </w:r>
+      <w:r>
+        <w:rPr>
+          <w:rFonts w:hint="eastAsia" w:ascii="Times New Roman" w:hAnsi="Times New Roman" w:eastAsia="Times New Roman" w:cs="Times New Roman"/>
+        </w:rPr>
+        <w:t>（≤2）2</w:t>
+      </w:r>
+      <w:r>
+        <w:rPr>
+          <w:rFonts w:ascii="Times New Roman" w:hAnsi="Times New Roman" w:eastAsia="Times New Roman" w:cs="Times New Roman"/>
+        </w:rPr>
+        <w:t xml:space="preserve"> </w:t>
+      </w:r>
+      <w:r>
+        <w:rPr>
+          <w:rFonts w:hint="eastAsia" w:ascii="Times New Roman" w:hAnsi="Times New Roman" w:eastAsia="FangSong" w:cs="Times New Roman"/>
+        </w:rPr>
+        <w:t xml:space="preserve">题</w:t>
+      </w:r>
+      <w:r>
+        <w:rPr>
+          <w:rFonts w:ascii="Times New Roman" w:hAnsi="Times New Roman" w:eastAsia="Times New Roman" w:cs="Times New Roman"/>
+        </w:rPr>
+        <w:t xml:space="preserve"> + </w:t>
+      </w:r>
+      <w:r>
+        <w:rPr>
+          <w:rFonts w:hint="eastAsia" w:ascii="Times New Roman" w:hAnsi="Times New Roman" w:eastAsia="FangSong" w:cs="Times New Roman"/>
+        </w:rPr>
+        <w:t>进阶</w:t>
+      </w:r>
+      <w:r>
+        <w:rPr>
+          <w:rFonts w:hint="eastAsia" w:ascii="Times New Roman" w:hAnsi="Times New Roman" w:eastAsia="Times New Roman" w:cs="Times New Roman"/>
+        </w:rPr>
+        <w:t>（=3）18</w:t>
+      </w:r>
+      <w:r>
+        <w:rPr>
+          <w:rFonts w:ascii="Times New Roman" w:hAnsi="Times New Roman" w:eastAsia="Times New Roman" w:cs="Times New Roman"/>
+        </w:rPr>
+        <w:t xml:space="preserve"> </w:t>
+      </w:r>
+      <w:r>
+        <w:rPr>
+          <w:rFonts w:hint="eastAsia" w:ascii="Times New Roman" w:hAnsi="Times New Roman" w:eastAsia="FangSong" w:cs="Times New Roman"/>
+        </w:rPr>
+        <w:t xml:space="preserve">题</w:t>
+      </w:r>
+      <w:r>
+        <w:rPr>
+          <w:rFonts w:ascii="Times New Roman" w:hAnsi="Times New Roman" w:eastAsia="Times New Roman" w:cs="Times New Roman"/>
+        </w:rPr>
+        <w:t xml:space="preserve"> + </w:t>
+      </w:r>
+      <w:r>
+        <w:rPr>
+          <w:rFonts w:hint="eastAsia" w:ascii="Times New Roman" w:hAnsi="Times New Roman" w:eastAsia="FangSong" w:cs="Times New Roman"/>
+        </w:rPr>
+        <w:t>挑战</w:t>
+      </w:r>
+      <w:r>
+        <w:rPr>
+          <w:rFonts w:hint="eastAsia" w:ascii="Times New Roman" w:hAnsi="Times New Roman" w:eastAsia="Times New Roman" w:cs="Times New Roman"/>
+        </w:rPr>
+        <w:t>（≥4）20</w:t>
+      </w:r>
+      <w:r>
+        <w:rPr>
+          <w:rFonts w:ascii="Times New Roman" w:hAnsi="Times New Roman" w:eastAsia="Times New Roman" w:cs="Times New Roman"/>
+        </w:rPr>
+        <w:t xml:space="preserve"> </w:t>
+      </w:r>
+      <w:r>
+        <w:rPr>
+          <w:rFonts w:hint="eastAsia" w:ascii="Times New Roman" w:hAnsi="Times New Roman" w:eastAsia="FangSong" w:cs="Times New Roman"/>
+        </w:rPr>
+        <w:t>题</w:t>
+      </w:r>
+      <w:r>
+        <w:rPr>
+          <w:rFonts w:hint="eastAsia" w:ascii="Times New Roman" w:hAnsi="Times New Roman" w:eastAsia="Times New Roman" w:cs="Times New Roman"/>
+        </w:rPr>
+        <w:t>，</w:t>
+      </w:r>
+      <w:r>
+        <w:rPr>
+          <w:rFonts w:hint="eastAsia" w:ascii="Times New Roman" w:hAnsi="Times New Roman" w:eastAsia="FangSong" w:cs="Times New Roman"/>
+        </w:rPr>
+        <w:t>共</w:t>
+      </w:r>
+      <w:r>
+        <w:rPr>
+          <w:rFonts w:ascii="Times New Roman" w:hAnsi="Times New Roman" w:eastAsia="Times New Roman" w:cs="Times New Roman"/>
+        </w:rPr>
+        <w:t xml:space="preserve"> 40 </w:t>
+      </w:r>
+      <w:r>
+        <w:rPr>
+          <w:rFonts w:hint="eastAsia" w:ascii="Times New Roman" w:hAnsi="Times New Roman" w:eastAsia="FangSong" w:cs="Times New Roman"/>
+        </w:rPr>
+        <w:t>题</w:t>
+      </w:r>
+      <w:r>
+        <w:rPr>
+          <w:rFonts w:hint="eastAsia" w:ascii="Times New Roman" w:hAnsi="Times New Roman" w:eastAsia="Times New Roman" w:cs="Times New Roman"/>
+        </w:rPr>
+        <w:t>。</w:t>
+      </w:r>
+      <w:r>
+        <w:rPr>
+          <w:rFonts w:ascii="Times New Roman" w:hAnsi="Times New Roman" w:eastAsia="Times New Roman" w:cs="Times New Roman"/>
+        </w:rPr>
+        <w:t xml:space="preserve"> </w:t>
+      </w:r>
+      <w:r>
+        <w:rPr>
+          <w:rFonts w:hint="eastAsia" w:ascii="Times New Roman" w:hAnsi="Times New Roman" w:eastAsia="FangSong" w:cs="Times New Roman"/>
+          <w:b/>
+          <w:bCs/>
+        </w:rPr>
+        <w:t xml:space="preserve">学生版</w:t>
+      </w:r>
+      <w:r>
+        <w:rPr>
+          <w:rFonts w:hint="eastAsia" w:ascii="Times New Roman" w:hAnsi="Times New Roman" w:eastAsia="FangSong" w:cs="Times New Roman"/>
+        </w:rPr>
+        <w:t>同题号同序</w:t>
+      </w:r>
+      <w:r>
+        <w:rPr>
+          <w:rFonts w:hint="eastAsia" w:ascii="Times New Roman" w:hAnsi="Times New Roman" w:eastAsia="Times New Roman" w:cs="Times New Roman"/>
+        </w:rPr>
+        <w:t>，</w:t>
+      </w:r>
+      <w:r>
+        <w:rPr>
+          <w:rFonts w:hint="eastAsia" w:ascii="Times New Roman" w:hAnsi="Times New Roman" w:eastAsia="FangSong" w:cs="Times New Roman"/>
+        </w:rPr>
+        <w:t>可直接印发</w:t>
+      </w:r>
+      <w:r>
+        <w:rPr>
+          <w:rFonts w:hint="eastAsia" w:ascii="Times New Roman" w:hAnsi="Times New Roman" w:eastAsia="Times New Roman" w:cs="Times New Roman"/>
+        </w:rPr>
+        <w:t>。</w:t>
+      </w:r>
+    </w:p>
     <w:bookmarkStart w:id="9" w:name="难度总览"/>
     <w:p>
       <w:pPr>
@@ -57,15 +321,16 @@
       <w:tblPr>
         <w:tblStyle w:val="Table"/>
         <w:tblW w:type="auto" w:w="0"/>
+        <w:tblLook w:firstRow="1" w:lastRow="0" w:firstColumn="0" w:lastColumn="0" w:noHBand="0" w:noVBand="0" w:val="0020"/>
+        <w:jc w:val="center"/>
         <w:tblBorders>
-          <w:top w:val="single" w:sz="12" w:space="0" w:color="000000"/>
-          <w:left w:val="none" w:sz="0" w:space="0" w:color="auto"/>
-          <w:bottom w:val="single" w:sz="12" w:space="0" w:color="000000"/>
-          <w:right w:val="none" w:sz="0" w:space="0" w:color="auto"/>
-          <w:insideH w:val="none" w:sz="0" w:space="0" w:color="auto"/>
-          <w:insideV w:val="none" w:sz="0" w:space="0" w:color="auto"/>
+          <w:top w:val="single" w:sz="12" w:space="0" w:color="333333"/>
+          <w:bottom w:val="single" w:sz="12" w:space="0" w:color="333333"/>
+          <w:left w:val="none"/>
+          <w:right w:val="none"/>
+          <w:insideH w:val="none"/>
+          <w:insideV w:val="none"/>
         </w:tblBorders>
-        <w:tblLook w:firstRow="1" w:lastRow="0" w:firstColumn="0" w:lastColumn="0" w:noHBand="0" w:noVBand="0" w:val="0020"/>
       </w:tblPr>
       <w:tblGrid>
         <w:gridCol w:w="2640"/>
@@ -79,7 +344,7 @@
         <w:tc>
           <w:tcPr>
             <w:tcBorders>
-              <w:bottom w:val="single" w:sz="8" w:space="0" w:color="000000"/>
+              <w:bottom w:val="single" w:sz="6" w:space="0" w:color="333333"/>
             </w:tcBorders>
           </w:tcPr>
           <w:p>
@@ -99,7 +364,7 @@
         <w:tc>
           <w:tcPr>
             <w:tcBorders>
-              <w:bottom w:val="single" w:sz="8" w:space="0" w:color="000000"/>
+              <w:bottom w:val="single" w:sz="6" w:space="0" w:color="333333"/>
             </w:tcBorders>
           </w:tcPr>
           <w:p>
@@ -119,7 +384,7 @@
         <w:tc>
           <w:tcPr>
             <w:tcBorders>
-              <w:bottom w:val="single" w:sz="8" w:space="0" w:color="000000"/>
+              <w:bottom w:val="single" w:sz="6" w:space="0" w:color="333333"/>
             </w:tcBorders>
           </w:tcPr>
           <w:p>
@@ -331,6 +596,7 @@
     <w:p>
       <w:pPr>
         <w:pStyle w:val="BlockText"/>
+        <w:ind w:firstLine="420"/>
       </w:pPr>
       <w:r>
         <w:rPr>
@@ -366,6 +632,7 @@
     <w:p>
       <w:pPr>
         <w:pStyle w:val="FirstParagraph"/>
+        <w:ind w:firstLine="420"/>
       </w:pPr>
       <w:r>
         <w:rPr>
@@ -423,6 +690,7 @@
           <w:ilvl w:val="0"/>
           <w:numId w:val="1001"/>
         </w:numPr>
+        <w:ind w:firstLine="420"/>
       </w:pPr>
       <w:r>
         <w:rPr>
@@ -515,6 +783,7 @@
           <w:ilvl w:val="0"/>
           <w:numId w:val="1001"/>
         </w:numPr>
+        <w:ind w:firstLine="420"/>
       </w:pPr>
       <w:r>
         <w:rPr>
@@ -532,6 +801,11 @@
     <w:p>
       <w:pPr>
         <w:pStyle w:val="Compact"/>
+        <w:numPr>
+          <w:ilvl w:val="0"/>
+          <w:numId w:val="1002"/>
+        </w:numPr>
+        <w:ind w:firstLine="420"/>
       </w:pPr>
       <w:r>
         <w:rPr>
@@ -555,6 +829,11 @@
     <w:p>
       <w:pPr>
         <w:pStyle w:val="Compact"/>
+        <w:numPr>
+          <w:ilvl w:val="0"/>
+          <w:numId w:val="1002"/>
+        </w:numPr>
+        <w:ind w:firstLine="420"/>
       </w:pPr>
       <w:r>
         <w:rPr>
@@ -590,6 +869,11 @@
     <w:p>
       <w:pPr>
         <w:pStyle w:val="Compact"/>
+        <w:numPr>
+          <w:ilvl w:val="0"/>
+          <w:numId w:val="1002"/>
+        </w:numPr>
+        <w:ind w:firstLine="420"/>
       </w:pPr>
       <w:r>
         <w:rPr>
@@ -625,6 +909,11 @@
     <w:p>
       <w:pPr>
         <w:pStyle w:val="Compact"/>
+        <w:numPr>
+          <w:ilvl w:val="0"/>
+          <w:numId w:val="1002"/>
+        </w:numPr>
+        <w:ind w:firstLine="420"/>
       </w:pPr>
       <w:r>
         <w:rPr>
@@ -648,6 +937,7 @@
     <w:p>
       <w:pPr>
         <w:pStyle w:val="FirstParagraph"/>
+        <w:ind w:firstLine="420"/>
       </w:pPr>
       <w:r>
         <w:rPr>
@@ -667,6 +957,7 @@
     <w:p>
       <w:pPr>
         <w:pStyle w:val="BodyText"/>
+        <w:ind w:firstLine="420"/>
       </w:pPr>
       <w:r>
         <w:rPr>
@@ -759,6 +1050,7 @@
           <w:ilvl w:val="0"/>
           <w:numId w:val="1003"/>
         </w:numPr>
+        <w:ind w:firstLine="420"/>
       </w:pPr>
       <w:r>
         <w:rPr>
@@ -901,6 +1193,7 @@
           <w:ilvl w:val="0"/>
           <w:numId w:val="1003"/>
         </w:numPr>
+        <w:ind w:firstLine="420"/>
       </w:pPr>
       <w:r>
         <w:rPr>
@@ -979,6 +1272,7 @@
     <w:p>
       <w:pPr>
         <w:pStyle w:val="FirstParagraph"/>
+        <w:ind w:firstLine="420"/>
       </w:pPr>
       <w:r>
         <w:rPr>
@@ -1006,6 +1300,11 @@
     <w:p>
       <w:pPr>
         <w:pStyle w:val="Compact"/>
+        <w:numPr>
+          <w:ilvl w:val="0"/>
+          <w:numId w:val="1004"/>
+        </w:numPr>
+        <w:ind w:firstLine="420"/>
       </w:pPr>
       <w:r>
         <w:rPr>
@@ -1043,6 +1342,11 @@
     <w:p>
       <w:pPr>
         <w:pStyle w:val="Compact"/>
+        <w:numPr>
+          <w:ilvl w:val="0"/>
+          <w:numId w:val="1004"/>
+        </w:numPr>
+        <w:ind w:firstLine="420"/>
       </w:pPr>
       <w:r>
         <w:rPr>
@@ -1080,6 +1384,11 @@
     <w:p>
       <w:pPr>
         <w:pStyle w:val="Compact"/>
+        <w:numPr>
+          <w:ilvl w:val="0"/>
+          <w:numId w:val="1004"/>
+        </w:numPr>
+        <w:ind w:firstLine="420"/>
       </w:pPr>
       <w:r>
         <w:rPr>
@@ -1117,6 +1426,11 @@
     <w:p>
       <w:pPr>
         <w:pStyle w:val="Compact"/>
+        <w:numPr>
+          <w:ilvl w:val="0"/>
+          <w:numId w:val="1004"/>
+        </w:numPr>
+        <w:ind w:firstLine="420"/>
       </w:pPr>
       <w:r>
         <w:rPr>
@@ -1154,6 +1468,7 @@
     <w:p>
       <w:pPr>
         <w:pStyle w:val="FirstParagraph"/>
+        <w:ind w:firstLine="420"/>
       </w:pPr>
       <w:r>
         <w:rPr>
@@ -1342,6 +1657,16 @@
           <w:rFonts w:hint="eastAsia" w:ascii="Times New Roman" w:hAnsi="Times New Roman" w:eastAsia="Times New Roman" w:cs="Times New Roman"/>
         </w:rPr>
         <w:t>。</w:t>
+      </w:r>
+    </w:p>
+    <w:p>
+      <w:pPr>
+        <w:spacing w:before="160" w:after="80"/>
+      </w:pPr>
+      <w:r>
+        <w:pict>
+          <v:rect style="width:0;height:1.5pt" o:hralign="center" o:hrstd="t" o:hr="t"/>
+        </w:pict>
       </w:r>
     </w:p>
     <w:p>
@@ -1383,6 +1708,7 @@
     <w:p>
       <w:pPr>
         <w:pStyle w:val="BlockText"/>
+        <w:ind w:firstLine="420"/>
       </w:pPr>
       <w:r>
         <w:rPr>
@@ -1418,6 +1744,7 @@
     <w:p>
       <w:pPr>
         <w:pStyle w:val="FirstParagraph"/>
+        <w:ind w:firstLine="420"/>
       </w:pPr>
       <w:r>
         <w:rPr>
@@ -1451,6 +1778,7 @@
           <w:ilvl w:val="0"/>
           <w:numId w:val="1005"/>
         </w:numPr>
+        <w:ind w:firstLine="420"/>
       </w:pPr>
       <w:r>
         <w:rPr>
@@ -1532,6 +1860,7 @@
           <w:ilvl w:val="0"/>
           <w:numId w:val="1005"/>
         </w:numPr>
+        <w:ind w:firstLine="420"/>
       </w:pPr>
       <w:r>
         <w:rPr>
@@ -1613,6 +1942,7 @@
           <w:ilvl w:val="0"/>
           <w:numId w:val="1005"/>
         </w:numPr>
+        <w:ind w:firstLine="420"/>
       </w:pPr>
       <w:r>
         <w:rPr>
@@ -1634,6 +1964,7 @@
           <w:ilvl w:val="0"/>
           <w:numId w:val="1005"/>
         </w:numPr>
+        <w:ind w:firstLine="420"/>
       </w:pPr>
       <w:r>
         <w:rPr>
@@ -1675,6 +2006,7 @@
     <w:p>
       <w:pPr>
         <w:pStyle w:val="FirstParagraph"/>
+        <w:ind w:firstLine="420"/>
       </w:pPr>
       <w:r>
         <w:rPr>
@@ -1694,6 +2026,7 @@
     <w:p>
       <w:pPr>
         <w:pStyle w:val="BodyText"/>
+        <w:ind w:firstLine="420"/>
       </w:pPr>
       <w:r>
         <w:rPr>
@@ -1837,6 +2170,7 @@
     <w:p>
       <w:pPr>
         <w:pStyle w:val="BodyText"/>
+        <w:ind w:firstLine="420"/>
       </w:pPr>
       <w:r>
         <w:rPr>
@@ -2066,6 +2400,7 @@
     <w:p>
       <w:pPr>
         <w:pStyle w:val="BodyText"/>
+        <w:ind w:firstLine="420"/>
       </w:pPr>
       <w:r>
         <w:rPr>
@@ -2149,6 +2484,7 @@
     <w:p>
       <w:pPr>
         <w:pStyle w:val="BodyText"/>
+        <w:ind w:firstLine="420"/>
       </w:pPr>
       <w:r>
         <w:rPr>
@@ -2232,6 +2568,7 @@
     <w:p>
       <w:pPr>
         <w:pStyle w:val="BodyText"/>
+        <w:ind w:firstLine="420"/>
       </w:pPr>
       <w:r>
         <w:rPr>
@@ -2252,6 +2589,16 @@
           <w:rFonts w:ascii="Times New Roman" w:hAnsi="Times New Roman" w:eastAsia="Times New Roman" w:cs="Times New Roman"/>
         </w:rPr>
         <w:t xml:space="preserve"> (2)✓ (3)✗ (4)✓。</w:t>
+      </w:r>
+    </w:p>
+    <w:p>
+      <w:pPr>
+        <w:spacing w:before="160" w:after="80"/>
+      </w:pPr>
+      <w:r>
+        <w:pict>
+          <v:rect style="width:0;height:1.5pt" o:hralign="center" o:hrstd="t" o:hr="t"/>
+        </w:pict>
       </w:r>
     </w:p>
     <w:p>
@@ -2293,6 +2640,7 @@
     <w:p>
       <w:pPr>
         <w:pStyle w:val="BlockText"/>
+        <w:ind w:firstLine="420"/>
       </w:pPr>
       <w:r>
         <w:rPr>
@@ -2316,6 +2664,7 @@
     <w:p>
       <w:pPr>
         <w:pStyle w:val="FirstParagraph"/>
+        <w:ind w:firstLine="420"/>
       </w:pPr>
       <w:r>
         <w:rPr>
@@ -2491,6 +2840,7 @@
     <w:p>
       <w:pPr>
         <w:pStyle w:val="BodyText"/>
+        <w:ind w:firstLine="420"/>
       </w:pPr>
       <w:r>
         <w:rPr>
@@ -2514,6 +2864,7 @@
     <w:p>
       <w:pPr>
         <w:pStyle w:val="BodyText"/>
+        <w:ind w:firstLine="420"/>
       </w:pPr>
       <w:r>
         <w:rPr>
@@ -2542,14 +2893,12 @@
     </w:p>
     <w:p>
       <w:pPr>
-        <w:pStyle w:val="BodyText"/>
-      </w:pPr>
-      <w:r>
-        <w:rPr>
-          <w:rFonts w:ascii="Times New Roman" w:hAnsi="Times New Roman" w:eastAsia="Times New Roman" w:cs="Times New Roman"/>
-        </w:rPr>
-        <w:t xml:space="preserve">10-1 </w:t>
-      </w:r>
+        <w:numPr>
+          <w:ilvl w:val="0"/>
+          <w:numId w:val="1006"/>
+        </w:numPr>
+        <w:ind w:firstLine="420"/>
+      </w:pPr>
       <w:r>
         <w:rPr>
           <w:rFonts w:hint="eastAsia" w:ascii="Times New Roman" w:hAnsi="Times New Roman" w:eastAsia="FangSong" w:cs="Times New Roman"/>
@@ -2753,14 +3102,12 @@
     </w:p>
     <w:p>
       <w:pPr>
-        <w:pStyle w:val="BodyText"/>
-      </w:pPr>
-      <w:r>
-        <w:rPr>
-          <w:rFonts w:ascii="Times New Roman" w:hAnsi="Times New Roman" w:eastAsia="Times New Roman" w:cs="Times New Roman"/>
-        </w:rPr>
-        <w:t xml:space="preserve">10-2 </w:t>
-      </w:r>
+        <w:numPr>
+          <w:ilvl w:val="0"/>
+          <w:numId w:val="1006"/>
+        </w:numPr>
+        <w:ind w:firstLine="420"/>
+      </w:pPr>
       <w:r>
         <w:rPr>
           <w:rFonts w:hint="eastAsia" w:ascii="Times New Roman" w:hAnsi="Times New Roman" w:eastAsia="FangSong" w:cs="Times New Roman"/>
@@ -2882,20 +3229,12 @@
     </w:p>
     <w:p>
       <w:pPr>
-        <w:pStyle w:val="BodyText"/>
-      </w:pPr>
-      <w:r>
-        <w:rPr>
-          <w:rFonts w:ascii="Times New Roman" w:hAnsi="Times New Roman" w:eastAsia="Times New Roman" w:cs="Times New Roman"/>
-        </w:rPr>
-        <w:t xml:space="preserve">10-3</w:t>
-      </w:r>
-      <w:r>
-        <w:rPr>
-          <w:rFonts w:ascii="Times New Roman" w:hAnsi="Times New Roman" w:eastAsia="Times New Roman" w:cs="Times New Roman"/>
-        </w:rPr>
-        <w:t xml:space="preserve"> </w:t>
-      </w:r>
+        <w:numPr>
+          <w:ilvl w:val="0"/>
+          <w:numId w:val="1006"/>
+        </w:numPr>
+        <w:ind w:firstLine="420"/>
+      </w:pPr>
       <m:oMath>
         <m:oMathPr>
           <m:ctrlPr>
@@ -2987,14 +3326,12 @@
     </w:p>
     <w:p>
       <w:pPr>
-        <w:pStyle w:val="BodyText"/>
-      </w:pPr>
-      <w:r>
-        <w:rPr>
-          <w:rFonts w:ascii="Times New Roman" w:hAnsi="Times New Roman" w:eastAsia="Times New Roman" w:cs="Times New Roman"/>
-        </w:rPr>
-        <w:t xml:space="preserve">10-4 </w:t>
-      </w:r>
+        <w:numPr>
+          <w:ilvl w:val="0"/>
+          <w:numId w:val="1006"/>
+        </w:numPr>
+        <w:ind w:firstLine="420"/>
+      </w:pPr>
       <w:r>
         <w:rPr>
           <w:rFonts w:hint="eastAsia" w:ascii="Times New Roman" w:hAnsi="Times New Roman" w:eastAsia="FangSong" w:cs="Times New Roman"/>
@@ -3116,14 +3453,12 @@
     </w:p>
     <w:p>
       <w:pPr>
-        <w:pStyle w:val="BodyText"/>
-      </w:pPr>
-      <w:r>
-        <w:rPr>
-          <w:rFonts w:ascii="Times New Roman" w:hAnsi="Times New Roman" w:eastAsia="Times New Roman" w:cs="Times New Roman"/>
-        </w:rPr>
-        <w:t xml:space="preserve">10-5 </w:t>
-      </w:r>
+        <w:numPr>
+          <w:ilvl w:val="0"/>
+          <w:numId w:val="1006"/>
+        </w:numPr>
+        <w:ind w:firstLine="420"/>
+      </w:pPr>
       <w:r>
         <w:rPr>
           <w:rFonts w:hint="eastAsia" w:ascii="Times New Roman" w:hAnsi="Times New Roman" w:eastAsia="FangSong" w:cs="Times New Roman"/>
@@ -3263,7 +3598,8 @@
     </w:p>
     <w:p>
       <w:pPr>
-        <w:pStyle w:val="BodyText"/>
+        <w:pStyle w:val="FirstParagraph"/>
+        <w:ind w:firstLine="420"/>
       </w:pPr>
       <w:r>
         <w:rPr>
@@ -3282,14 +3618,12 @@
     </w:p>
     <w:p>
       <w:pPr>
-        <w:pStyle w:val="BodyText"/>
-      </w:pPr>
-      <w:r>
-        <w:rPr>
-          <w:rFonts w:ascii="Times New Roman" w:hAnsi="Times New Roman" w:eastAsia="Times New Roman" w:cs="Times New Roman"/>
-        </w:rPr>
-        <w:t xml:space="preserve">10-1 </w:t>
-      </w:r>
+        <w:numPr>
+          <w:ilvl w:val="0"/>
+          <w:numId w:val="1007"/>
+        </w:numPr>
+        <w:ind w:firstLine="420"/>
+      </w:pPr>
       <w:r>
         <w:rPr>
           <w:rFonts w:hint="eastAsia" w:ascii="Times New Roman" w:hAnsi="Times New Roman" w:eastAsia="FangSong" w:cs="Times New Roman"/>
@@ -3305,20 +3639,12 @@
     </w:p>
     <w:p>
       <w:pPr>
-        <w:pStyle w:val="BodyText"/>
-      </w:pPr>
-      <w:r>
-        <w:rPr>
-          <w:rFonts w:ascii="Times New Roman" w:hAnsi="Times New Roman" w:eastAsia="Times New Roman" w:cs="Times New Roman"/>
-        </w:rPr>
-        <w:t xml:space="preserve">10-2</w:t>
-      </w:r>
-      <w:r>
-        <w:rPr>
-          <w:rFonts w:ascii="Times New Roman" w:hAnsi="Times New Roman" w:eastAsia="Times New Roman" w:cs="Times New Roman"/>
-        </w:rPr>
-        <w:t xml:space="preserve"> </w:t>
-      </w:r>
+        <w:numPr>
+          <w:ilvl w:val="0"/>
+          <w:numId w:val="1007"/>
+        </w:numPr>
+        <w:ind w:firstLine="420"/>
+      </w:pPr>
       <m:oMath>
         <m:oMathPr>
           <m:ctrlPr>
@@ -3662,14 +3988,12 @@
     </w:p>
     <w:p>
       <w:pPr>
-        <w:pStyle w:val="BodyText"/>
-      </w:pPr>
-      <w:r>
-        <w:rPr>
-          <w:rFonts w:ascii="Times New Roman" w:hAnsi="Times New Roman" w:eastAsia="Times New Roman" w:cs="Times New Roman"/>
-        </w:rPr>
-        <w:t xml:space="preserve">10-3 </w:t>
-      </w:r>
+        <w:numPr>
+          <w:ilvl w:val="0"/>
+          <w:numId w:val="1007"/>
+        </w:numPr>
+        <w:ind w:firstLine="420"/>
+      </w:pPr>
       <w:r>
         <w:rPr>
           <w:rFonts w:hint="eastAsia" w:ascii="Times New Roman" w:hAnsi="Times New Roman" w:eastAsia="FangSong" w:cs="Times New Roman"/>
@@ -3807,20 +4131,12 @@
     </w:p>
     <w:p>
       <w:pPr>
-        <w:pStyle w:val="BodyText"/>
-      </w:pPr>
-      <w:r>
-        <w:rPr>
-          <w:rFonts w:ascii="Times New Roman" w:hAnsi="Times New Roman" w:eastAsia="Times New Roman" w:cs="Times New Roman"/>
-        </w:rPr>
-        <w:t xml:space="preserve">10-4</w:t>
-      </w:r>
-      <w:r>
-        <w:rPr>
-          <w:rFonts w:ascii="Times New Roman" w:hAnsi="Times New Roman" w:eastAsia="Times New Roman" w:cs="Times New Roman"/>
-        </w:rPr>
-        <w:t xml:space="preserve"> </w:t>
-      </w:r>
+        <w:numPr>
+          <w:ilvl w:val="0"/>
+          <w:numId w:val="1007"/>
+        </w:numPr>
+        <w:ind w:firstLine="420"/>
+      </w:pPr>
       <m:oMath>
         <m:oMathPr>
           <m:ctrlPr>
@@ -4064,14 +4380,12 @@
     </w:p>
     <w:p>
       <w:pPr>
-        <w:pStyle w:val="BodyText"/>
-      </w:pPr>
-      <w:r>
-        <w:rPr>
-          <w:rFonts w:ascii="Times New Roman" w:hAnsi="Times New Roman" w:eastAsia="Times New Roman" w:cs="Times New Roman"/>
-        </w:rPr>
-        <w:t xml:space="preserve">10-5 </w:t>
-      </w:r>
+        <w:numPr>
+          <w:ilvl w:val="0"/>
+          <w:numId w:val="1007"/>
+        </w:numPr>
+        <w:ind w:firstLine="420"/>
+      </w:pPr>
       <w:r>
         <w:rPr>
           <w:rFonts w:hint="eastAsia" w:ascii="Times New Roman" w:hAnsi="Times New Roman" w:eastAsia="FangSong" w:cs="Times New Roman"/>
@@ -4263,7 +4577,8 @@
     </w:p>
     <w:p>
       <w:pPr>
-        <w:pStyle w:val="BodyText"/>
+        <w:pStyle w:val="FirstParagraph"/>
+        <w:ind w:firstLine="420"/>
       </w:pPr>
       <w:r>
         <w:rPr>
@@ -4935,14 +5250,12 @@
     </w:p>
     <w:p>
       <w:pPr>
-        <w:pStyle w:val="BodyText"/>
-      </w:pPr>
-      <w:r>
-        <w:rPr>
-          <w:rFonts w:ascii="Times New Roman" w:hAnsi="Times New Roman" w:eastAsia="Times New Roman" w:cs="Times New Roman"/>
-        </w:rPr>
-        <w:t xml:space="preserve">10-1 </w:t>
-      </w:r>
+        <w:numPr>
+          <w:ilvl w:val="0"/>
+          <w:numId w:val="1008"/>
+        </w:numPr>
+        <w:ind w:firstLine="420"/>
+      </w:pPr>
       <w:r>
         <w:rPr>
           <w:rFonts w:hint="eastAsia" w:ascii="Times New Roman" w:hAnsi="Times New Roman" w:eastAsia="Times New Roman" w:cs="Times New Roman"/>
@@ -5094,14 +5407,12 @@
     </w:p>
     <w:p>
       <w:pPr>
-        <w:pStyle w:val="BodyText"/>
-      </w:pPr>
-      <w:r>
-        <w:rPr>
-          <w:rFonts w:ascii="Times New Roman" w:hAnsi="Times New Roman" w:eastAsia="Times New Roman" w:cs="Times New Roman"/>
-        </w:rPr>
-        <w:t xml:space="preserve">10-2 </w:t>
-      </w:r>
+        <w:numPr>
+          <w:ilvl w:val="0"/>
+          <w:numId w:val="1008"/>
+        </w:numPr>
+        <w:ind w:firstLine="420"/>
+      </w:pPr>
       <w:r>
         <w:rPr>
           <w:rFonts w:hint="eastAsia" w:ascii="Times New Roman" w:hAnsi="Times New Roman" w:eastAsia="FangSong" w:cs="Times New Roman"/>
@@ -5322,7 +5633,7 @@
     </w:p>
     <w:p>
       <w:pPr>
-        <w:pStyle w:val="BodyText"/>
+        <w:pStyle w:val="FirstParagraph"/>
       </w:pPr>
       <m:oMathPara>
         <m:oMathParaPr>
@@ -5691,14 +6002,12 @@
     </w:p>
     <w:p>
       <w:pPr>
-        <w:pStyle w:val="FirstParagraph"/>
-      </w:pPr>
-      <w:r>
-        <w:rPr>
-          <w:rFonts w:ascii="Times New Roman" w:hAnsi="Times New Roman" w:eastAsia="Times New Roman" w:cs="Times New Roman"/>
-        </w:rPr>
-        <w:t xml:space="preserve">10-3 </w:t>
-      </w:r>
+        <w:numPr>
+          <w:ilvl w:val="0"/>
+          <w:numId w:val="1009"/>
+        </w:numPr>
+        <w:ind w:firstLine="420"/>
+      </w:pPr>
       <w:r>
         <w:rPr>
           <w:rFonts w:hint="eastAsia" w:ascii="Times New Roman" w:hAnsi="Times New Roman" w:eastAsia="FangSong" w:cs="Times New Roman"/>
@@ -5924,14 +6233,12 @@
     </w:p>
     <w:p>
       <w:pPr>
-        <w:pStyle w:val="BodyText"/>
-      </w:pPr>
-      <w:r>
-        <w:rPr>
-          <w:rFonts w:ascii="Times New Roman" w:hAnsi="Times New Roman" w:eastAsia="Times New Roman" w:cs="Times New Roman"/>
-        </w:rPr>
-        <w:t xml:space="preserve">10-4 </w:t>
-      </w:r>
+        <w:numPr>
+          <w:ilvl w:val="0"/>
+          <w:numId w:val="1009"/>
+        </w:numPr>
+        <w:ind w:firstLine="420"/>
+      </w:pPr>
       <w:r>
         <w:rPr>
           <w:rFonts w:hint="eastAsia" w:ascii="Times New Roman" w:hAnsi="Times New Roman" w:eastAsia="FangSong" w:cs="Times New Roman"/>
@@ -6380,7 +6687,7 @@
     </w:p>
     <w:p>
       <w:pPr>
-        <w:pStyle w:val="BodyText"/>
+        <w:pStyle w:val="FirstParagraph"/>
       </w:pPr>
       <m:oMathPara>
         <m:oMathParaPr>
@@ -6684,6 +6991,7 @@
     <w:p>
       <w:pPr>
         <w:pStyle w:val="FirstParagraph"/>
+        <w:ind w:firstLine="420"/>
       </w:pPr>
       <w:r>
         <w:rPr>
@@ -6758,14 +7066,13 @@
     </w:p>
     <w:p>
       <w:pPr>
-        <w:pStyle w:val="BodyText"/>
-      </w:pPr>
-      <w:r>
-        <w:rPr>
-          <w:rFonts w:ascii="Times New Roman" w:hAnsi="Times New Roman" w:eastAsia="Times New Roman" w:cs="Times New Roman"/>
-        </w:rPr>
-        <w:t xml:space="preserve">10-5 </w:t>
-      </w:r>
+        <w:pStyle w:val="Compact"/>
+        <w:numPr>
+          <w:ilvl w:val="0"/>
+          <w:numId w:val="1010"/>
+        </w:numPr>
+        <w:ind w:firstLine="420"/>
+      </w:pPr>
       <w:r>
         <w:rPr>
           <w:rFonts w:hint="eastAsia" w:ascii="Times New Roman" w:hAnsi="Times New Roman" w:eastAsia="FangSong" w:cs="Times New Roman"/>
@@ -7123,7 +7430,7 @@
     </w:p>
     <w:p>
       <w:pPr>
-        <w:pStyle w:val="BodyText"/>
+        <w:pStyle w:val="FirstParagraph"/>
       </w:pPr>
       <m:oMathPara>
         <m:oMathParaPr>
@@ -7262,6 +7569,7 @@
     <w:p>
       <w:pPr>
         <w:pStyle w:val="FirstParagraph"/>
+        <w:ind w:firstLine="420"/>
       </w:pPr>
       <w:r>
         <w:rPr>
@@ -7528,6 +7836,16 @@
         </w:pict>
       </w:r>
     </w:p>
+    <w:p>
+      <w:pPr>
+        <w:spacing w:before="160" w:after="80"/>
+      </w:pPr>
+      <w:r>
+        <w:pict>
+          <v:rect style="width:0;height:1.5pt" o:hralign="center" o:hrstd="t" o:hr="t"/>
+        </w:pict>
+      </w:r>
+    </w:p>
     <w:bookmarkEnd w:id="15"/>
     <w:bookmarkStart w:id="16" w:name="第4题"/>
     <w:p>
@@ -7557,6 +7875,7 @@
     <w:p>
       <w:pPr>
         <w:pStyle w:val="BlockText"/>
+        <w:ind w:firstLine="420"/>
       </w:pPr>
       <w:r>
         <w:rPr>
@@ -7592,6 +7911,7 @@
     <w:p>
       <w:pPr>
         <w:pStyle w:val="FirstParagraph"/>
+        <w:ind w:firstLine="420"/>
       </w:pPr>
       <w:r>
         <w:rPr>
@@ -7955,8 +8275,9 @@
         <w:pStyle w:val="Compact"/>
         <w:numPr>
           <w:ilvl w:val="0"/>
-          <w:numId w:val="1006"/>
+          <w:numId w:val="1011"/>
         </w:numPr>
+        <w:ind w:firstLine="420"/>
       </w:pPr>
       <w:r>
         <w:rPr>
@@ -7992,8 +8313,7 @@
     <w:p>
       <w:pPr>
         <w:pStyle w:val="FirstParagraph"/>
-        <w:spacing w:before="0" w:after="0"/>
-        <w:ind w:left="480" w:hanging="480"/>
+        <w:ind w:firstLine="420"/>
       </w:pPr>
       <w:r>
         <w:rPr>
@@ -8013,13 +8333,6 @@
         </w:rPr>
         <w:t xml:space="preserve"> </w:t>
       </w:r>
-    </w:p>
-    <w:p>
-      <w:pPr>
-        <w:pStyle w:val="FirstParagraph"/>
-        <w:spacing w:before="0" w:after="0"/>
-        <w:ind w:left="480" w:hanging="480"/>
-      </w:pPr>
       <w:r>
         <w:rPr>
           <w:rFonts w:ascii="Times New Roman" w:hAnsi="Times New Roman" w:eastAsia="Times New Roman" w:cs="Times New Roman"/>
@@ -8056,13 +8369,6 @@
         </w:rPr>
         <w:t xml:space="preserve"> </w:t>
       </w:r>
-    </w:p>
-    <w:p>
-      <w:pPr>
-        <w:pStyle w:val="FirstParagraph"/>
-        <w:spacing w:before="0" w:after="0"/>
-        <w:ind w:left="480" w:hanging="480"/>
-      </w:pPr>
       <w:r>
         <w:rPr>
           <w:rFonts w:ascii="Times New Roman" w:hAnsi="Times New Roman" w:eastAsia="Times New Roman" w:cs="Times New Roman"/>
@@ -8099,8 +8405,9 @@
         <w:pStyle w:val="Compact"/>
         <w:numPr>
           <w:ilvl w:val="0"/>
-          <w:numId w:val="1007"/>
+          <w:numId w:val="1012"/>
         </w:numPr>
+        <w:ind w:firstLine="420"/>
       </w:pPr>
       <w:r>
         <w:rPr>
@@ -8142,8 +8449,7 @@
     <w:p>
       <w:pPr>
         <w:pStyle w:val="FirstParagraph"/>
-        <w:spacing w:before="0" w:after="0"/>
-        <w:ind w:left="480" w:hanging="480"/>
+        <w:ind w:firstLine="420"/>
       </w:pPr>
       <w:r>
         <w:rPr>
@@ -8175,13 +8481,6 @@
         </w:rPr>
         <w:t xml:space="preserve"> </w:t>
       </w:r>
-    </w:p>
-    <w:p>
-      <w:pPr>
-        <w:pStyle w:val="FirstParagraph"/>
-        <w:spacing w:before="0" w:after="0"/>
-        <w:ind w:left="480" w:hanging="480"/>
-      </w:pPr>
       <w:r>
         <w:rPr>
           <w:rFonts w:ascii="Times New Roman" w:hAnsi="Times New Roman" w:eastAsia="Times New Roman" w:cs="Times New Roman"/>
@@ -8212,13 +8511,6 @@
         </w:rPr>
         <w:t xml:space="preserve"> </w:t>
       </w:r>
-    </w:p>
-    <w:p>
-      <w:pPr>
-        <w:pStyle w:val="FirstParagraph"/>
-        <w:spacing w:before="0" w:after="0"/>
-        <w:ind w:left="480" w:hanging="480"/>
-      </w:pPr>
       <w:r>
         <w:rPr>
           <w:rFonts w:ascii="Times New Roman" w:hAnsi="Times New Roman" w:eastAsia="Times New Roman" w:cs="Times New Roman"/>
@@ -8249,8 +8541,9 @@
         <w:pStyle w:val="Compact"/>
         <w:numPr>
           <w:ilvl w:val="0"/>
-          <w:numId w:val="1008"/>
+          <w:numId w:val="1013"/>
         </w:numPr>
+        <w:ind w:firstLine="420"/>
       </w:pPr>
       <w:r>
         <w:rPr>
@@ -8280,8 +8573,7 @@
     <w:p>
       <w:pPr>
         <w:pStyle w:val="FirstParagraph"/>
-        <w:spacing w:before="0" w:after="0"/>
-        <w:ind w:left="480" w:hanging="480"/>
+        <w:ind w:firstLine="420"/>
       </w:pPr>
       <w:r>
         <w:rPr>
@@ -8300,70 +8592,57 @@
           <w:rFonts w:ascii="Times New Roman" w:hAnsi="Times New Roman" w:eastAsia="Times New Roman" w:cs="Times New Roman"/>
         </w:rPr>
         <w:t xml:space="preserve"> </w:t>
+      </w:r>
+      <w:r>
+        <w:rPr>
+          <w:rFonts w:ascii="Times New Roman" w:hAnsi="Times New Roman" w:eastAsia="Times New Roman" w:cs="Times New Roman"/>
+        </w:rPr>
+        <w:t xml:space="preserve">B. </w:t>
+      </w:r>
+      <w:r>
+        <w:rPr>
+          <w:rFonts w:hint="eastAsia" w:ascii="Times New Roman" w:hAnsi="Times New Roman" w:eastAsia="FangSong" w:cs="Times New Roman"/>
+        </w:rPr>
+        <w:t xml:space="preserve">氡的电离能大</w:t>
+      </w:r>
+      <w:r>
+        <w:rPr>
+          <w:rFonts w:ascii="Times New Roman" w:hAnsi="Times New Roman" w:eastAsia="Times New Roman" w:cs="Times New Roman"/>
+        </w:rPr>
+        <w:t xml:space="preserve"> </w:t>
+      </w:r>
+      <w:r>
+        <w:rPr>
+          <w:rFonts w:ascii="Times New Roman" w:hAnsi="Times New Roman" w:eastAsia="Times New Roman" w:cs="Times New Roman"/>
+        </w:rPr>
+        <w:t xml:space="preserve">C. </w:t>
+      </w:r>
+      <w:r>
+        <w:rPr>
+          <w:rFonts w:hint="eastAsia" w:ascii="Times New Roman" w:hAnsi="Times New Roman" w:eastAsia="FangSong" w:cs="Times New Roman"/>
+        </w:rPr>
+        <w:t>氡是强放射性元素</w:t>
+      </w:r>
+      <w:r>
+        <w:rPr>
+          <w:rFonts w:hint="eastAsia" w:ascii="Times New Roman" w:hAnsi="Times New Roman" w:eastAsia="Times New Roman" w:cs="Times New Roman"/>
+        </w:rPr>
+        <w:t>,</w:t>
+      </w:r>
+      <w:r>
+        <w:rPr>
+          <w:rFonts w:hint="eastAsia" w:ascii="Times New Roman" w:hAnsi="Times New Roman" w:eastAsia="FangSong" w:cs="Times New Roman"/>
+        </w:rPr>
+        <w:t>无稳定的同位素</w:t>
       </w:r>
     </w:p>
     <w:p>
       <w:pPr>
-        <w:pStyle w:val="FirstParagraph"/>
-        <w:spacing w:before="0" w:after="0"/>
-        <w:ind w:left="480" w:hanging="480"/>
-      </w:pPr>
-      <w:r>
-        <w:rPr>
-          <w:rFonts w:ascii="Times New Roman" w:hAnsi="Times New Roman" w:eastAsia="Times New Roman" w:cs="Times New Roman"/>
-        </w:rPr>
-        <w:t xml:space="preserve">B. </w:t>
-      </w:r>
-      <w:r>
-        <w:rPr>
-          <w:rFonts w:hint="eastAsia" w:ascii="Times New Roman" w:hAnsi="Times New Roman" w:eastAsia="FangSong" w:cs="Times New Roman"/>
-        </w:rPr>
-        <w:t xml:space="preserve">氡的电离能大</w:t>
-      </w:r>
-      <w:r>
-        <w:rPr>
-          <w:rFonts w:ascii="Times New Roman" w:hAnsi="Times New Roman" w:eastAsia="Times New Roman" w:cs="Times New Roman"/>
-        </w:rPr>
-        <w:t xml:space="preserve"> </w:t>
-      </w:r>
-    </w:p>
-    <w:p>
-      <w:pPr>
-        <w:pStyle w:val="FirstParagraph"/>
-        <w:spacing w:before="0" w:after="0"/>
-        <w:ind w:left="480" w:hanging="480"/>
-      </w:pPr>
-      <w:r>
-        <w:rPr>
-          <w:rFonts w:ascii="Times New Roman" w:hAnsi="Times New Roman" w:eastAsia="Times New Roman" w:cs="Times New Roman"/>
-        </w:rPr>
-        <w:t xml:space="preserve">C. </w:t>
-      </w:r>
-      <w:r>
-        <w:rPr>
-          <w:rFonts w:hint="eastAsia" w:ascii="Times New Roman" w:hAnsi="Times New Roman" w:eastAsia="FangSong" w:cs="Times New Roman"/>
-        </w:rPr>
-        <w:t>氡是强放射性元素</w:t>
-      </w:r>
-      <w:r>
-        <w:rPr>
-          <w:rFonts w:hint="eastAsia" w:ascii="Times New Roman" w:hAnsi="Times New Roman" w:eastAsia="Times New Roman" w:cs="Times New Roman"/>
-        </w:rPr>
-        <w:t>,</w:t>
-      </w:r>
-      <w:r>
-        <w:rPr>
-          <w:rFonts w:hint="eastAsia" w:ascii="Times New Roman" w:hAnsi="Times New Roman" w:eastAsia="FangSong" w:cs="Times New Roman"/>
-        </w:rPr>
-        <w:t>无稳定的同位素</w:t>
-      </w:r>
-    </w:p>
-    <w:p>
-      <w:pPr>
         <w:numPr>
           <w:ilvl w:val="0"/>
-          <w:numId w:val="1009"/>
+          <w:numId w:val="1014"/>
         </w:numPr>
+        <w:ind w:firstLine="420"/>
       </w:pPr>
       <w:r>
         <w:rPr>
@@ -8459,8 +8738,9 @@
       <w:pPr>
         <w:numPr>
           <w:ilvl w:val="0"/>
-          <w:numId w:val="1009"/>
+          <w:numId w:val="1014"/>
         </w:numPr>
+        <w:ind w:firstLine="420"/>
       </w:pPr>
       <w:r>
         <w:rPr>
@@ -8526,6 +8806,7 @@
     <w:p>
       <w:pPr>
         <w:pStyle w:val="FirstParagraph"/>
+        <w:ind w:firstLine="420"/>
       </w:pPr>
       <w:r>
         <w:rPr>
@@ -8545,6 +8826,7 @@
     <w:p>
       <w:pPr>
         <w:pStyle w:val="BodyText"/>
+        <w:ind w:firstLine="420"/>
       </w:pPr>
       <w:r>
         <w:rPr>
@@ -8558,6 +8840,7 @@
     <w:p>
       <w:pPr>
         <w:pStyle w:val="BodyText"/>
+        <w:ind w:firstLine="420"/>
       </w:pPr>
       <w:r>
         <w:rPr>
@@ -8779,6 +9062,7 @@
     <w:p>
       <w:pPr>
         <w:pStyle w:val="BodyText"/>
+        <w:ind w:firstLine="420"/>
       </w:pPr>
       <w:r>
         <w:rPr>
@@ -8817,7 +9101,7 @@
       <w:pPr>
         <w:numPr>
           <w:ilvl w:val="0"/>
-          <w:numId w:val="1010"/>
+          <w:numId w:val="1015"/>
         </w:numPr>
       </w:pPr>
       <w:r>
@@ -8866,7 +9150,7 @@
       <w:pPr>
         <w:numPr>
           <w:ilvl w:val="0"/>
-          <w:numId w:val="1010"/>
+          <w:numId w:val="1015"/>
         </w:numPr>
       </w:pPr>
       <m:oMath>
@@ -9086,6 +9370,16 @@
         </w:pict>
       </w:r>
     </w:p>
+    <w:p>
+      <w:pPr>
+        <w:spacing w:before="160" w:after="80"/>
+      </w:pPr>
+      <w:r>
+        <w:pict>
+          <v:rect style="width:0;height:1.5pt" o:hralign="center" o:hrstd="t" o:hr="t"/>
+        </w:pict>
+      </w:r>
+    </w:p>
     <w:bookmarkEnd w:id="16"/>
     <w:bookmarkStart w:id="17" w:name="第5题"/>
     <w:p>
@@ -9115,6 +9409,7 @@
     <w:p>
       <w:pPr>
         <w:pStyle w:val="BlockText"/>
+        <w:ind w:firstLine="420"/>
       </w:pPr>
       <w:r>
         <w:rPr>
@@ -9150,6 +9445,7 @@
     <w:p>
       <w:pPr>
         <w:pStyle w:val="FirstParagraph"/>
+        <w:ind w:firstLine="420"/>
       </w:pPr>
       <w:r>
         <w:rPr>
@@ -9353,6 +9649,7 @@
     <w:p>
       <w:pPr>
         <w:pStyle w:val="BodyText"/>
+        <w:ind w:firstLine="420"/>
       </w:pPr>
       <w:r>
         <w:rPr>
@@ -9372,6 +9669,7 @@
     <w:p>
       <w:pPr>
         <w:pStyle w:val="BodyText"/>
+        <w:ind w:firstLine="420"/>
       </w:pPr>
       <w:r>
         <w:rPr>
@@ -9385,6 +9683,7 @@
     <w:p>
       <w:pPr>
         <w:pStyle w:val="BodyText"/>
+        <w:ind w:firstLine="420"/>
       </w:pPr>
       <w:r>
         <w:rPr>
@@ -10258,6 +10557,7 @@
     <w:p>
       <w:pPr>
         <w:pStyle w:val="BodyText"/>
+        <w:ind w:firstLine="420"/>
       </w:pPr>
       <w:r>
         <w:rPr>
@@ -10295,6 +10595,7 @@
     <w:p>
       <w:pPr>
         <w:pStyle w:val="BodyText"/>
+        <w:ind w:firstLine="420"/>
       </w:pPr>
       <m:oMath>
         <m:r>
@@ -10513,6 +10814,16 @@
         </w:pict>
       </w:r>
     </w:p>
+    <w:p>
+      <w:pPr>
+        <w:spacing w:before="160" w:after="80"/>
+      </w:pPr>
+      <w:r>
+        <w:pict>
+          <v:rect style="width:0;height:1.5pt" o:hralign="center" o:hrstd="t" o:hr="t"/>
+        </w:pict>
+      </w:r>
+    </w:p>
     <w:bookmarkEnd w:id="17"/>
     <w:bookmarkStart w:id="18" w:name="第6题"/>
     <w:p>
@@ -10542,6 +10853,7 @@
     <w:p>
       <w:pPr>
         <w:pStyle w:val="BlockText"/>
+        <w:ind w:firstLine="420"/>
       </w:pPr>
       <w:r>
         <w:rPr>
@@ -10577,6 +10889,7 @@
     <w:p>
       <w:pPr>
         <w:pStyle w:val="FirstParagraph"/>
+        <w:ind w:firstLine="420"/>
       </w:pPr>
       <w:r>
         <w:rPr>
@@ -10824,6 +11137,7 @@
     <w:p>
       <w:pPr>
         <w:pStyle w:val="BodyText"/>
+        <w:ind w:firstLine="420"/>
       </w:pPr>
       <w:r>
         <w:rPr>
@@ -10955,8 +11269,9 @@
       <w:pPr>
         <w:numPr>
           <w:ilvl w:val="0"/>
-          <w:numId w:val="1011"/>
+          <w:numId w:val="1016"/>
         </w:numPr>
+        <w:ind w:firstLine="420"/>
       </w:pPr>
       <w:r>
         <w:rPr>
@@ -11068,8 +11383,9 @@
       <w:pPr>
         <w:numPr>
           <w:ilvl w:val="0"/>
-          <w:numId w:val="1011"/>
+          <w:numId w:val="1016"/>
         </w:numPr>
+        <w:ind w:firstLine="420"/>
       </w:pPr>
       <m:oMath>
         <m:sSup>
@@ -11175,6 +11491,7 @@
     <w:p>
       <w:pPr>
         <w:pStyle w:val="FirstParagraph"/>
+        <w:ind w:firstLine="420"/>
       </w:pPr>
       <w:r>
         <w:rPr>
@@ -11194,6 +11511,7 @@
     <w:p>
       <w:pPr>
         <w:pStyle w:val="BodyText"/>
+        <w:ind w:firstLine="420"/>
       </w:pPr>
       <w:r>
         <w:rPr>
@@ -11207,6 +11525,7 @@
     <w:p>
       <w:pPr>
         <w:pStyle w:val="BodyText"/>
+        <w:ind w:firstLine="420"/>
       </w:pPr>
       <w:r>
         <w:rPr>
@@ -11575,6 +11894,7 @@
     <w:p>
       <w:pPr>
         <w:pStyle w:val="BodyText"/>
+        <w:ind w:firstLine="420"/>
       </w:pPr>
       <w:r>
         <w:rPr>
@@ -11614,7 +11934,7 @@
         <w:pStyle w:val="Compact"/>
         <w:numPr>
           <w:ilvl w:val="0"/>
-          <w:numId w:val="1012"/>
+          <w:numId w:val="1017"/>
         </w:numPr>
       </w:pPr>
       <w:r>
@@ -11622,6 +11942,16 @@
           <w:rFonts w:ascii="Times New Roman" w:hAnsi="Times New Roman" w:eastAsia="Times New Roman" w:cs="Times New Roman"/>
         </w:rPr>
         <w:t xml:space="preserve">1.30　(2) 1.43</w:t>
+      </w:r>
+    </w:p>
+    <w:p>
+      <w:pPr>
+        <w:spacing w:before="160" w:after="80"/>
+      </w:pPr>
+      <w:r>
+        <w:pict>
+          <v:rect style="width:0;height:1.5pt" o:hralign="center" o:hrstd="t" o:hr="t"/>
+        </w:pict>
       </w:r>
     </w:p>
     <w:p>
@@ -11663,6 +11993,7 @@
     <w:p>
       <w:pPr>
         <w:pStyle w:val="BlockText"/>
+        <w:ind w:firstLine="420"/>
       </w:pPr>
       <w:r>
         <w:rPr>
@@ -11698,6 +12029,7 @@
     <w:p>
       <w:pPr>
         <w:pStyle w:val="FirstParagraph"/>
+        <w:ind w:firstLine="420"/>
       </w:pPr>
       <w:r>
         <w:rPr>
@@ -11935,8 +12267,7 @@
     <w:p>
       <w:pPr>
         <w:pStyle w:val="BodyText"/>
-        <w:spacing w:before="0" w:after="0"/>
-        <w:ind w:left="480" w:hanging="480"/>
+        <w:ind w:firstLine="420"/>
       </w:pPr>
       <w:r>
         <w:rPr>
@@ -12020,13 +12351,6 @@
         </w:rPr>
         <w:t xml:space="preserve"> </w:t>
       </w:r>
-    </w:p>
-    <w:p>
-      <w:pPr>
-        <w:pStyle w:val="BodyText"/>
-        <w:spacing w:before="0" w:after="0"/>
-        <w:ind w:left="480" w:hanging="480"/>
-      </w:pPr>
       <w:r>
         <w:rPr>
           <w:rFonts w:ascii="Times New Roman" w:hAnsi="Times New Roman" w:eastAsia="Times New Roman" w:cs="Times New Roman"/>
@@ -12092,13 +12416,6 @@
         </w:rPr>
         <w:t xml:space="preserve"> </w:t>
       </w:r>
-    </w:p>
-    <w:p>
-      <w:pPr>
-        <w:pStyle w:val="BodyText"/>
-        <w:spacing w:before="0" w:after="0"/>
-        <w:ind w:left="480" w:hanging="480"/>
-      </w:pPr>
       <w:r>
         <w:rPr>
           <w:rFonts w:ascii="Times New Roman" w:hAnsi="Times New Roman" w:eastAsia="Times New Roman" w:cs="Times New Roman"/>
@@ -12182,13 +12499,6 @@
         </w:rPr>
         <w:t xml:space="preserve"> </w:t>
       </w:r>
-    </w:p>
-    <w:p>
-      <w:pPr>
-        <w:pStyle w:val="BodyText"/>
-        <w:spacing w:before="0" w:after="0"/>
-        <w:ind w:left="480" w:hanging="480"/>
-      </w:pPr>
       <w:r>
         <w:rPr>
           <w:rFonts w:ascii="Times New Roman" w:hAnsi="Times New Roman" w:eastAsia="Times New Roman" w:cs="Times New Roman"/>
@@ -12293,6 +12603,7 @@
     <w:p>
       <w:pPr>
         <w:pStyle w:val="BodyText"/>
+        <w:ind w:firstLine="420"/>
       </w:pPr>
       <w:r>
         <w:rPr>
@@ -12312,6 +12623,7 @@
     <w:p>
       <w:pPr>
         <w:pStyle w:val="BodyText"/>
+        <w:ind w:firstLine="420"/>
       </w:pPr>
       <w:r>
         <w:rPr>
@@ -12325,6 +12637,7 @@
     <w:p>
       <w:pPr>
         <w:pStyle w:val="BodyText"/>
+        <w:ind w:firstLine="420"/>
       </w:pPr>
       <w:r>
         <w:rPr>
@@ -12634,6 +12947,7 @@
     <w:p>
       <w:pPr>
         <w:pStyle w:val="BodyText"/>
+        <w:ind w:firstLine="420"/>
       </w:pPr>
       <w:r>
         <w:rPr>
@@ -12677,6 +12991,16 @@
           <w:rFonts w:ascii="Times New Roman" w:hAnsi="Times New Roman" w:eastAsia="Times New Roman" w:cs="Times New Roman"/>
         </w:rPr>
         <w:t xml:space="preserve">C</w:t>
+      </w:r>
+    </w:p>
+    <w:p>
+      <w:pPr>
+        <w:spacing w:before="160" w:after="80"/>
+      </w:pPr>
+      <w:r>
+        <w:pict>
+          <v:rect style="width:0;height:1.5pt" o:hralign="center" o:hrstd="t" o:hr="t"/>
+        </w:pict>
       </w:r>
     </w:p>
     <w:p>
@@ -12718,6 +13042,7 @@
     <w:p>
       <w:pPr>
         <w:pStyle w:val="BlockText"/>
+        <w:ind w:firstLine="420"/>
       </w:pPr>
       <w:r>
         <w:rPr>
@@ -12753,6 +13078,7 @@
     <w:p>
       <w:pPr>
         <w:pStyle w:val="FirstParagraph"/>
+        <w:ind w:firstLine="420"/>
       </w:pPr>
       <w:r>
         <w:rPr>
@@ -12904,8 +13230,9 @@
         <w:pStyle w:val="Compact"/>
         <w:numPr>
           <w:ilvl w:val="0"/>
-          <w:numId w:val="1013"/>
+          <w:numId w:val="1018"/>
         </w:numPr>
+        <w:ind w:firstLine="420"/>
       </w:pPr>
       <w:r>
         <w:rPr>
@@ -12985,8 +13312,9 @@
         <w:pStyle w:val="Compact"/>
         <w:numPr>
           <w:ilvl w:val="0"/>
-          <w:numId w:val="1013"/>
+          <w:numId w:val="1018"/>
         </w:numPr>
+        <w:ind w:firstLine="420"/>
       </w:pPr>
       <w:r>
         <w:rPr>
@@ -13198,6 +13526,7 @@
     <w:p>
       <w:pPr>
         <w:pStyle w:val="FirstParagraph"/>
+        <w:ind w:firstLine="420"/>
       </w:pPr>
       <w:r>
         <w:rPr>
@@ -13218,8 +13547,9 @@
       <w:pPr>
         <w:numPr>
           <w:ilvl w:val="0"/>
-          <w:numId w:val="1014"/>
+          <w:numId w:val="1019"/>
         </w:numPr>
+        <w:ind w:firstLine="420"/>
       </w:pPr>
       <w:r>
         <w:rPr>
@@ -13350,8 +13680,9 @@
       <w:pPr>
         <w:numPr>
           <w:ilvl w:val="0"/>
-          <w:numId w:val="1014"/>
+          <w:numId w:val="1019"/>
         </w:numPr>
+        <w:ind w:firstLine="420"/>
       </w:pPr>
       <w:r>
         <w:rPr>
@@ -13466,6 +13797,7 @@
     <w:p>
       <w:pPr>
         <w:pStyle w:val="FirstParagraph"/>
+        <w:ind w:firstLine="420"/>
       </w:pPr>
       <w:r>
         <w:rPr>
@@ -13540,6 +13872,16 @@
           <w:rFonts w:hint="eastAsia" w:ascii="Times New Roman" w:hAnsi="Times New Roman" w:eastAsia="Times New Roman" w:cs="Times New Roman"/>
         </w:rPr>
         <w:t>）。</w:t>
+      </w:r>
+    </w:p>
+    <w:p>
+      <w:pPr>
+        <w:spacing w:before="160" w:after="80"/>
+      </w:pPr>
+      <w:r>
+        <w:pict>
+          <v:rect style="width:0;height:1.5pt" o:hralign="center" o:hrstd="t" o:hr="t"/>
+        </w:pict>
       </w:r>
     </w:p>
     <w:p>
@@ -13581,6 +13923,7 @@
     <w:p>
       <w:pPr>
         <w:pStyle w:val="BlockText"/>
+        <w:ind w:firstLine="420"/>
       </w:pPr>
       <w:r>
         <w:rPr>
@@ -13616,6 +13959,7 @@
     <w:p>
       <w:pPr>
         <w:pStyle w:val="FirstParagraph"/>
+        <w:ind w:firstLine="420"/>
       </w:pPr>
       <w:r>
         <w:rPr>
@@ -13633,7 +13977,7 @@
         <m:sSup>
           <m:e>
             <m:r>
-              <m:t xml:space="preserve"> </m:t>
+              <m:t>​</m:t>
             </m:r>
           </m:e>
           <m:sup>
@@ -13689,7 +14033,7 @@
         <m:sSup>
           <m:e>
             <m:r>
-              <m:t xml:space="preserve"> </m:t>
+              <m:t>​</m:t>
             </m:r>
           </m:e>
           <m:sup>
@@ -13762,9 +14106,12 @@
     </w:p>
     <w:p>
       <w:pPr>
-        <w:pStyle w:val="BodyText"/>
-        <w:spacing w:before="0" w:after="0"/>
-        <w:ind w:left="480" w:hanging="480"/>
+        <w:pStyle w:val="Compact"/>
+        <w:numPr>
+          <w:ilvl w:val="0"/>
+          <w:numId w:val="1020"/>
+        </w:numPr>
+        <w:ind w:firstLine="420"/>
       </w:pPr>
       <w:r>
         <w:rPr>
@@ -13777,19 +14124,16 @@
           <w:rFonts w:hint="eastAsia" w:ascii="Times New Roman" w:hAnsi="Times New Roman" w:eastAsia="FangSong" w:cs="Times New Roman"/>
         </w:rPr>
         <w:t xml:space="preserve">氧的相对原子质量</w:t>
-      </w:r>
-      <w:r>
-        <w:rPr>
-          <w:rFonts w:ascii="Times New Roman" w:hAnsi="Times New Roman" w:eastAsia="Times New Roman" w:cs="Times New Roman"/>
-        </w:rPr>
-        <w:t xml:space="preserve">　　</w:t>
       </w:r>
     </w:p>
     <w:p>
       <w:pPr>
-        <w:pStyle w:val="BodyText"/>
-        <w:spacing w:before="0" w:after="0"/>
-        <w:ind w:left="480" w:hanging="480"/>
+        <w:pStyle w:val="Compact"/>
+        <w:numPr>
+          <w:ilvl w:val="0"/>
+          <w:numId w:val="1020"/>
+        </w:numPr>
+        <w:ind w:firstLine="420"/>
       </w:pPr>
       <w:r>
         <w:rPr>
@@ -13802,19 +14146,16 @@
           <w:rFonts w:hint="eastAsia" w:ascii="Times New Roman" w:hAnsi="Times New Roman" w:eastAsia="FangSong" w:cs="Times New Roman"/>
         </w:rPr>
         <w:t xml:space="preserve">水的摩尔质量</w:t>
-      </w:r>
-      <w:r>
-        <w:rPr>
-          <w:rFonts w:ascii="Times New Roman" w:hAnsi="Times New Roman" w:eastAsia="Times New Roman" w:cs="Times New Roman"/>
-        </w:rPr>
-        <w:t xml:space="preserve">　　</w:t>
       </w:r>
     </w:p>
     <w:p>
       <w:pPr>
-        <w:pStyle w:val="BodyText"/>
-        <w:spacing w:before="0" w:after="0"/>
-        <w:ind w:left="480" w:hanging="480"/>
+        <w:pStyle w:val="Compact"/>
+        <w:numPr>
+          <w:ilvl w:val="0"/>
+          <w:numId w:val="1020"/>
+        </w:numPr>
+        <w:ind w:firstLine="420"/>
       </w:pPr>
       <w:r>
         <w:rPr>
@@ -13827,19 +14168,16 @@
           <w:rFonts w:hint="eastAsia" w:ascii="Times New Roman" w:hAnsi="Times New Roman" w:eastAsia="FangSong" w:cs="Times New Roman"/>
         </w:rPr>
         <w:t xml:space="preserve">阿伏伽德罗常数</w:t>
-      </w:r>
-      <w:r>
-        <w:rPr>
-          <w:rFonts w:ascii="Times New Roman" w:hAnsi="Times New Roman" w:eastAsia="Times New Roman" w:cs="Times New Roman"/>
-        </w:rPr>
-        <w:t xml:space="preserve">　　</w:t>
       </w:r>
     </w:p>
     <w:p>
       <w:pPr>
-        <w:pStyle w:val="BodyText"/>
-        <w:spacing w:before="0" w:after="0"/>
-        <w:ind w:left="480" w:hanging="480"/>
+        <w:pStyle w:val="Compact"/>
+        <w:numPr>
+          <w:ilvl w:val="0"/>
+          <w:numId w:val="1020"/>
+        </w:numPr>
+        <w:ind w:firstLine="420"/>
       </w:pPr>
       <w:r>
         <w:rPr>
@@ -13856,7 +14194,8 @@
     </w:p>
     <w:p>
       <w:pPr>
-        <w:pStyle w:val="BodyText"/>
+        <w:pStyle w:val="FirstParagraph"/>
+        <w:ind w:firstLine="420"/>
       </w:pPr>
       <w:r>
         <w:rPr>
@@ -13887,6 +14226,7 @@
     <w:p>
       <w:pPr>
         <w:pStyle w:val="BodyText"/>
+        <w:ind w:firstLine="420"/>
       </w:pPr>
       <w:r>
         <w:rPr>
@@ -13924,7 +14264,7 @@
         <m:sSup>
           <m:e>
             <m:r>
-              <m:t xml:space="preserve"> </m:t>
+              <m:t>​</m:t>
             </m:r>
           </m:e>
           <m:sup>
@@ -14003,7 +14343,7 @@
         <m:sSup>
           <m:e>
             <m:r>
-              <m:t xml:space="preserve"> </m:t>
+              <m:t>​</m:t>
             </m:r>
           </m:e>
           <m:sup>
@@ -14149,6 +14489,7 @@
     <w:p>
       <w:pPr>
         <w:pStyle w:val="BodyText"/>
+        <w:ind w:firstLine="420"/>
       </w:pPr>
       <w:r>
         <w:rPr>
@@ -14169,6 +14510,16 @@
           <w:rFonts w:ascii="Times New Roman" w:hAnsi="Times New Roman" w:eastAsia="Times New Roman" w:cs="Times New Roman"/>
         </w:rPr>
         <w:t xml:space="preserve">D</w:t>
+      </w:r>
+    </w:p>
+    <w:p>
+      <w:pPr>
+        <w:spacing w:before="160" w:after="80"/>
+      </w:pPr>
+      <w:r>
+        <w:pict>
+          <v:rect style="width:0;height:1.5pt" o:hralign="center" o:hrstd="t" o:hr="t"/>
+        </w:pict>
       </w:r>
     </w:p>
     <w:p>
@@ -14210,6 +14561,7 @@
     <w:p>
       <w:pPr>
         <w:pStyle w:val="BlockText"/>
+        <w:ind w:firstLine="420"/>
       </w:pPr>
       <w:r>
         <w:rPr>
@@ -14245,6 +14597,7 @@
     <w:p>
       <w:pPr>
         <w:pStyle w:val="FirstParagraph"/>
+        <w:ind w:firstLine="420"/>
       </w:pPr>
       <w:r>
         <w:rPr>
@@ -14442,6 +14795,7 @@
     <w:p>
       <w:pPr>
         <w:pStyle w:val="BodyText"/>
+        <w:ind w:firstLine="420"/>
       </w:pPr>
       <w:r>
         <w:rPr>
@@ -14461,6 +14815,7 @@
     <w:p>
       <w:pPr>
         <w:pStyle w:val="BodyText"/>
+        <w:ind w:firstLine="420"/>
       </w:pPr>
       <w:r>
         <w:rPr>
@@ -14515,6 +14870,7 @@
     <w:p>
       <w:pPr>
         <w:pStyle w:val="BodyText"/>
+        <w:ind w:firstLine="420"/>
       </w:pPr>
       <w:r>
         <w:rPr>
@@ -14714,6 +15070,16 @@
           <w:rFonts w:hint="eastAsia" w:ascii="Times New Roman" w:hAnsi="Times New Roman" w:eastAsia="Times New Roman" w:cs="Times New Roman"/>
         </w:rPr>
         <w:t>。</w:t>
+      </w:r>
+    </w:p>
+    <w:p>
+      <w:pPr>
+        <w:spacing w:before="160" w:after="80"/>
+      </w:pPr>
+      <w:r>
+        <w:pict>
+          <v:rect style="width:0;height:1.5pt" o:hralign="center" o:hrstd="t" o:hr="t"/>
+        </w:pict>
       </w:r>
     </w:p>
     <w:p>
@@ -14755,6 +15121,7 @@
     <w:p>
       <w:pPr>
         <w:pStyle w:val="BlockText"/>
+        <w:ind w:firstLine="420"/>
       </w:pPr>
       <w:r>
         <w:rPr>
@@ -14790,6 +15157,7 @@
     <w:p>
       <w:pPr>
         <w:pStyle w:val="FirstParagraph"/>
+        <w:ind w:firstLine="420"/>
       </w:pPr>
       <w:r>
         <w:rPr>
@@ -14944,8 +15312,9 @@
       <w:pPr>
         <w:numPr>
           <w:ilvl w:val="0"/>
-          <w:numId w:val="1015"/>
+          <w:numId w:val="1021"/>
         </w:numPr>
+        <w:ind w:firstLine="420"/>
       </w:pPr>
       <w:r>
         <w:rPr>
@@ -15023,8 +15392,9 @@
       <w:pPr>
         <w:numPr>
           <w:ilvl w:val="0"/>
-          <w:numId w:val="1015"/>
+          <w:numId w:val="1021"/>
         </w:numPr>
+        <w:ind w:firstLine="420"/>
       </w:pPr>
       <w:r>
         <w:rPr>
@@ -15049,8 +15419,9 @@
       <w:pPr>
         <w:numPr>
           <w:ilvl w:val="0"/>
-          <w:numId w:val="1015"/>
+          <w:numId w:val="1021"/>
         </w:numPr>
+        <w:ind w:firstLine="420"/>
       </w:pPr>
       <w:r>
         <w:rPr>
@@ -15087,8 +15458,9 @@
       <w:pPr>
         <w:numPr>
           <w:ilvl w:val="0"/>
-          <w:numId w:val="1015"/>
+          <w:numId w:val="1021"/>
         </w:numPr>
+        <w:ind w:firstLine="420"/>
       </w:pPr>
       <m:oMath>
         <m:sSup>
@@ -15229,6 +15601,7 @@
     <w:p>
       <w:pPr>
         <w:pStyle w:val="FirstParagraph"/>
+        <w:ind w:firstLine="420"/>
       </w:pPr>
       <w:r>
         <w:rPr>
@@ -15248,6 +15621,7 @@
     <w:p>
       <w:pPr>
         <w:pStyle w:val="BodyText"/>
+        <w:ind w:firstLine="420"/>
       </w:pPr>
       <w:r>
         <w:rPr>
@@ -15285,6 +15659,11 @@
     <w:p>
       <w:pPr>
         <w:pStyle w:val="Compact"/>
+        <w:numPr>
+          <w:ilvl w:val="0"/>
+          <w:numId w:val="1022"/>
+        </w:numPr>
+        <w:ind w:firstLine="420"/>
       </w:pPr>
       <w:r>
         <w:rPr>
@@ -15674,8 +16053,9 @@
       <w:pPr>
         <w:numPr>
           <w:ilvl w:val="0"/>
-          <w:numId w:val="1017"/>
+          <w:numId w:val="1023"/>
         </w:numPr>
+        <w:ind w:firstLine="420"/>
       </w:pPr>
       <w:r>
         <w:rPr>
@@ -15736,8 +16116,9 @@
       <w:pPr>
         <w:numPr>
           <w:ilvl w:val="0"/>
-          <w:numId w:val="1017"/>
+          <w:numId w:val="1023"/>
         </w:numPr>
+        <w:ind w:firstLine="420"/>
       </w:pPr>
       <w:r>
         <w:rPr>
@@ -15811,7 +16192,7 @@
       <w:pPr>
         <w:numPr>
           <w:ilvl w:val="0"/>
-          <w:numId w:val="1017"/>
+          <w:numId w:val="1023"/>
         </w:numPr>
       </w:pPr>
       <m:oMath>
@@ -15842,6 +16223,16 @@
           <w:rFonts w:ascii="Times New Roman" w:hAnsi="Times New Roman" w:eastAsia="Times New Roman" w:cs="Times New Roman"/>
         </w:rPr>
         <w:t xml:space="preserve">​</w:t>
+      </w:r>
+    </w:p>
+    <w:p>
+      <w:pPr>
+        <w:spacing w:before="160" w:after="80"/>
+      </w:pPr>
+      <w:r>
+        <w:pict>
+          <v:rect style="width:0;height:1.5pt" o:hralign="center" o:hrstd="t" o:hr="t"/>
+        </w:pict>
       </w:r>
     </w:p>
     <w:p>
@@ -15883,6 +16274,7 @@
     <w:p>
       <w:pPr>
         <w:pStyle w:val="BlockText"/>
+        <w:ind w:firstLine="420"/>
       </w:pPr>
       <w:r>
         <w:rPr>
@@ -15918,6 +16310,7 @@
     <w:p>
       <w:pPr>
         <w:pStyle w:val="FirstParagraph"/>
+        <w:ind w:firstLine="420"/>
       </w:pPr>
       <w:r>
         <w:rPr>
@@ -16084,8 +16477,9 @@
       <w:pPr>
         <w:numPr>
           <w:ilvl w:val="0"/>
-          <w:numId w:val="1018"/>
+          <w:numId w:val="1024"/>
         </w:numPr>
+        <w:ind w:firstLine="420"/>
       </w:pPr>
       <w:r>
         <w:rPr>
@@ -16180,8 +16574,9 @@
       <w:pPr>
         <w:numPr>
           <w:ilvl w:val="0"/>
-          <w:numId w:val="1018"/>
+          <w:numId w:val="1024"/>
         </w:numPr>
+        <w:ind w:firstLine="420"/>
       </w:pPr>
       <w:r>
         <w:rPr>
@@ -16235,6 +16630,7 @@
     <w:p>
       <w:pPr>
         <w:pStyle w:val="FirstParagraph"/>
+        <w:ind w:firstLine="420"/>
       </w:pPr>
       <w:r>
         <w:rPr>
@@ -16254,6 +16650,7 @@
     <w:p>
       <w:pPr>
         <w:pStyle w:val="BodyText"/>
+        <w:ind w:firstLine="420"/>
       </w:pPr>
       <w:r>
         <w:rPr>
@@ -16292,8 +16689,9 @@
       <w:pPr>
         <w:numPr>
           <w:ilvl w:val="0"/>
-          <w:numId w:val="1019"/>
+          <w:numId w:val="1025"/>
         </w:numPr>
+        <w:ind w:firstLine="420"/>
       </w:pPr>
       <m:oMath>
         <m:oMathPr>
@@ -16482,7 +16880,7 @@
       <w:pPr>
         <w:numPr>
           <w:ilvl w:val="0"/>
-          <w:numId w:val="1019"/>
+          <w:numId w:val="1025"/>
         </w:numPr>
       </w:pPr>
       <m:oMath>
@@ -16644,6 +17042,16 @@
         </w:pict>
       </w:r>
     </w:p>
+    <w:p>
+      <w:pPr>
+        <w:spacing w:before="160" w:after="80"/>
+      </w:pPr>
+      <w:r>
+        <w:pict>
+          <v:rect style="width:0;height:1.5pt" o:hralign="center" o:hrstd="t" o:hr="t"/>
+        </w:pict>
+      </w:r>
+    </w:p>
     <w:bookmarkEnd w:id="24"/>
     <w:bookmarkStart w:id="25" w:name="第13题"/>
     <w:p>
@@ -16673,6 +17081,7 @@
     <w:p>
       <w:pPr>
         <w:pStyle w:val="BlockText"/>
+        <w:ind w:firstLine="420"/>
       </w:pPr>
       <w:r>
         <w:rPr>
@@ -16708,6 +17117,7 @@
     <w:p>
       <w:pPr>
         <w:pStyle w:val="FirstParagraph"/>
+        <w:ind w:firstLine="420"/>
       </w:pPr>
       <w:r>
         <w:rPr>
@@ -17265,7 +17675,7 @@
         <w:pStyle w:val="Compact"/>
         <w:numPr>
           <w:ilvl w:val="0"/>
-          <w:numId w:val="1020"/>
+          <w:numId w:val="1026"/>
         </w:numPr>
       </w:pPr>
       <w:r>
@@ -17278,6 +17688,7 @@
     <w:p>
       <w:pPr>
         <w:pStyle w:val="FirstParagraph"/>
+        <w:ind w:firstLine="420"/>
       </w:pPr>
       <w:r>
         <w:rPr>
@@ -17297,6 +17708,7 @@
     <w:p>
       <w:pPr>
         <w:pStyle w:val="BodyText"/>
+        <w:ind w:firstLine="420"/>
       </w:pPr>
       <w:r>
         <w:rPr>
@@ -17335,7 +17747,7 @@
       <w:pPr>
         <w:numPr>
           <w:ilvl w:val="0"/>
-          <w:numId w:val="1021"/>
+          <w:numId w:val="1027"/>
         </w:numPr>
       </w:pPr>
       <m:oMath>
@@ -17545,7 +17957,7 @@
       <w:pPr>
         <w:numPr>
           <w:ilvl w:val="0"/>
-          <w:numId w:val="1021"/>
+          <w:numId w:val="1027"/>
         </w:numPr>
       </w:pPr>
       <m:oMath>
@@ -17803,7 +18215,7 @@
       <w:pPr>
         <w:numPr>
           <w:ilvl w:val="0"/>
-          <w:numId w:val="1021"/>
+          <w:numId w:val="1027"/>
         </w:numPr>
       </w:pPr>
       <m:oMath>
@@ -17980,6 +18392,16 @@
         </w:pict>
       </w:r>
     </w:p>
+    <w:p>
+      <w:pPr>
+        <w:spacing w:before="160" w:after="80"/>
+      </w:pPr>
+      <w:r>
+        <w:pict>
+          <v:rect style="width:0;height:1.5pt" o:hralign="center" o:hrstd="t" o:hr="t"/>
+        </w:pict>
+      </w:r>
+    </w:p>
     <w:bookmarkEnd w:id="25"/>
     <w:bookmarkStart w:id="26" w:name="第14题"/>
     <w:p>
@@ -18009,6 +18431,7 @@
     <w:p>
       <w:pPr>
         <w:pStyle w:val="BlockText"/>
+        <w:ind w:firstLine="420"/>
       </w:pPr>
       <w:r>
         <w:rPr>
@@ -18044,6 +18467,7 @@
     <w:p>
       <w:pPr>
         <w:pStyle w:val="FirstParagraph"/>
+        <w:ind w:firstLine="420"/>
       </w:pPr>
       <w:r>
         <w:rPr>
@@ -18653,8 +19077,9 @@
       <w:pPr>
         <w:numPr>
           <w:ilvl w:val="0"/>
-          <w:numId w:val="1022"/>
+          <w:numId w:val="1028"/>
         </w:numPr>
+        <w:ind w:firstLine="420"/>
       </w:pPr>
       <w:r>
         <w:rPr>
@@ -18703,8 +19128,9 @@
       <w:pPr>
         <w:numPr>
           <w:ilvl w:val="0"/>
-          <w:numId w:val="1022"/>
+          <w:numId w:val="1028"/>
         </w:numPr>
+        <w:ind w:firstLine="420"/>
       </w:pPr>
       <w:r>
         <w:rPr>
@@ -18795,6 +19221,7 @@
     <w:p>
       <w:pPr>
         <w:pStyle w:val="FirstParagraph"/>
+        <w:ind w:firstLine="420"/>
       </w:pPr>
       <w:r>
         <w:rPr>
@@ -18814,6 +19241,7 @@
     <w:p>
       <w:pPr>
         <w:pStyle w:val="BodyText"/>
+        <w:ind w:firstLine="420"/>
       </w:pPr>
       <w:r>
         <w:rPr>
@@ -18852,7 +19280,7 @@
       <w:pPr>
         <w:numPr>
           <w:ilvl w:val="0"/>
-          <w:numId w:val="1023"/>
+          <w:numId w:val="1029"/>
         </w:numPr>
       </w:pPr>
       <m:oMath>
@@ -19038,7 +19466,7 @@
       <w:pPr>
         <w:numPr>
           <w:ilvl w:val="0"/>
-          <w:numId w:val="1023"/>
+          <w:numId w:val="1029"/>
         </w:numPr>
       </w:pPr>
       <w:r>
@@ -19467,6 +19895,16 @@
         </w:pict>
       </w:r>
     </w:p>
+    <w:p>
+      <w:pPr>
+        <w:spacing w:before="160" w:after="80"/>
+      </w:pPr>
+      <w:r>
+        <w:pict>
+          <v:rect style="width:0;height:1.5pt" o:hralign="center" o:hrstd="t" o:hr="t"/>
+        </w:pict>
+      </w:r>
+    </w:p>
     <w:bookmarkEnd w:id="26"/>
     <w:bookmarkStart w:id="27" w:name="第15题"/>
     <w:p>
@@ -19496,6 +19934,7 @@
     <w:p>
       <w:pPr>
         <w:pStyle w:val="BlockText"/>
+        <w:ind w:firstLine="420"/>
       </w:pPr>
       <w:r>
         <w:rPr>
@@ -19531,6 +19970,7 @@
     <w:p>
       <w:pPr>
         <w:pStyle w:val="FirstParagraph"/>
+        <w:ind w:firstLine="420"/>
       </w:pPr>
       <w:r>
         <w:rPr>
@@ -19987,6 +20427,7 @@
     <w:p>
       <w:pPr>
         <w:pStyle w:val="BodyText"/>
+        <w:ind w:firstLine="420"/>
       </w:pPr>
       <w:r>
         <w:rPr>
@@ -20006,6 +20447,7 @@
     <w:p>
       <w:pPr>
         <w:pStyle w:val="BodyText"/>
+        <w:ind w:firstLine="420"/>
       </w:pPr>
       <w:r>
         <w:rPr>
@@ -21015,6 +21457,16 @@
         </w:pict>
       </w:r>
     </w:p>
+    <w:p>
+      <w:pPr>
+        <w:spacing w:before="160" w:after="80"/>
+      </w:pPr>
+      <w:r>
+        <w:pict>
+          <v:rect style="width:0;height:1.5pt" o:hralign="center" o:hrstd="t" o:hr="t"/>
+        </w:pict>
+      </w:r>
+    </w:p>
     <w:bookmarkEnd w:id="27"/>
     <w:bookmarkStart w:id="28" w:name="第16题"/>
     <w:p>
@@ -21044,6 +21496,7 @@
     <w:p>
       <w:pPr>
         <w:pStyle w:val="BlockText"/>
+        <w:ind w:firstLine="420"/>
       </w:pPr>
       <w:r>
         <w:rPr>
@@ -21079,6 +21532,7 @@
     <w:p>
       <w:pPr>
         <w:pStyle w:val="FirstParagraph"/>
+        <w:ind w:firstLine="420"/>
       </w:pPr>
       <w:r>
         <w:rPr>
@@ -21145,8 +21599,9 @@
       <w:pPr>
         <w:numPr>
           <w:ilvl w:val="0"/>
-          <w:numId w:val="1024"/>
+          <w:numId w:val="1030"/>
         </w:numPr>
+        <w:ind w:firstLine="420"/>
       </w:pPr>
       <w:r>
         <w:rPr>
@@ -21195,8 +21650,9 @@
       <w:pPr>
         <w:numPr>
           <w:ilvl w:val="0"/>
-          <w:numId w:val="1024"/>
+          <w:numId w:val="1030"/>
         </w:numPr>
+        <w:ind w:firstLine="420"/>
       </w:pPr>
       <w:r>
         <w:rPr>
@@ -21287,8 +21743,9 @@
       <w:pPr>
         <w:numPr>
           <w:ilvl w:val="0"/>
-          <w:numId w:val="1024"/>
+          <w:numId w:val="1030"/>
         </w:numPr>
+        <w:ind w:firstLine="420"/>
       </w:pPr>
       <w:r>
         <w:rPr>
@@ -21319,8 +21776,9 @@
       <w:pPr>
         <w:numPr>
           <w:ilvl w:val="0"/>
-          <w:numId w:val="1024"/>
+          <w:numId w:val="1030"/>
         </w:numPr>
+        <w:ind w:firstLine="420"/>
       </w:pPr>
       <w:r>
         <w:rPr>
@@ -21345,8 +21803,9 @@
       <w:pPr>
         <w:numPr>
           <w:ilvl w:val="0"/>
-          <w:numId w:val="1024"/>
+          <w:numId w:val="1030"/>
         </w:numPr>
+        <w:ind w:firstLine="420"/>
       </w:pPr>
       <w:r>
         <w:rPr>
@@ -21364,6 +21823,7 @@
     <w:p>
       <w:pPr>
         <w:pStyle w:val="FirstParagraph"/>
+        <w:ind w:firstLine="420"/>
       </w:pPr>
       <w:r>
         <w:rPr>
@@ -21383,6 +21843,7 @@
     <w:p>
       <w:pPr>
         <w:pStyle w:val="BodyText"/>
+        <w:ind w:firstLine="420"/>
       </w:pPr>
       <w:r>
         <w:rPr>
@@ -21421,7 +21882,7 @@
       <w:pPr>
         <w:numPr>
           <w:ilvl w:val="0"/>
-          <w:numId w:val="1025"/>
+          <w:numId w:val="1031"/>
         </w:numPr>
       </w:pPr>
       <m:oMath>
@@ -21517,7 +21978,7 @@
       <w:pPr>
         <w:numPr>
           <w:ilvl w:val="0"/>
-          <w:numId w:val="1025"/>
+          <w:numId w:val="1031"/>
         </w:numPr>
       </w:pPr>
       <m:oMath>
@@ -21603,7 +22064,7 @@
       <w:pPr>
         <w:numPr>
           <w:ilvl w:val="0"/>
-          <w:numId w:val="1025"/>
+          <w:numId w:val="1031"/>
         </w:numPr>
       </w:pPr>
       <m:oMath>
@@ -21750,7 +22211,7 @@
       <w:pPr>
         <w:numPr>
           <w:ilvl w:val="0"/>
-          <w:numId w:val="1025"/>
+          <w:numId w:val="1031"/>
         </w:numPr>
       </w:pPr>
       <m:oMath>
@@ -21944,8 +22405,9 @@
       <w:pPr>
         <w:numPr>
           <w:ilvl w:val="0"/>
-          <w:numId w:val="1025"/>
+          <w:numId w:val="1031"/>
         </w:numPr>
+        <w:ind w:firstLine="420"/>
       </w:pPr>
       <w:r>
         <w:rPr>
@@ -21964,6 +22426,16 @@
           <w:rFonts w:hint="eastAsia" w:ascii="Times New Roman" w:hAnsi="Times New Roman" w:eastAsia="FangSong" w:cs="Times New Roman"/>
         </w:rPr>
         <w:t>强还原性</w:t>
+      </w:r>
+    </w:p>
+    <w:p>
+      <w:pPr>
+        <w:spacing w:before="160" w:after="80"/>
+      </w:pPr>
+      <w:r>
+        <w:pict>
+          <v:rect style="width:0;height:1.5pt" o:hralign="center" o:hrstd="t" o:hr="t"/>
+        </w:pict>
       </w:r>
     </w:p>
     <w:p>
@@ -22005,6 +22477,7 @@
     <w:p>
       <w:pPr>
         <w:pStyle w:val="BlockText"/>
+        <w:ind w:firstLine="420"/>
       </w:pPr>
       <w:r>
         <w:rPr>
@@ -22040,6 +22513,7 @@
     <w:p>
       <w:pPr>
         <w:pStyle w:val="FirstParagraph"/>
+        <w:ind w:firstLine="420"/>
       </w:pPr>
       <w:r>
         <w:rPr>
@@ -22191,6 +22665,7 @@
     <w:p>
       <w:pPr>
         <w:pStyle w:val="BodyText"/>
+        <w:ind w:firstLine="420"/>
       </w:pPr>
       <w:r>
         <w:rPr>
@@ -22210,6 +22685,7 @@
     <w:p>
       <w:pPr>
         <w:pStyle w:val="BodyText"/>
+        <w:ind w:firstLine="420"/>
       </w:pPr>
       <w:r>
         <w:rPr>
@@ -22343,6 +22819,7 @@
     <w:p>
       <w:pPr>
         <w:pStyle w:val="BodyText"/>
+        <w:ind w:firstLine="420"/>
       </w:pPr>
       <w:r>
         <w:rPr>
@@ -22605,8 +23082,9 @@
         <w:pStyle w:val="Compact"/>
         <w:numPr>
           <w:ilvl w:val="0"/>
-          <w:numId w:val="1026"/>
+          <w:numId w:val="1032"/>
         </w:numPr>
+        <w:ind w:firstLine="420"/>
       </w:pPr>
       <w:r>
         <w:rPr>
@@ -22677,8 +23155,9 @@
         <w:pStyle w:val="Compact"/>
         <w:numPr>
           <w:ilvl w:val="0"/>
-          <w:numId w:val="1026"/>
+          <w:numId w:val="1032"/>
         </w:numPr>
+        <w:ind w:firstLine="420"/>
       </w:pPr>
       <w:r>
         <w:rPr>
@@ -22750,8 +23229,9 @@
         <w:pStyle w:val="Compact"/>
         <w:numPr>
           <w:ilvl w:val="0"/>
-          <w:numId w:val="1026"/>
+          <w:numId w:val="1032"/>
         </w:numPr>
+        <w:ind w:firstLine="420"/>
       </w:pPr>
       <w:r>
         <w:rPr>
@@ -22878,8 +23358,9 @@
         <w:pStyle w:val="Compact"/>
         <w:numPr>
           <w:ilvl w:val="0"/>
-          <w:numId w:val="1026"/>
+          <w:numId w:val="1032"/>
         </w:numPr>
+        <w:ind w:firstLine="420"/>
       </w:pPr>
       <w:r>
         <w:rPr>
@@ -23148,8 +23629,9 @@
         <w:pStyle w:val="Compact"/>
         <w:numPr>
           <w:ilvl w:val="0"/>
-          <w:numId w:val="1026"/>
+          <w:numId w:val="1032"/>
         </w:numPr>
+        <w:ind w:firstLine="420"/>
       </w:pPr>
       <w:r>
         <w:rPr>
@@ -23221,6 +23703,7 @@
     <w:p>
       <w:pPr>
         <w:pStyle w:val="FirstParagraph"/>
+        <w:ind w:firstLine="420"/>
       </w:pPr>
       <w:r>
         <w:rPr>
@@ -23308,6 +23791,7 @@
     <w:p>
       <w:pPr>
         <w:pStyle w:val="BodyText"/>
+        <w:ind w:firstLine="420"/>
       </w:pPr>
       <w:r>
         <w:rPr>
@@ -23381,6 +23865,7 @@
     <w:p>
       <w:pPr>
         <w:pStyle w:val="BlockText"/>
+        <w:ind w:firstLine="420"/>
       </w:pPr>
       <w:r>
         <w:rPr>
@@ -23510,6 +23995,16 @@
           <w:rFonts w:hint="eastAsia" w:ascii="Times New Roman" w:hAnsi="Times New Roman" w:eastAsia="Times New Roman" w:cs="Times New Roman"/>
         </w:rPr>
         <w:t>。</w:t>
+      </w:r>
+    </w:p>
+    <w:p>
+      <w:pPr>
+        <w:spacing w:before="160" w:after="80"/>
+      </w:pPr>
+      <w:r>
+        <w:pict>
+          <v:rect style="width:0;height:1.5pt" o:hralign="center" o:hrstd="t" o:hr="t"/>
+        </w:pict>
       </w:r>
     </w:p>
     <w:p>
@@ -23551,6 +24046,7 @@
     <w:p>
       <w:pPr>
         <w:pStyle w:val="BlockText"/>
+        <w:ind w:firstLine="420"/>
       </w:pPr>
       <w:r>
         <w:rPr>
@@ -23586,6 +24082,7 @@
     <w:p>
       <w:pPr>
         <w:pStyle w:val="FirstParagraph"/>
+        <w:ind w:firstLine="420"/>
       </w:pPr>
       <w:r>
         <w:rPr>
@@ -23830,6 +24327,7 @@
     <w:p>
       <w:pPr>
         <w:pStyle w:val="BodyText"/>
+        <w:ind w:firstLine="420"/>
       </w:pPr>
       <w:r>
         <w:rPr>
@@ -23849,6 +24347,7 @@
     <w:p>
       <w:pPr>
         <w:pStyle w:val="BodyText"/>
+        <w:ind w:firstLine="420"/>
       </w:pPr>
       <w:r>
         <w:rPr>
@@ -24103,6 +24602,7 @@
     <w:p>
       <w:pPr>
         <w:pStyle w:val="FirstParagraph"/>
+        <w:ind w:firstLine="420"/>
       </w:pPr>
       <w:r>
         <w:rPr>
@@ -24196,6 +24696,7 @@
     <w:p>
       <w:pPr>
         <w:pStyle w:val="BodyText"/>
+        <w:ind w:firstLine="420"/>
       </w:pPr>
       <w:r>
         <w:rPr>
@@ -24282,6 +24783,7 @@
     <w:p>
       <w:pPr>
         <w:pStyle w:val="BlockText"/>
+        <w:ind w:firstLine="420"/>
       </w:pPr>
       <w:r>
         <w:rPr>
@@ -24613,6 +25115,16 @@
         </w:pict>
       </w:r>
     </w:p>
+    <w:p>
+      <w:pPr>
+        <w:spacing w:before="160" w:after="80"/>
+      </w:pPr>
+      <w:r>
+        <w:pict>
+          <v:rect style="width:0;height:1.5pt" o:hralign="center" o:hrstd="t" o:hr="t"/>
+        </w:pict>
+      </w:r>
+    </w:p>
     <w:bookmarkEnd w:id="30"/>
     <w:bookmarkStart w:id="31" w:name="第19题"/>
     <w:p>
@@ -24642,6 +25154,7 @@
     <w:p>
       <w:pPr>
         <w:pStyle w:val="BlockText"/>
+        <w:ind w:firstLine="420"/>
       </w:pPr>
       <w:r>
         <w:rPr>
@@ -24677,6 +25190,7 @@
     <w:p>
       <w:pPr>
         <w:pStyle w:val="FirstParagraph"/>
+        <w:ind w:firstLine="420"/>
       </w:pPr>
       <w:r>
         <w:rPr>
@@ -24833,6 +25347,7 @@
     <w:p>
       <w:pPr>
         <w:pStyle w:val="BodyText"/>
+        <w:ind w:firstLine="420"/>
       </w:pPr>
       <w:r>
         <w:rPr>
@@ -24852,6 +25367,7 @@
     <w:p>
       <w:pPr>
         <w:pStyle w:val="BodyText"/>
+        <w:ind w:firstLine="420"/>
       </w:pPr>
       <w:r>
         <w:rPr>
@@ -25085,6 +25601,7 @@
     <w:p>
       <w:pPr>
         <w:pStyle w:val="BodyText"/>
+        <w:ind w:firstLine="420"/>
       </w:pPr>
       <w:r>
         <w:rPr>
@@ -25144,6 +25661,7 @@
     <w:p>
       <w:pPr>
         <w:pStyle w:val="BodyText"/>
+        <w:ind w:firstLine="420"/>
       </w:pPr>
       <w:r>
         <w:rPr>
@@ -25215,6 +25733,7 @@
     <w:p>
       <w:pPr>
         <w:pStyle w:val="BodyText"/>
+        <w:ind w:firstLine="420"/>
       </w:pPr>
       <w:r>
         <w:rPr>
@@ -25365,6 +25884,7 @@
     <w:p>
       <w:pPr>
         <w:pStyle w:val="BodyText"/>
+        <w:ind w:firstLine="420"/>
       </w:pPr>
       <w:r>
         <w:rPr>
@@ -25442,6 +25962,16 @@
           <w:rFonts w:hint="eastAsia" w:ascii="Times New Roman" w:hAnsi="Times New Roman" w:eastAsia="Times New Roman" w:cs="Times New Roman"/>
         </w:rPr>
         <w:t>）。</w:t>
+      </w:r>
+    </w:p>
+    <w:p>
+      <w:pPr>
+        <w:spacing w:before="160" w:after="80"/>
+      </w:pPr>
+      <w:r>
+        <w:pict>
+          <v:rect style="width:0;height:1.5pt" o:hralign="center" o:hrstd="t" o:hr="t"/>
+        </w:pict>
       </w:r>
     </w:p>
     <w:p>
@@ -25493,6 +26023,7 @@
     <w:p>
       <w:pPr>
         <w:pStyle w:val="BlockText"/>
+        <w:ind w:firstLine="420"/>
       </w:pPr>
       <w:r>
         <w:rPr>
@@ -25528,6 +26059,7 @@
     <w:p>
       <w:pPr>
         <w:pStyle w:val="FirstParagraph"/>
+        <w:ind w:firstLine="420"/>
       </w:pPr>
       <w:r>
         <w:rPr>
@@ -25716,6 +26248,7 @@
     <w:p>
       <w:pPr>
         <w:pStyle w:val="BodyText"/>
+        <w:ind w:firstLine="420"/>
       </w:pPr>
       <w:r>
         <w:rPr>
@@ -25735,6 +26268,7 @@
     <w:p>
       <w:pPr>
         <w:pStyle w:val="BodyText"/>
+        <w:ind w:firstLine="420"/>
       </w:pPr>
       <w:r>
         <w:rPr>
@@ -25963,6 +26497,7 @@
     <w:p>
       <w:pPr>
         <w:pStyle w:val="BodyText"/>
+        <w:ind w:firstLine="420"/>
       </w:pPr>
       <w:r>
         <w:rPr>
@@ -26009,6 +26544,7 @@
     <w:p>
       <w:pPr>
         <w:pStyle w:val="BodyText"/>
+        <w:ind w:firstLine="420"/>
       </w:pPr>
       <w:r>
         <w:rPr>
@@ -26152,6 +26688,7 @@
     <w:p>
       <w:pPr>
         <w:pStyle w:val="BodyText"/>
+        <w:ind w:firstLine="420"/>
       </w:pPr>
       <w:r>
         <w:rPr>
@@ -26192,6 +26729,16 @@
           <w:rFonts w:hint="eastAsia" w:ascii="Times New Roman" w:hAnsi="Times New Roman" w:eastAsia="Times New Roman" w:cs="Times New Roman"/>
         </w:rPr>
         <w:t>67.21%。</w:t>
+      </w:r>
+    </w:p>
+    <w:p>
+      <w:pPr>
+        <w:spacing w:before="160" w:after="80"/>
+      </w:pPr>
+      <w:r>
+        <w:pict>
+          <v:rect style="width:0;height:1.5pt" o:hralign="center" o:hrstd="t" o:hr="t"/>
+        </w:pict>
       </w:r>
     </w:p>
     <w:p>
@@ -26243,6 +26790,7 @@
     <w:p>
       <w:pPr>
         <w:pStyle w:val="BlockText"/>
+        <w:ind w:firstLine="420"/>
       </w:pPr>
       <w:r>
         <w:rPr>
@@ -26266,6 +26814,7 @@
     <w:p>
       <w:pPr>
         <w:pStyle w:val="BlockText"/>
+        <w:ind w:firstLine="420"/>
       </w:pPr>
       <w:r>
         <w:rPr>
@@ -26297,6 +26846,7 @@
     <w:p>
       <w:pPr>
         <w:pStyle w:val="FirstParagraph"/>
+        <w:ind w:firstLine="420"/>
       </w:pPr>
       <w:r>
         <w:rPr>
@@ -26774,6 +27324,7 @@
     <w:p>
       <w:pPr>
         <w:pStyle w:val="BodyText"/>
+        <w:ind w:firstLine="420"/>
       </w:pPr>
       <w:r>
         <w:rPr>
@@ -26781,7 +27332,7 @@
           <w:b/>
           <w:bCs/>
         </w:rPr>
-        <w:t xml:space="preserve">7-1</w:t>
+        <w:t xml:space="preserve">(1)</w:t>
       </w:r>
       <w:r>
         <w:rPr>
@@ -26829,6 +27380,7 @@
     <w:p>
       <w:pPr>
         <w:pStyle w:val="BodyText"/>
+        <w:ind w:firstLine="420"/>
       </w:pPr>
       <w:r>
         <w:rPr>
@@ -26836,7 +27388,7 @@
           <w:b/>
           <w:bCs/>
         </w:rPr>
-        <w:t xml:space="preserve">7-2</w:t>
+        <w:t xml:space="preserve">(2)</w:t>
       </w:r>
       <w:r>
         <w:rPr>
@@ -27004,6 +27556,7 @@
     <w:p>
       <w:pPr>
         <w:pStyle w:val="BodyText"/>
+        <w:ind w:firstLine="420"/>
       </w:pPr>
       <w:r>
         <w:rPr>
@@ -27011,7 +27564,7 @@
           <w:b/>
           <w:bCs/>
         </w:rPr>
-        <w:t xml:space="preserve">7-3</w:t>
+        <w:t xml:space="preserve">(3)</w:t>
       </w:r>
       <w:r>
         <w:rPr>
@@ -27179,6 +27732,7 @@
     <w:p>
       <w:pPr>
         <w:pStyle w:val="BodyText"/>
+        <w:ind w:firstLine="420"/>
       </w:pPr>
       <w:r>
         <w:rPr>
@@ -27186,7 +27740,7 @@
           <w:b/>
           <w:bCs/>
         </w:rPr>
-        <w:t xml:space="preserve">7-4</w:t>
+        <w:t xml:space="preserve">(4)</w:t>
       </w:r>
       <w:r>
         <w:rPr>
@@ -27366,6 +27920,7 @@
     <w:p>
       <w:pPr>
         <w:pStyle w:val="BodyText"/>
+        <w:ind w:firstLine="420"/>
       </w:pPr>
       <w:r>
         <w:rPr>
@@ -27373,7 +27928,7 @@
           <w:b/>
           <w:bCs/>
         </w:rPr>
-        <w:t xml:space="preserve">7-5</w:t>
+        <w:t xml:space="preserve">(5)</w:t>
       </w:r>
       <w:r>
         <w:rPr>
@@ -27587,6 +28142,7 @@
     <w:p>
       <w:pPr>
         <w:pStyle w:val="FirstParagraph"/>
+        <w:ind w:firstLine="420"/>
       </w:pPr>
       <w:r>
         <w:rPr>
@@ -27606,6 +28162,7 @@
     <w:p>
       <w:pPr>
         <w:pStyle w:val="BodyText"/>
+        <w:ind w:firstLine="420"/>
       </w:pPr>
       <w:r>
         <w:rPr>
@@ -27613,7 +28170,7 @@
           <w:b/>
           <w:bCs/>
         </w:rPr>
-        <w:t xml:space="preserve">7-1</w:t>
+        <w:t xml:space="preserve">(1)</w:t>
       </w:r>
       <w:r>
         <w:rPr>
@@ -27649,6 +28206,7 @@
     <w:p>
       <w:pPr>
         <w:pStyle w:val="BodyText"/>
+        <w:ind w:firstLine="420"/>
       </w:pPr>
       <w:r>
         <w:rPr>
@@ -27656,7 +28214,7 @@
           <w:b/>
           <w:bCs/>
         </w:rPr>
-        <w:t xml:space="preserve">7-2</w:t>
+        <w:t xml:space="preserve">(2)</w:t>
       </w:r>
       <w:r>
         <w:rPr>
@@ -27821,7 +28379,7 @@
         </w:rPr>
         <w:drawing>
           <wp:inline>
-            <wp:extent cx="2552700" cy="1828800"/>
+            <wp:extent cx="2552700" cy="1892300"/>
             <wp:effectExtent b="0" l="0" r="0" t="0"/>
             <wp:docPr descr="" title="" id="34" name="Picture"/>
             <a:graphic>
@@ -27842,7 +28400,7 @@
                   <pic:spPr bwMode="auto">
                     <a:xfrm>
                       <a:off x="0" y="0"/>
-                      <a:ext cx="2552700" cy="1828800"/>
+                      <a:ext cx="2552700" cy="1892300"/>
                     </a:xfrm>
                     <a:prstGeom prst="rect">
                       <a:avLst/>
@@ -27864,6 +28422,7 @@
     <w:p>
       <w:pPr>
         <w:pStyle w:val="BodyText"/>
+        <w:ind w:firstLine="420"/>
       </w:pPr>
       <w:r>
         <w:rPr>
@@ -27916,7 +28475,7 @@
         </w:rPr>
         <w:drawing>
           <wp:inline>
-            <wp:extent cx="2133600" cy="1803400"/>
+            <wp:extent cx="2133600" cy="1854200"/>
             <wp:effectExtent b="0" l="0" r="0" t="0"/>
             <wp:docPr descr="" title="" id="37" name="Picture"/>
             <a:graphic>
@@ -27937,7 +28496,7 @@
                   <pic:spPr bwMode="auto">
                     <a:xfrm>
                       <a:off x="0" y="0"/>
-                      <a:ext cx="2133600" cy="1803400"/>
+                      <a:ext cx="2133600" cy="1854200"/>
                     </a:xfrm>
                     <a:prstGeom prst="rect">
                       <a:avLst/>
@@ -27959,6 +28518,7 @@
     <w:p>
       <w:pPr>
         <w:pStyle w:val="BodyText"/>
+        <w:ind w:firstLine="420"/>
       </w:pPr>
       <w:r>
         <w:rPr>
@@ -28002,6 +28562,7 @@
     <w:p>
       <w:pPr>
         <w:pStyle w:val="BodyText"/>
+        <w:ind w:firstLine="420"/>
       </w:pPr>
       <w:r>
         <w:rPr>
@@ -28009,7 +28570,7 @@
           <w:b/>
           <w:bCs/>
         </w:rPr>
-        <w:t xml:space="preserve">7-3</w:t>
+        <w:t xml:space="preserve">(3)</w:t>
       </w:r>
       <w:r>
         <w:rPr>
@@ -28313,6 +28874,7 @@
     <w:p>
       <w:pPr>
         <w:pStyle w:val="BodyText"/>
+        <w:ind w:firstLine="420"/>
       </w:pPr>
       <w:r>
         <w:rPr>
@@ -28320,7 +28882,7 @@
           <w:b/>
           <w:bCs/>
         </w:rPr>
-        <w:t xml:space="preserve">7-4</w:t>
+        <w:t xml:space="preserve">(4)</w:t>
       </w:r>
       <w:r>
         <w:rPr>
@@ -28363,7 +28925,7 @@
           <w:b/>
           <w:bCs/>
         </w:rPr>
-        <w:t xml:space="preserve">7-5</w:t>
+        <w:t xml:space="preserve">(5)</w:t>
       </w:r>
     </w:p>
     <w:p>
@@ -28722,6 +29284,16 @@
         </w:pict>
       </w:r>
     </w:p>
+    <w:p>
+      <w:pPr>
+        <w:spacing w:before="160" w:after="80"/>
+      </w:pPr>
+      <w:r>
+        <w:pict>
+          <v:rect style="width:0;height:1.5pt" o:hralign="center" o:hrstd="t" o:hr="t"/>
+        </w:pict>
+      </w:r>
+    </w:p>
     <w:bookmarkEnd w:id="39"/>
     <w:bookmarkStart w:id="43" w:name="第22题"/>
     <w:p>
@@ -28751,6 +29323,7 @@
     <w:p>
       <w:pPr>
         <w:pStyle w:val="BlockText"/>
+        <w:ind w:firstLine="420"/>
       </w:pPr>
       <w:r>
         <w:rPr>
@@ -28774,6 +29347,7 @@
     <w:p>
       <w:pPr>
         <w:pStyle w:val="BlockText"/>
+        <w:ind w:firstLine="420"/>
       </w:pPr>
       <w:r>
         <w:rPr>
@@ -28805,6 +29379,7 @@
     <w:p>
       <w:pPr>
         <w:pStyle w:val="FirstParagraph"/>
+        <w:ind w:firstLine="420"/>
       </w:pPr>
       <w:r>
         <w:rPr>
@@ -28812,7 +29387,7 @@
           <w:b/>
           <w:bCs/>
         </w:rPr>
-        <w:t xml:space="preserve">5-1</w:t>
+        <w:t xml:space="preserve">(1)</w:t>
       </w:r>
       <w:r>
         <w:rPr>
@@ -29128,6 +29703,7 @@
     <w:p>
       <w:pPr>
         <w:pStyle w:val="BodyText"/>
+        <w:ind w:firstLine="420"/>
       </w:pPr>
       <w:r>
         <w:rPr>
@@ -29135,7 +29711,7 @@
           <w:b/>
           <w:bCs/>
         </w:rPr>
-        <w:t xml:space="preserve">5-2</w:t>
+        <w:t xml:space="preserve">(2)</w:t>
       </w:r>
       <w:r>
         <w:rPr>
@@ -29351,6 +29927,7 @@
     <w:p>
       <w:pPr>
         <w:pStyle w:val="BodyText"/>
+        <w:ind w:firstLine="420"/>
       </w:pPr>
       <w:r>
         <w:rPr>
@@ -29377,7 +29954,7 @@
           <w:b/>
           <w:bCs/>
         </w:rPr>
-        <w:t xml:space="preserve">5-1</w:t>
+        <w:t xml:space="preserve">(1)</w:t>
       </w:r>
       <w:r>
         <w:rPr>
@@ -29577,6 +30154,7 @@
     <w:p>
       <w:pPr>
         <w:pStyle w:val="BodyText"/>
+        <w:ind w:firstLine="420"/>
       </w:pPr>
       <w:r>
         <w:rPr>
@@ -29745,7 +30323,7 @@
           <w:b/>
           <w:bCs/>
         </w:rPr>
-        <w:t xml:space="preserve">5-2</w:t>
+        <w:t xml:space="preserve">(2)</w:t>
       </w:r>
     </w:p>
     <w:p>
@@ -30106,6 +30684,16 @@
         </w:pict>
       </w:r>
     </w:p>
+    <w:p>
+      <w:pPr>
+        <w:spacing w:before="160" w:after="80"/>
+      </w:pPr>
+      <w:r>
+        <w:pict>
+          <v:rect style="width:0;height:1.5pt" o:hralign="center" o:hrstd="t" o:hr="t"/>
+        </w:pict>
+      </w:r>
+    </w:p>
     <w:bookmarkEnd w:id="43"/>
     <w:bookmarkStart w:id="44" w:name="第23题"/>
     <w:p>
@@ -30135,6 +30723,7 @@
     <w:p>
       <w:pPr>
         <w:pStyle w:val="BlockText"/>
+        <w:ind w:firstLine="420"/>
       </w:pPr>
       <w:r>
         <w:rPr>
@@ -30158,6 +30747,7 @@
     <w:p>
       <w:pPr>
         <w:pStyle w:val="BlockText"/>
+        <w:ind w:firstLine="420"/>
       </w:pPr>
       <w:r>
         <w:rPr>
@@ -30189,6 +30779,7 @@
     <w:p>
       <w:pPr>
         <w:pStyle w:val="FirstParagraph"/>
+        <w:ind w:firstLine="420"/>
       </w:pPr>
       <w:r>
         <w:rPr>
@@ -30206,6 +30797,7 @@
     <w:p>
       <w:pPr>
         <w:pStyle w:val="BodyText"/>
+        <w:ind w:firstLine="420"/>
       </w:pPr>
       <w:r>
         <w:rPr>
@@ -30213,7 +30805,7 @@
           <w:b/>
           <w:bCs/>
         </w:rPr>
-        <w:t xml:space="preserve">1-1</w:t>
+        <w:t xml:space="preserve">(1)</w:t>
       </w:r>
       <w:r>
         <w:rPr>
@@ -30307,6 +30899,7 @@
     <w:p>
       <w:pPr>
         <w:pStyle w:val="BodyText"/>
+        <w:ind w:firstLine="420"/>
       </w:pPr>
       <w:r>
         <w:rPr>
@@ -30314,7 +30907,7 @@
           <w:b/>
           <w:bCs/>
         </w:rPr>
-        <w:t xml:space="preserve">1-2</w:t>
+        <w:t xml:space="preserve">(2)</w:t>
       </w:r>
       <w:r>
         <w:rPr>
@@ -30526,6 +31119,7 @@
     <w:p>
       <w:pPr>
         <w:pStyle w:val="BodyText"/>
+        <w:ind w:firstLine="420"/>
       </w:pPr>
       <w:r>
         <w:rPr>
@@ -30533,7 +31127,7 @@
           <w:b/>
           <w:bCs/>
         </w:rPr>
-        <w:t xml:space="preserve">1-3</w:t>
+        <w:t xml:space="preserve">(3)</w:t>
       </w:r>
       <w:r>
         <w:rPr>
@@ -30639,6 +31233,7 @@
     <w:p>
       <w:pPr>
         <w:pStyle w:val="BodyText"/>
+        <w:ind w:firstLine="420"/>
       </w:pPr>
       <w:r>
         <w:rPr>
@@ -30646,7 +31241,7 @@
           <w:b/>
           <w:bCs/>
         </w:rPr>
-        <w:t xml:space="preserve">1-4</w:t>
+        <w:t xml:space="preserve">(4)</w:t>
       </w:r>
       <w:r>
         <w:rPr>
@@ -30790,6 +31385,7 @@
     <w:p>
       <w:pPr>
         <w:pStyle w:val="BodyText"/>
+        <w:ind w:firstLine="420"/>
       </w:pPr>
       <w:r>
         <w:rPr>
@@ -30797,7 +31393,7 @@
           <w:b/>
           <w:bCs/>
         </w:rPr>
-        <w:t xml:space="preserve">1-5</w:t>
+        <w:t xml:space="preserve">(5)</w:t>
       </w:r>
       <w:r>
         <w:rPr>
@@ -30883,6 +31479,7 @@
     <w:p>
       <w:pPr>
         <w:pStyle w:val="BodyText"/>
+        <w:ind w:firstLine="420"/>
       </w:pPr>
       <w:r>
         <w:rPr>
@@ -30909,7 +31506,7 @@
           <w:b/>
           <w:bCs/>
         </w:rPr>
-        <w:t xml:space="preserve">1-1</w:t>
+        <w:t xml:space="preserve">(1)</w:t>
       </w:r>
       <w:r>
         <w:rPr>
@@ -31040,7 +31637,7 @@
           <w:b/>
           <w:bCs/>
         </w:rPr>
-        <w:t xml:space="preserve">1-2</w:t>
+        <w:t xml:space="preserve">(2)</w:t>
       </w:r>
       <w:r>
         <w:rPr>
@@ -31351,6 +31948,7 @@
     <w:p>
       <w:pPr>
         <w:pStyle w:val="BodyText"/>
+        <w:ind w:firstLine="420"/>
       </w:pPr>
       <w:r>
         <w:rPr>
@@ -31358,7 +31956,7 @@
           <w:b/>
           <w:bCs/>
         </w:rPr>
-        <w:t xml:space="preserve">1-3</w:t>
+        <w:t xml:space="preserve">(3)</w:t>
       </w:r>
       <w:r>
         <w:rPr>
@@ -31573,7 +32171,7 @@
           <w:b/>
           <w:bCs/>
         </w:rPr>
-        <w:t xml:space="preserve">1-4</w:t>
+        <w:t xml:space="preserve">(4)</w:t>
       </w:r>
       <w:r>
         <w:rPr>
@@ -31787,6 +32385,7 @@
     <w:p>
       <w:pPr>
         <w:pStyle w:val="BodyText"/>
+        <w:ind w:firstLine="420"/>
       </w:pPr>
       <w:r>
         <w:rPr>
@@ -31794,7 +32393,7 @@
           <w:b/>
           <w:bCs/>
         </w:rPr>
-        <w:t xml:space="preserve">1-5</w:t>
+        <w:t xml:space="preserve">(5)</w:t>
       </w:r>
       <w:r>
         <w:rPr>
@@ -32084,6 +32683,16 @@
         </w:pict>
       </w:r>
     </w:p>
+    <w:p>
+      <w:pPr>
+        <w:spacing w:before="160" w:after="80"/>
+      </w:pPr>
+      <w:r>
+        <w:pict>
+          <v:rect style="width:0;height:1.5pt" o:hralign="center" o:hrstd="t" o:hr="t"/>
+        </w:pict>
+      </w:r>
+    </w:p>
     <w:bookmarkEnd w:id="44"/>
     <w:bookmarkStart w:id="45" w:name="第24题"/>
     <w:p>
@@ -32113,6 +32722,7 @@
     <w:p>
       <w:pPr>
         <w:pStyle w:val="BlockText"/>
+        <w:ind w:firstLine="420"/>
       </w:pPr>
       <w:r>
         <w:rPr>
@@ -32136,6 +32746,7 @@
     <w:p>
       <w:pPr>
         <w:pStyle w:val="BlockText"/>
+        <w:ind w:firstLine="420"/>
       </w:pPr>
       <w:r>
         <w:rPr>
@@ -32167,6 +32778,7 @@
     <w:p>
       <w:pPr>
         <w:pStyle w:val="FirstParagraph"/>
+        <w:ind w:firstLine="420"/>
       </w:pPr>
       <w:r>
         <w:rPr>
@@ -32184,6 +32796,7 @@
     <w:p>
       <w:pPr>
         <w:pStyle w:val="BodyText"/>
+        <w:ind w:firstLine="420"/>
       </w:pPr>
       <w:r>
         <w:rPr>
@@ -32191,7 +32804,7 @@
           <w:b/>
           <w:bCs/>
         </w:rPr>
-        <w:t xml:space="preserve">1-1</w:t>
+        <w:t xml:space="preserve">(1)</w:t>
       </w:r>
       <w:r>
         <w:rPr>
@@ -32336,6 +32949,7 @@
     <w:p>
       <w:pPr>
         <w:pStyle w:val="BodyText"/>
+        <w:ind w:firstLine="420"/>
       </w:pPr>
       <w:r>
         <w:rPr>
@@ -32343,7 +32957,7 @@
           <w:b/>
           <w:bCs/>
         </w:rPr>
-        <w:t xml:space="preserve">1-2</w:t>
+        <w:t xml:space="preserve">(2)</w:t>
       </w:r>
       <w:r>
         <w:rPr>
@@ -32533,6 +33147,7 @@
     <w:p>
       <w:pPr>
         <w:pStyle w:val="BodyText"/>
+        <w:ind w:firstLine="420"/>
       </w:pPr>
       <w:r>
         <w:rPr>
@@ -32540,7 +33155,7 @@
           <w:b/>
           <w:bCs/>
         </w:rPr>
-        <w:t xml:space="preserve">1-3</w:t>
+        <w:t xml:space="preserve">(3)</w:t>
       </w:r>
       <w:r>
         <w:rPr>
@@ -32626,6 +33241,7 @@
     <w:p>
       <w:pPr>
         <w:pStyle w:val="BodyText"/>
+        <w:ind w:firstLine="420"/>
       </w:pPr>
       <w:r>
         <w:rPr>
@@ -32633,7 +33249,7 @@
           <w:b/>
           <w:bCs/>
         </w:rPr>
-        <w:t xml:space="preserve">1-4</w:t>
+        <w:t xml:space="preserve">(4)</w:t>
       </w:r>
       <w:r>
         <w:rPr>
@@ -32739,6 +33355,7 @@
     <w:p>
       <w:pPr>
         <w:pStyle w:val="BodyText"/>
+        <w:ind w:firstLine="420"/>
       </w:pPr>
       <w:r>
         <w:rPr>
@@ -32746,7 +33363,7 @@
           <w:b/>
           <w:bCs/>
         </w:rPr>
-        <w:t xml:space="preserve">1-5</w:t>
+        <w:t xml:space="preserve">(5)</w:t>
       </w:r>
       <w:r>
         <w:rPr>
@@ -32914,6 +33531,7 @@
     <w:p>
       <w:pPr>
         <w:pStyle w:val="BodyText"/>
+        <w:ind w:firstLine="420"/>
       </w:pPr>
       <w:r>
         <w:rPr>
@@ -32940,7 +33558,7 @@
           <w:b/>
           <w:bCs/>
         </w:rPr>
-        <w:t xml:space="preserve">1-1</w:t>
+        <w:t xml:space="preserve">(1)</w:t>
       </w:r>
       <w:r>
         <w:rPr>
@@ -33221,7 +33839,7 @@
           <w:b/>
           <w:bCs/>
         </w:rPr>
-        <w:t xml:space="preserve">1-2</w:t>
+        <w:t xml:space="preserve">(2)</w:t>
       </w:r>
       <w:r>
         <w:rPr>
@@ -33446,7 +34064,7 @@
           <w:b/>
           <w:bCs/>
         </w:rPr>
-        <w:t xml:space="preserve">1-3</w:t>
+        <w:t xml:space="preserve">(3)</w:t>
       </w:r>
       <w:r>
         <w:rPr>
@@ -33631,7 +34249,7 @@
           <w:b/>
           <w:bCs/>
         </w:rPr>
-        <w:t xml:space="preserve">1-4</w:t>
+        <w:t xml:space="preserve">(4)</w:t>
       </w:r>
       <w:r>
         <w:rPr>
@@ -33767,6 +34385,7 @@
     <w:p>
       <w:pPr>
         <w:pStyle w:val="BodyText"/>
+        <w:ind w:firstLine="420"/>
       </w:pPr>
       <w:r>
         <w:rPr>
@@ -33774,7 +34393,7 @@
           <w:b/>
           <w:bCs/>
         </w:rPr>
-        <w:t xml:space="preserve">1-5</w:t>
+        <w:t xml:space="preserve">(5)</w:t>
       </w:r>
       <w:r>
         <w:rPr>
@@ -34032,6 +34651,16 @@
         </w:pict>
       </w:r>
     </w:p>
+    <w:p>
+      <w:pPr>
+        <w:spacing w:before="160" w:after="80"/>
+      </w:pPr>
+      <w:r>
+        <w:pict>
+          <v:rect style="width:0;height:1.5pt" o:hralign="center" o:hrstd="t" o:hr="t"/>
+        </w:pict>
+      </w:r>
+    </w:p>
     <w:bookmarkEnd w:id="45"/>
     <w:bookmarkStart w:id="46" w:name="第25题"/>
     <w:p>
@@ -34061,6 +34690,7 @@
     <w:p>
       <w:pPr>
         <w:pStyle w:val="BlockText"/>
+        <w:ind w:firstLine="420"/>
       </w:pPr>
       <w:r>
         <w:rPr>
@@ -34096,6 +34726,7 @@
     <w:p>
       <w:pPr>
         <w:pStyle w:val="FirstParagraph"/>
+        <w:ind w:firstLine="420"/>
       </w:pPr>
       <w:r>
         <w:rPr>
@@ -34360,8 +34991,9 @@
         <w:pStyle w:val="Compact"/>
         <w:numPr>
           <w:ilvl w:val="0"/>
-          <w:numId w:val="1027"/>
+          <w:numId w:val="1033"/>
         </w:numPr>
+        <w:ind w:firstLine="420"/>
       </w:pPr>
       <w:r>
         <w:rPr>
@@ -34425,8 +35057,9 @@
         <w:pStyle w:val="Compact"/>
         <w:numPr>
           <w:ilvl w:val="0"/>
-          <w:numId w:val="1027"/>
+          <w:numId w:val="1033"/>
         </w:numPr>
+        <w:ind w:firstLine="420"/>
       </w:pPr>
       <w:r>
         <w:rPr>
@@ -34458,8 +35091,9 @@
         <w:pStyle w:val="Compact"/>
         <w:numPr>
           <w:ilvl w:val="0"/>
-          <w:numId w:val="1027"/>
+          <w:numId w:val="1033"/>
         </w:numPr>
+        <w:ind w:firstLine="420"/>
       </w:pPr>
       <w:r>
         <w:rPr>
@@ -34545,8 +35179,9 @@
         <w:pStyle w:val="Compact"/>
         <w:numPr>
           <w:ilvl w:val="0"/>
-          <w:numId w:val="1027"/>
+          <w:numId w:val="1033"/>
         </w:numPr>
+        <w:ind w:firstLine="420"/>
       </w:pPr>
       <w:r>
         <w:rPr>
@@ -34729,6 +35364,7 @@
     <w:p>
       <w:pPr>
         <w:pStyle w:val="FirstParagraph"/>
+        <w:ind w:firstLine="420"/>
       </w:pPr>
       <w:r>
         <w:rPr>
@@ -34749,8 +35385,9 @@
       <w:pPr>
         <w:numPr>
           <w:ilvl w:val="0"/>
-          <w:numId w:val="1028"/>
+          <w:numId w:val="1034"/>
         </w:numPr>
+        <w:ind w:firstLine="420"/>
       </w:pPr>
       <w:r>
         <w:rPr>
@@ -34821,8 +35458,9 @@
       <w:pPr>
         <w:numPr>
           <w:ilvl w:val="0"/>
-          <w:numId w:val="1028"/>
+          <w:numId w:val="1034"/>
         </w:numPr>
+        <w:ind w:firstLine="420"/>
       </w:pPr>
       <w:r>
         <w:rPr>
@@ -34993,8 +35631,9 @@
       <w:pPr>
         <w:numPr>
           <w:ilvl w:val="0"/>
-          <w:numId w:val="1028"/>
+          <w:numId w:val="1034"/>
         </w:numPr>
+        <w:ind w:firstLine="420"/>
       </w:pPr>
       <w:r>
         <w:rPr>
@@ -35185,8 +35824,9 @@
         <w:pStyle w:val="Compact"/>
         <w:numPr>
           <w:ilvl w:val="0"/>
-          <w:numId w:val="1029"/>
+          <w:numId w:val="1035"/>
         </w:numPr>
+        <w:ind w:firstLine="420"/>
       </w:pPr>
       <w:r>
         <w:rPr>
@@ -35386,6 +36026,7 @@
     <w:p>
       <w:pPr>
         <w:pStyle w:val="FirstParagraph"/>
+        <w:ind w:firstLine="420"/>
       </w:pPr>
       <w:r>
         <w:rPr>
@@ -35681,6 +36322,16 @@
           <w:rFonts w:ascii="Times New Roman" w:hAnsi="Times New Roman" w:eastAsia="Times New Roman" w:cs="Times New Roman"/>
         </w:rPr>
         <w:t xml:space="preserve">。</w:t>
+      </w:r>
+    </w:p>
+    <w:p>
+      <w:pPr>
+        <w:spacing w:before="160" w:after="80"/>
+      </w:pPr>
+      <w:r>
+        <w:pict>
+          <v:rect style="width:0;height:1.5pt" o:hralign="center" o:hrstd="t" o:hr="t"/>
+        </w:pict>
       </w:r>
     </w:p>
     <w:p>
@@ -35722,6 +36373,7 @@
     <w:p>
       <w:pPr>
         <w:pStyle w:val="BlockText"/>
+        <w:ind w:firstLine="420"/>
       </w:pPr>
       <w:r>
         <w:rPr>
@@ -35757,6 +36409,7 @@
     <w:p>
       <w:pPr>
         <w:pStyle w:val="FirstParagraph"/>
+        <w:ind w:firstLine="420"/>
       </w:pPr>
       <w:r>
         <w:rPr>
@@ -35863,8 +36516,9 @@
       <w:pPr>
         <w:numPr>
           <w:ilvl w:val="0"/>
-          <w:numId w:val="1030"/>
+          <w:numId w:val="1036"/>
         </w:numPr>
+        <w:ind w:firstLine="420"/>
       </w:pPr>
       <w:r>
         <w:rPr>
@@ -36422,8 +37076,9 @@
       <w:pPr>
         <w:numPr>
           <w:ilvl w:val="0"/>
-          <w:numId w:val="1030"/>
+          <w:numId w:val="1036"/>
         </w:numPr>
+        <w:ind w:firstLine="420"/>
       </w:pPr>
       <w:r>
         <w:rPr>
@@ -36757,6 +37412,7 @@
     <w:p>
       <w:pPr>
         <w:pStyle w:val="FirstParagraph"/>
+        <w:ind w:firstLine="420"/>
       </w:pPr>
       <w:r>
         <w:rPr>
@@ -36850,6 +37506,7 @@
     <w:p>
       <w:pPr>
         <w:pStyle w:val="BodyText"/>
+        <w:ind w:firstLine="420"/>
       </w:pPr>
       <w:r>
         <w:rPr>
@@ -36869,6 +37526,7 @@
     <w:p>
       <w:pPr>
         <w:pStyle w:val="BodyText"/>
+        <w:ind w:firstLine="420"/>
       </w:pPr>
       <w:r>
         <w:rPr>
@@ -36882,6 +37540,7 @@
     <w:p>
       <w:pPr>
         <w:pStyle w:val="BodyText"/>
+        <w:ind w:firstLine="420"/>
       </w:pPr>
       <w:r>
         <w:rPr>
@@ -37553,6 +38212,7 @@
     <w:p>
       <w:pPr>
         <w:pStyle w:val="BodyText"/>
+        <w:ind w:firstLine="420"/>
       </w:pPr>
       <w:r>
         <w:rPr>
@@ -37590,6 +38250,7 @@
     <w:p>
       <w:pPr>
         <w:pStyle w:val="BodyText"/>
+        <w:ind w:firstLine="420"/>
       </w:pPr>
       <w:r>
         <w:rPr>
@@ -38703,6 +39364,7 @@
     <w:p>
       <w:pPr>
         <w:pStyle w:val="FirstParagraph"/>
+        <w:ind w:firstLine="420"/>
       </w:pPr>
       <w:r>
         <w:rPr>
@@ -38937,6 +39599,7 @@
     <w:p>
       <w:pPr>
         <w:pStyle w:val="FirstParagraph"/>
+        <w:ind w:firstLine="420"/>
       </w:pPr>
       <w:r>
         <w:rPr>
@@ -39119,6 +39782,16 @@
         </w:pict>
       </w:r>
     </w:p>
+    <w:p>
+      <w:pPr>
+        <w:spacing w:before="160" w:after="80"/>
+      </w:pPr>
+      <w:r>
+        <w:pict>
+          <v:rect style="width:0;height:1.5pt" o:hralign="center" o:hrstd="t" o:hr="t"/>
+        </w:pict>
+      </w:r>
+    </w:p>
     <w:bookmarkEnd w:id="47"/>
     <w:bookmarkStart w:id="48" w:name="第27题"/>
     <w:p>
@@ -39148,6 +39821,7 @@
     <w:p>
       <w:pPr>
         <w:pStyle w:val="BlockText"/>
+        <w:ind w:firstLine="420"/>
       </w:pPr>
       <w:r>
         <w:rPr>
@@ -39184,8 +39858,9 @@
       <w:pPr>
         <w:numPr>
           <w:ilvl w:val="0"/>
-          <w:numId w:val="1031"/>
+          <w:numId w:val="1037"/>
         </w:numPr>
+        <w:ind w:firstLine="420"/>
       </w:pPr>
       <m:oMath>
         <m:sSub>
@@ -39321,8 +39996,9 @@
       <w:pPr>
         <w:numPr>
           <w:ilvl w:val="0"/>
-          <w:numId w:val="1031"/>
+          <w:numId w:val="1037"/>
         </w:numPr>
+        <w:ind w:firstLine="420"/>
       </w:pPr>
       <m:oMath>
         <m:sSub>
@@ -39520,8 +40196,9 @@
       <w:pPr>
         <w:numPr>
           <w:ilvl w:val="0"/>
-          <w:numId w:val="1031"/>
+          <w:numId w:val="1037"/>
         </w:numPr>
+        <w:ind w:firstLine="420"/>
       </w:pPr>
       <w:r>
         <w:rPr>
@@ -39708,8 +40385,9 @@
       <w:pPr>
         <w:numPr>
           <w:ilvl w:val="0"/>
-          <w:numId w:val="1031"/>
+          <w:numId w:val="1037"/>
         </w:numPr>
+        <w:ind w:firstLine="420"/>
       </w:pPr>
       <w:r>
         <w:rPr>
@@ -40181,6 +40859,7 @@
     <w:p>
       <w:pPr>
         <w:pStyle w:val="FirstParagraph"/>
+        <w:ind w:firstLine="420"/>
       </w:pPr>
       <w:r>
         <w:rPr>
@@ -40200,6 +40879,7 @@
     <w:p>
       <w:pPr>
         <w:pStyle w:val="BodyText"/>
+        <w:ind w:firstLine="420"/>
       </w:pPr>
       <w:r>
         <w:rPr>
@@ -40238,7 +40918,7 @@
       <w:pPr>
         <w:numPr>
           <w:ilvl w:val="0"/>
-          <w:numId w:val="1032"/>
+          <w:numId w:val="1038"/>
         </w:numPr>
       </w:pPr>
       <m:oMath>
@@ -40400,7 +41080,7 @@
       <w:pPr>
         <w:numPr>
           <w:ilvl w:val="0"/>
-          <w:numId w:val="1032"/>
+          <w:numId w:val="1038"/>
         </w:numPr>
       </w:pPr>
       <m:oMath>
@@ -40609,8 +41289,9 @@
       <w:pPr>
         <w:numPr>
           <w:ilvl w:val="0"/>
-          <w:numId w:val="1032"/>
+          <w:numId w:val="1038"/>
         </w:numPr>
+        <w:ind w:firstLine="420"/>
       </w:pPr>
       <m:oMath>
         <m:oMathPr>
@@ -41073,8 +41754,9 @@
       <w:pPr>
         <w:numPr>
           <w:ilvl w:val="0"/>
-          <w:numId w:val="1032"/>
+          <w:numId w:val="1038"/>
         </w:numPr>
+        <w:ind w:firstLine="420"/>
       </w:pPr>
       <m:oMath>
         <m:oMathPr>
@@ -41346,6 +42028,7 @@
     <w:p>
       <w:pPr>
         <w:pStyle w:val="FirstParagraph"/>
+        <w:ind w:firstLine="420"/>
       </w:pPr>
       <w:r>
         <w:rPr>
@@ -41548,6 +42231,16 @@
         </w:pict>
       </w:r>
     </w:p>
+    <w:p>
+      <w:pPr>
+        <w:spacing w:before="160" w:after="80"/>
+      </w:pPr>
+      <w:r>
+        <w:pict>
+          <v:rect style="width:0;height:1.5pt" o:hralign="center" o:hrstd="t" o:hr="t"/>
+        </w:pict>
+      </w:r>
+    </w:p>
     <w:bookmarkEnd w:id="48"/>
     <w:bookmarkStart w:id="49" w:name="第28题"/>
     <w:p>
@@ -41577,6 +42270,7 @@
     <w:p>
       <w:pPr>
         <w:pStyle w:val="BlockText"/>
+        <w:ind w:firstLine="420"/>
       </w:pPr>
       <w:r>
         <w:rPr>
@@ -41612,6 +42306,7 @@
     <w:p>
       <w:pPr>
         <w:pStyle w:val="FirstParagraph"/>
+        <w:ind w:firstLine="420"/>
       </w:pPr>
       <w:r>
         <w:rPr>
@@ -41755,8 +42450,9 @@
       <w:pPr>
         <w:numPr>
           <w:ilvl w:val="0"/>
-          <w:numId w:val="1033"/>
+          <w:numId w:val="1039"/>
         </w:numPr>
+        <w:ind w:firstLine="420"/>
       </w:pPr>
       <w:r>
         <w:rPr>
@@ -41793,8 +42489,9 @@
       <w:pPr>
         <w:numPr>
           <w:ilvl w:val="0"/>
-          <w:numId w:val="1033"/>
+          <w:numId w:val="1039"/>
         </w:numPr>
+        <w:ind w:firstLine="420"/>
       </w:pPr>
       <w:r>
         <w:rPr>
@@ -41932,6 +42629,7 @@
     <w:p>
       <w:pPr>
         <w:pStyle w:val="FirstParagraph"/>
+        <w:ind w:firstLine="420"/>
       </w:pPr>
       <w:r>
         <w:rPr>
@@ -41974,8 +42672,9 @@
       <w:pPr>
         <w:numPr>
           <w:ilvl w:val="0"/>
-          <w:numId w:val="1034"/>
+          <w:numId w:val="1040"/>
         </w:numPr>
+        <w:ind w:firstLine="420"/>
       </w:pPr>
       <w:r>
         <w:rPr>
@@ -42018,8 +42717,9 @@
       <w:pPr>
         <w:numPr>
           <w:ilvl w:val="0"/>
-          <w:numId w:val="1034"/>
+          <w:numId w:val="1040"/>
         </w:numPr>
+        <w:ind w:firstLine="420"/>
       </w:pPr>
       <w:r>
         <w:rPr>
@@ -42121,6 +42821,7 @@
     <w:p>
       <w:pPr>
         <w:pStyle w:val="FirstParagraph"/>
+        <w:ind w:firstLine="420"/>
       </w:pPr>
       <w:r>
         <w:rPr>
@@ -42140,6 +42841,7 @@
     <w:p>
       <w:pPr>
         <w:pStyle w:val="BodyText"/>
+        <w:ind w:firstLine="420"/>
       </w:pPr>
       <w:r>
         <w:rPr>
@@ -42153,6 +42855,7 @@
     <w:p>
       <w:pPr>
         <w:pStyle w:val="BodyText"/>
+        <w:ind w:firstLine="420"/>
       </w:pPr>
       <w:r>
         <w:rPr>
@@ -42482,6 +43185,7 @@
     <w:p>
       <w:pPr>
         <w:pStyle w:val="BodyText"/>
+        <w:ind w:firstLine="420"/>
       </w:pPr>
       <w:r>
         <w:rPr>
@@ -42511,6 +43215,7 @@
     <w:p>
       <w:pPr>
         <w:pStyle w:val="BodyText"/>
+        <w:ind w:firstLine="420"/>
       </w:pPr>
       <m:oMath>
         <m:oMathPr>
@@ -43273,6 +43978,7 @@
     <w:p>
       <w:pPr>
         <w:pStyle w:val="BodyText"/>
+        <w:ind w:firstLine="420"/>
       </w:pPr>
       <w:r>
         <w:rPr>
@@ -43369,6 +44075,7 @@
     <w:p>
       <w:pPr>
         <w:pStyle w:val="BodyText"/>
+        <w:ind w:firstLine="420"/>
       </w:pPr>
       <w:r>
         <w:rPr>
@@ -43502,6 +44209,7 @@
     <w:p>
       <w:pPr>
         <w:pStyle w:val="BodyText"/>
+        <w:ind w:firstLine="420"/>
       </w:pPr>
       <w:r>
         <w:rPr>
@@ -43540,7 +44248,7 @@
       <w:pPr>
         <w:numPr>
           <w:ilvl w:val="0"/>
-          <w:numId w:val="1035"/>
+          <w:numId w:val="1041"/>
         </w:numPr>
       </w:pPr>
       <w:r>
@@ -43648,7 +44356,7 @@
       <w:pPr>
         <w:numPr>
           <w:ilvl w:val="0"/>
-          <w:numId w:val="1035"/>
+          <w:numId w:val="1041"/>
         </w:numPr>
       </w:pPr>
       <m:oMath>
@@ -43750,8 +44458,9 @@
       <w:pPr>
         <w:numPr>
           <w:ilvl w:val="0"/>
-          <w:numId w:val="1035"/>
+          <w:numId w:val="1041"/>
         </w:numPr>
+        <w:ind w:firstLine="420"/>
       </w:pPr>
       <w:r>
         <w:rPr>
@@ -43949,8 +44658,9 @@
       <w:pPr>
         <w:numPr>
           <w:ilvl w:val="0"/>
-          <w:numId w:val="1035"/>
+          <w:numId w:val="1041"/>
         </w:numPr>
+        <w:ind w:firstLine="420"/>
       </w:pPr>
       <w:r>
         <w:rPr>
@@ -43994,6 +44704,7 @@
     <w:p>
       <w:pPr>
         <w:pStyle w:val="FirstParagraph"/>
+        <w:ind w:firstLine="420"/>
       </w:pPr>
       <w:r>
         <w:rPr>
@@ -44560,6 +45271,16 @@
         </w:pict>
       </w:r>
     </w:p>
+    <w:p>
+      <w:pPr>
+        <w:spacing w:before="160" w:after="80"/>
+      </w:pPr>
+      <w:r>
+        <w:pict>
+          <v:rect style="width:0;height:1.5pt" o:hralign="center" o:hrstd="t" o:hr="t"/>
+        </w:pict>
+      </w:r>
+    </w:p>
     <w:bookmarkEnd w:id="49"/>
     <w:bookmarkStart w:id="50" w:name="第29题"/>
     <w:p>
@@ -44589,6 +45310,7 @@
     <w:p>
       <w:pPr>
         <w:pStyle w:val="BlockText"/>
+        <w:ind w:firstLine="420"/>
       </w:pPr>
       <w:r>
         <w:rPr>
@@ -44612,6 +45334,7 @@
     <w:p>
       <w:pPr>
         <w:pStyle w:val="FirstParagraph"/>
+        <w:ind w:firstLine="420"/>
       </w:pPr>
       <w:r>
         <w:rPr>
@@ -44683,6 +45406,7 @@
     <w:p>
       <w:pPr>
         <w:pStyle w:val="BodyText"/>
+        <w:ind w:firstLine="420"/>
       </w:pPr>
       <w:r>
         <w:rPr>
@@ -44756,6 +45480,7 @@
     <w:p>
       <w:pPr>
         <w:pStyle w:val="BodyText"/>
+        <w:ind w:firstLine="420"/>
       </w:pPr>
       <w:r>
         <w:rPr>
@@ -44903,6 +45628,7 @@
     <w:p>
       <w:pPr>
         <w:pStyle w:val="BodyText"/>
+        <w:ind w:firstLine="420"/>
       </w:pPr>
       <w:r>
         <w:rPr>
@@ -44922,6 +45648,7 @@
     <w:p>
       <w:pPr>
         <w:pStyle w:val="BodyText"/>
+        <w:ind w:firstLine="420"/>
       </w:pPr>
       <w:r>
         <w:rPr>
@@ -45314,6 +46041,7 @@
     <w:p>
       <w:pPr>
         <w:pStyle w:val="FirstParagraph"/>
+        <w:ind w:firstLine="420"/>
       </w:pPr>
       <m:oMath>
         <m:oMathPr>
@@ -47076,6 +47804,16 @@
         </w:pict>
       </w:r>
     </w:p>
+    <w:p>
+      <w:pPr>
+        <w:spacing w:before="160" w:after="80"/>
+      </w:pPr>
+      <w:r>
+        <w:pict>
+          <v:rect style="width:0;height:1.5pt" o:hralign="center" o:hrstd="t" o:hr="t"/>
+        </w:pict>
+      </w:r>
+    </w:p>
     <w:bookmarkEnd w:id="50"/>
     <w:bookmarkStart w:id="51" w:name="第30题"/>
     <w:p>
@@ -47105,6 +47843,7 @@
     <w:p>
       <w:pPr>
         <w:pStyle w:val="BlockText"/>
+        <w:ind w:firstLine="420"/>
       </w:pPr>
       <w:r>
         <w:rPr>
@@ -47128,6 +47867,7 @@
     <w:p>
       <w:pPr>
         <w:pStyle w:val="FirstParagraph"/>
+        <w:ind w:firstLine="420"/>
       </w:pPr>
       <w:r>
         <w:rPr>
@@ -47258,6 +47998,7 @@
     <w:p>
       <w:pPr>
         <w:pStyle w:val="BodyText"/>
+        <w:ind w:firstLine="420"/>
       </w:pPr>
       <w:r>
         <w:rPr>
@@ -47281,6 +48022,7 @@
     <w:p>
       <w:pPr>
         <w:pStyle w:val="BodyText"/>
+        <w:ind w:firstLine="420"/>
       </w:pPr>
       <w:r>
         <w:rPr>
@@ -47486,6 +48228,7 @@
     <w:p>
       <w:pPr>
         <w:pStyle w:val="BodyText"/>
+        <w:ind w:firstLine="420"/>
       </w:pPr>
       <w:r>
         <w:rPr>
@@ -47505,6 +48248,7 @@
     <w:p>
       <w:pPr>
         <w:pStyle w:val="BodyText"/>
+        <w:ind w:firstLine="420"/>
       </w:pPr>
       <w:r>
         <w:rPr>
@@ -47746,6 +48490,7 @@
     <w:p>
       <w:pPr>
         <w:pStyle w:val="FirstParagraph"/>
+        <w:ind w:firstLine="420"/>
       </w:pPr>
       <w:r>
         <w:rPr>
@@ -47889,6 +48634,7 @@
     <w:p>
       <w:pPr>
         <w:pStyle w:val="FirstParagraph"/>
+        <w:ind w:firstLine="420"/>
       </w:pPr>
       <w:r>
         <w:rPr>
@@ -48059,6 +48805,7 @@
     <w:p>
       <w:pPr>
         <w:pStyle w:val="BodyText"/>
+        <w:ind w:firstLine="420"/>
       </w:pPr>
       <w:r>
         <w:rPr>
@@ -48112,6 +48859,7 @@
     <w:p>
       <w:pPr>
         <w:pStyle w:val="BodyText"/>
+        <w:ind w:firstLine="420"/>
       </w:pPr>
       <w:r>
         <w:rPr>
@@ -48379,6 +49127,7 @@
     <w:p>
       <w:pPr>
         <w:pStyle w:val="FirstParagraph"/>
+        <w:ind w:firstLine="420"/>
       </w:pPr>
       <w:r>
         <w:rPr>
@@ -48551,6 +49300,7 @@
     <w:p>
       <w:pPr>
         <w:pStyle w:val="BodyText"/>
+        <w:ind w:firstLine="420"/>
       </w:pPr>
       <w:r>
         <w:rPr>
@@ -48718,6 +49468,16 @@
         </w:pict>
       </w:r>
     </w:p>
+    <w:p>
+      <w:pPr>
+        <w:spacing w:before="160" w:after="80"/>
+      </w:pPr>
+      <w:r>
+        <w:pict>
+          <v:rect style="width:0;height:1.5pt" o:hralign="center" o:hrstd="t" o:hr="t"/>
+        </w:pict>
+      </w:r>
+    </w:p>
     <w:bookmarkEnd w:id="51"/>
     <w:bookmarkStart w:id="52" w:name="第31题"/>
     <w:p>
@@ -48747,6 +49507,7 @@
     <w:p>
       <w:pPr>
         <w:pStyle w:val="BlockText"/>
+        <w:ind w:firstLine="420"/>
       </w:pPr>
       <w:r>
         <w:rPr>
@@ -48770,6 +49531,7 @@
     <w:p>
       <w:pPr>
         <w:pStyle w:val="FirstParagraph"/>
+        <w:ind w:firstLine="420"/>
       </w:pPr>
       <w:r>
         <w:rPr>
@@ -49110,6 +49872,7 @@
     <w:p>
       <w:pPr>
         <w:pStyle w:val="BodyText"/>
+        <w:ind w:firstLine="420"/>
       </w:pPr>
       <w:r>
         <w:rPr>
@@ -49133,6 +49896,7 @@
     <w:p>
       <w:pPr>
         <w:pStyle w:val="BodyText"/>
+        <w:ind w:firstLine="420"/>
       </w:pPr>
       <w:r>
         <w:rPr>
@@ -49180,6 +49944,7 @@
     <w:p>
       <w:pPr>
         <w:pStyle w:val="BodyText"/>
+        <w:ind w:firstLine="420"/>
       </w:pPr>
       <w:r>
         <w:rPr>
@@ -49199,6 +49964,7 @@
     <w:p>
       <w:pPr>
         <w:pStyle w:val="BodyText"/>
+        <w:ind w:firstLine="420"/>
       </w:pPr>
       <w:r>
         <w:rPr>
@@ -49280,6 +50046,7 @@
     <w:p>
       <w:pPr>
         <w:pStyle w:val="BodyText"/>
+        <w:ind w:firstLine="420"/>
       </w:pPr>
       <w:r>
         <w:rPr>
@@ -49301,6 +50068,7 @@
     <w:p>
       <w:pPr>
         <w:pStyle w:val="BodyText"/>
+        <w:ind w:firstLine="420"/>
       </w:pPr>
       <w:r>
         <w:rPr>
@@ -49444,6 +50212,7 @@
     <w:p>
       <w:pPr>
         <w:pStyle w:val="FirstParagraph"/>
+        <w:ind w:firstLine="420"/>
       </w:pPr>
       <w:r>
         <w:rPr>
@@ -49566,6 +50335,7 @@
     <w:p>
       <w:pPr>
         <w:pStyle w:val="FirstParagraph"/>
+        <w:ind w:firstLine="420"/>
       </w:pPr>
       <w:r>
         <w:rPr>
@@ -49587,6 +50357,7 @@
     <w:p>
       <w:pPr>
         <w:pStyle w:val="BodyText"/>
+        <w:ind w:firstLine="420"/>
       </w:pPr>
       <w:r>
         <w:rPr>
@@ -49784,6 +50555,7 @@
     <w:p>
       <w:pPr>
         <w:pStyle w:val="FirstParagraph"/>
+        <w:ind w:firstLine="420"/>
       </w:pPr>
       <w:r>
         <w:rPr>
@@ -50124,6 +50896,7 @@
     <w:p>
       <w:pPr>
         <w:pStyle w:val="FirstParagraph"/>
+        <w:ind w:firstLine="420"/>
       </w:pPr>
       <w:r>
         <w:rPr>
@@ -50178,6 +50951,16 @@
           <w:rFonts w:hint="eastAsia" w:ascii="Times New Roman" w:hAnsi="Times New Roman" w:eastAsia="Times New Roman" w:cs="Times New Roman"/>
         </w:rPr>
         <w:t>。</w:t>
+      </w:r>
+    </w:p>
+    <w:p>
+      <w:pPr>
+        <w:spacing w:before="160" w:after="80"/>
+      </w:pPr>
+      <w:r>
+        <w:pict>
+          <v:rect style="width:0;height:1.5pt" o:hralign="center" o:hrstd="t" o:hr="t"/>
+        </w:pict>
       </w:r>
     </w:p>
     <w:p>
@@ -50219,6 +51002,7 @@
     <w:p>
       <w:pPr>
         <w:pStyle w:val="BlockText"/>
+        <w:ind w:firstLine="420"/>
       </w:pPr>
       <w:r>
         <w:rPr>
@@ -50243,6 +51027,7 @@
       <w:pPr>
         <w:pStyle w:val="FirstParagraph"/>
         <w:spacing w:after="80"/>
+        <w:ind w:firstLine="420"/>
       </w:pPr>
       <w:r>
         <w:rPr>
@@ -50285,15 +51070,16 @@
       <w:tblPr>
         <w:tblStyle w:val="Table"/>
         <w:tblW w:type="auto" w:w="0"/>
+        <w:tblLook w:firstRow="1" w:lastRow="0" w:firstColumn="0" w:lastColumn="0" w:noHBand="0" w:noVBand="0" w:val="0020"/>
+        <w:jc w:val="center"/>
         <w:tblBorders>
-          <w:top w:val="single" w:sz="12" w:space="0" w:color="000000"/>
-          <w:left w:val="none" w:sz="0" w:space="0" w:color="auto"/>
-          <w:bottom w:val="single" w:sz="12" w:space="0" w:color="000000"/>
-          <w:right w:val="none" w:sz="0" w:space="0" w:color="auto"/>
-          <w:insideH w:val="none" w:sz="0" w:space="0" w:color="auto"/>
-          <w:insideV w:val="none" w:sz="0" w:space="0" w:color="auto"/>
+          <w:top w:val="single" w:sz="12" w:space="0" w:color="333333"/>
+          <w:bottom w:val="single" w:sz="12" w:space="0" w:color="333333"/>
+          <w:left w:val="none"/>
+          <w:right w:val="none"/>
+          <w:insideH w:val="none"/>
+          <w:insideV w:val="none"/>
         </w:tblBorders>
-        <w:tblLook w:firstRow="1" w:lastRow="0" w:firstColumn="0" w:lastColumn="0" w:noHBand="0" w:noVBand="0" w:val="0020"/>
       </w:tblPr>
       <w:tblGrid>
         <w:gridCol w:w="1980"/>
@@ -50308,7 +51094,7 @@
         <w:tc>
           <w:tcPr>
             <w:tcBorders>
-              <w:bottom w:val="single" w:sz="8" w:space="0" w:color="000000"/>
+              <w:bottom w:val="single" w:sz="6" w:space="0" w:color="333333"/>
             </w:tcBorders>
           </w:tcPr>
           <w:p>
@@ -50328,7 +51114,7 @@
         <w:tc>
           <w:tcPr>
             <w:tcBorders>
-              <w:bottom w:val="single" w:sz="8" w:space="0" w:color="000000"/>
+              <w:bottom w:val="single" w:sz="6" w:space="0" w:color="333333"/>
             </w:tcBorders>
           </w:tcPr>
           <w:p>
@@ -50355,7 +51141,7 @@
         <w:tc>
           <w:tcPr>
             <w:tcBorders>
-              <w:bottom w:val="single" w:sz="8" w:space="0" w:color="000000"/>
+              <w:bottom w:val="single" w:sz="6" w:space="0" w:color="333333"/>
             </w:tcBorders>
           </w:tcPr>
           <w:p>
@@ -50382,7 +51168,7 @@
         <w:tc>
           <w:tcPr>
             <w:tcBorders>
-              <w:bottom w:val="single" w:sz="8" w:space="0" w:color="000000"/>
+              <w:bottom w:val="single" w:sz="6" w:space="0" w:color="333333"/>
             </w:tcBorders>
           </w:tcPr>
           <w:p>
@@ -50803,6 +51589,7 @@
       <w:pPr>
         <w:pStyle w:val="BodyText"/>
         <w:spacing w:before="120"/>
+        <w:ind w:firstLine="420"/>
       </w:pPr>
       <w:r>
         <w:rPr>
@@ -50838,6 +51625,7 @@
     <w:p>
       <w:pPr>
         <w:pStyle w:val="BodyText"/>
+        <w:ind w:firstLine="420"/>
       </w:pPr>
       <w:r>
         <w:rPr>
@@ -50873,6 +51661,7 @@
     <w:p>
       <w:pPr>
         <w:pStyle w:val="BodyText"/>
+        <w:ind w:firstLine="420"/>
       </w:pPr>
       <w:r>
         <w:rPr>
@@ -50892,6 +51681,7 @@
     <w:p>
       <w:pPr>
         <w:pStyle w:val="BlockText"/>
+        <w:ind w:firstLine="420"/>
       </w:pPr>
       <w:r>
         <w:rPr>
@@ -50927,7 +51717,12 @@
       </w:r>
     </w:p>
     <w:p>
-      <w:pPr/>
+      <w:pPr>
+        <w:numPr>
+          <w:ilvl w:val="0"/>
+          <w:numId w:val="1042"/>
+        </w:numPr>
+      </w:pPr>
       <m:oMath>
         <m:oMathPr>
           <m:ctrlPr>
@@ -51258,8 +52053,9 @@
       <w:pPr>
         <w:numPr>
           <w:ilvl w:val="0"/>
-          <w:numId w:val="1036"/>
+          <w:numId w:val="1042"/>
         </w:numPr>
+        <w:ind w:firstLine="420"/>
       </w:pPr>
       <w:r>
         <w:rPr>
@@ -51394,6 +52190,16 @@
         </w:pict>
       </w:r>
     </w:p>
+    <w:p>
+      <w:pPr>
+        <w:spacing w:before="160" w:after="80"/>
+      </w:pPr>
+      <w:r>
+        <w:pict>
+          <v:rect style="width:0;height:1.5pt" o:hralign="center" o:hrstd="t" o:hr="t"/>
+        </w:pict>
+      </w:r>
+    </w:p>
     <w:bookmarkEnd w:id="53"/>
     <w:bookmarkStart w:id="54" w:name="第33题"/>
     <w:p>
@@ -51423,6 +52229,7 @@
     <w:p>
       <w:pPr>
         <w:pStyle w:val="BlockText"/>
+        <w:ind w:firstLine="420"/>
       </w:pPr>
       <w:r>
         <w:rPr>
@@ -51446,6 +52253,7 @@
     <w:p>
       <w:pPr>
         <w:pStyle w:val="FirstParagraph"/>
+        <w:ind w:firstLine="420"/>
       </w:pPr>
       <w:r>
         <w:rPr>
@@ -51553,6 +52361,7 @@
     <w:p>
       <w:pPr>
         <w:pStyle w:val="BodyText"/>
+        <w:ind w:firstLine="420"/>
       </w:pPr>
       <w:r>
         <w:rPr>
@@ -51572,6 +52381,7 @@
     <w:p>
       <w:pPr>
         <w:pStyle w:val="BodyText"/>
+        <w:ind w:firstLine="420"/>
       </w:pPr>
       <w:r>
         <w:rPr>
@@ -51921,6 +52731,7 @@
     <w:p>
       <w:pPr>
         <w:pStyle w:val="BodyText"/>
+        <w:ind w:firstLine="420"/>
       </w:pPr>
       <w:r>
         <w:rPr>
@@ -52247,6 +53058,16 @@
         </w:pict>
       </w:r>
     </w:p>
+    <w:p>
+      <w:pPr>
+        <w:spacing w:before="160" w:after="80"/>
+      </w:pPr>
+      <w:r>
+        <w:pict>
+          <v:rect style="width:0;height:1.5pt" o:hralign="center" o:hrstd="t" o:hr="t"/>
+        </w:pict>
+      </w:r>
+    </w:p>
     <w:bookmarkEnd w:id="54"/>
     <w:bookmarkStart w:id="55" w:name="第34题"/>
     <w:p>
@@ -52276,6 +53097,7 @@
     <w:p>
       <w:pPr>
         <w:pStyle w:val="BlockText"/>
+        <w:ind w:firstLine="420"/>
       </w:pPr>
       <w:r>
         <w:rPr>
@@ -52299,6 +53121,7 @@
     <w:p>
       <w:pPr>
         <w:pStyle w:val="FirstParagraph"/>
+        <w:ind w:firstLine="420"/>
       </w:pPr>
       <w:r>
         <w:rPr>
@@ -52406,6 +53229,7 @@
     <w:p>
       <w:pPr>
         <w:pStyle w:val="BodyText"/>
+        <w:ind w:firstLine="420"/>
       </w:pPr>
       <w:r>
         <w:rPr>
@@ -52425,6 +53249,7 @@
     <w:p>
       <w:pPr>
         <w:pStyle w:val="BodyText"/>
+        <w:ind w:firstLine="420"/>
       </w:pPr>
       <w:r>
         <w:rPr>
@@ -52517,6 +53342,7 @@
     <w:p>
       <w:pPr>
         <w:pStyle w:val="FirstParagraph"/>
+        <w:ind w:firstLine="420"/>
       </w:pPr>
       <w:r>
         <w:rPr>
@@ -52733,6 +53559,7 @@
     <w:p>
       <w:pPr>
         <w:pStyle w:val="FirstParagraph"/>
+        <w:ind w:firstLine="420"/>
       </w:pPr>
       <w:r>
         <w:rPr>
@@ -52849,6 +53676,7 @@
     <w:p>
       <w:pPr>
         <w:pStyle w:val="FirstParagraph"/>
+        <w:ind w:firstLine="420"/>
       </w:pPr>
       <w:r>
         <w:rPr>
@@ -53040,6 +53868,7 @@
     <w:p>
       <w:pPr>
         <w:pStyle w:val="FirstParagraph"/>
+        <w:ind w:firstLine="420"/>
       </w:pPr>
       <w:r>
         <w:rPr>
@@ -53158,6 +53987,16 @@
           <w:rFonts w:hint="eastAsia" w:ascii="Times New Roman" w:hAnsi="Times New Roman" w:eastAsia="Times New Roman" w:cs="Times New Roman"/>
         </w:rPr>
         <w:t>。</w:t>
+      </w:r>
+    </w:p>
+    <w:p>
+      <w:pPr>
+        <w:spacing w:before="160" w:after="80"/>
+      </w:pPr>
+      <w:r>
+        <w:pict>
+          <v:rect style="width:0;height:1.5pt" o:hralign="center" o:hrstd="t" o:hr="t"/>
+        </w:pict>
       </w:r>
     </w:p>
     <w:p>
@@ -53199,6 +54038,7 @@
     <w:p>
       <w:pPr>
         <w:pStyle w:val="BlockText"/>
+        <w:ind w:firstLine="420"/>
       </w:pPr>
       <w:r>
         <w:rPr>
@@ -53236,8 +54076,9 @@
         <w:pStyle w:val="Compact"/>
         <w:numPr>
           <w:ilvl w:val="0"/>
-          <w:numId w:val="1037"/>
+          <w:numId w:val="1043"/>
         </w:numPr>
+        <w:ind w:firstLine="420"/>
       </w:pPr>
       <w:r>
         <w:rPr>
@@ -53640,6 +54481,7 @@
     <w:p>
       <w:pPr>
         <w:pStyle w:val="FirstParagraph"/>
+        <w:ind w:firstLine="420"/>
       </w:pPr>
       <w:r>
         <w:rPr>
@@ -53659,6 +54501,7 @@
     <w:p>
       <w:pPr>
         <w:pStyle w:val="BodyText"/>
+        <w:ind w:firstLine="420"/>
       </w:pPr>
       <w:r>
         <w:rPr>
@@ -54056,6 +54899,7 @@
       <w:pPr>
         <w:pStyle w:val="BodyText"/>
         <w:spacing w:after="80"/>
+        <w:ind w:firstLine="420"/>
       </w:pPr>
       <w:r>
         <w:rPr>
@@ -54126,15 +54970,16 @@
       <w:tblPr>
         <w:tblStyle w:val="Table"/>
         <w:tblW w:type="auto" w:w="0"/>
+        <w:tblLook w:firstRow="1" w:lastRow="0" w:firstColumn="0" w:lastColumn="0" w:noHBand="0" w:noVBand="0" w:val="0020"/>
+        <w:jc w:val="center"/>
         <w:tblBorders>
-          <w:top w:val="single" w:sz="12" w:space="0" w:color="000000"/>
-          <w:left w:val="none" w:sz="0" w:space="0" w:color="auto"/>
-          <w:bottom w:val="single" w:sz="12" w:space="0" w:color="000000"/>
-          <w:right w:val="none" w:sz="0" w:space="0" w:color="auto"/>
-          <w:insideH w:val="none" w:sz="0" w:space="0" w:color="auto"/>
-          <w:insideV w:val="none" w:sz="0" w:space="0" w:color="auto"/>
+          <w:top w:val="single" w:sz="12" w:space="0" w:color="333333"/>
+          <w:bottom w:val="single" w:sz="12" w:space="0" w:color="333333"/>
+          <w:left w:val="none"/>
+          <w:right w:val="none"/>
+          <w:insideH w:val="none"/>
+          <w:insideV w:val="none"/>
         </w:tblBorders>
-        <w:tblLook w:firstRow="1" w:lastRow="0" w:firstColumn="0" w:lastColumn="0" w:noHBand="0" w:noVBand="0" w:val="0020"/>
       </w:tblPr>
       <w:tblGrid>
         <w:gridCol w:w="1980"/>
@@ -54149,7 +54994,7 @@
         <w:tc>
           <w:tcPr>
             <w:tcBorders>
-              <w:bottom w:val="single" w:sz="8" w:space="0" w:color="000000"/>
+              <w:bottom w:val="single" w:sz="6" w:space="0" w:color="333333"/>
             </w:tcBorders>
           </w:tcPr>
           <w:p>
@@ -54169,7 +55014,7 @@
         <w:tc>
           <w:tcPr>
             <w:tcBorders>
-              <w:bottom w:val="single" w:sz="8" w:space="0" w:color="000000"/>
+              <w:bottom w:val="single" w:sz="6" w:space="0" w:color="333333"/>
             </w:tcBorders>
           </w:tcPr>
           <w:p>
@@ -54189,7 +55034,7 @@
         <w:tc>
           <w:tcPr>
             <w:tcBorders>
-              <w:bottom w:val="single" w:sz="8" w:space="0" w:color="000000"/>
+              <w:bottom w:val="single" w:sz="6" w:space="0" w:color="333333"/>
             </w:tcBorders>
           </w:tcPr>
           <w:p>
@@ -54209,7 +55054,7 @@
         <w:tc>
           <w:tcPr>
             <w:tcBorders>
-              <w:bottom w:val="single" w:sz="8" w:space="0" w:color="000000"/>
+              <w:bottom w:val="single" w:sz="6" w:space="0" w:color="333333"/>
             </w:tcBorders>
           </w:tcPr>
           <w:p>
@@ -54683,6 +55528,7 @@
       <w:pPr>
         <w:pStyle w:val="BodyText"/>
         <w:spacing w:before="120"/>
+        <w:ind w:firstLine="420"/>
       </w:pPr>
       <w:r>
         <w:rPr>
@@ -54839,6 +55685,7 @@
     <w:p>
       <w:pPr>
         <w:pStyle w:val="BlockText"/>
+        <w:ind w:firstLine="420"/>
       </w:pPr>
       <w:r>
         <w:rPr>
@@ -54957,6 +55804,16 @@
           <w:rFonts w:hint="eastAsia" w:ascii="Times New Roman" w:hAnsi="Times New Roman" w:eastAsia="Times New Roman" w:cs="Times New Roman"/>
         </w:rPr>
         <w:t>。</w:t>
+      </w:r>
+    </w:p>
+    <w:p>
+      <w:pPr>
+        <w:spacing w:before="160" w:after="80"/>
+      </w:pPr>
+      <w:r>
+        <w:pict>
+          <v:rect style="width:0;height:1.5pt" o:hralign="center" o:hrstd="t" o:hr="t"/>
+        </w:pict>
       </w:r>
     </w:p>
     <w:p>
@@ -54998,6 +55855,7 @@
     <w:p>
       <w:pPr>
         <w:pStyle w:val="BlockText"/>
+        <w:ind w:firstLine="420"/>
       </w:pPr>
       <w:r>
         <w:rPr>
@@ -55033,6 +55891,7 @@
     <w:p>
       <w:pPr>
         <w:pStyle w:val="FirstParagraph"/>
+        <w:ind w:firstLine="420"/>
       </w:pPr>
       <w:r>
         <w:rPr>
@@ -55672,6 +56531,7 @@
     <w:p>
       <w:pPr>
         <w:pStyle w:val="BodyText"/>
+        <w:ind w:firstLine="420"/>
       </w:pPr>
       <w:r>
         <w:rPr>
@@ -55691,6 +56551,7 @@
     <w:p>
       <w:pPr>
         <w:pStyle w:val="BodyText"/>
+        <w:ind w:firstLine="420"/>
       </w:pPr>
       <w:r>
         <w:rPr>
@@ -55891,6 +56752,7 @@
     <w:p>
       <w:pPr>
         <w:pStyle w:val="FirstParagraph"/>
+        <w:ind w:firstLine="420"/>
       </w:pPr>
       <w:r>
         <w:rPr>
@@ -56187,6 +57049,7 @@
     <w:p>
       <w:pPr>
         <w:pStyle w:val="FirstParagraph"/>
+        <w:ind w:firstLine="420"/>
       </w:pPr>
       <w:r>
         <w:rPr>
@@ -56410,6 +57273,7 @@
     <w:p>
       <w:pPr>
         <w:pStyle w:val="FirstParagraph"/>
+        <w:ind w:firstLine="420"/>
       </w:pPr>
       <w:r>
         <w:rPr>
@@ -57004,6 +57868,7 @@
     <w:p>
       <w:pPr>
         <w:pStyle w:val="FirstParagraph"/>
+        <w:ind w:firstLine="420"/>
       </w:pPr>
       <w:r>
         <w:rPr>
@@ -57378,6 +58243,7 @@
     <w:p>
       <w:pPr>
         <w:pStyle w:val="FirstParagraph"/>
+        <w:ind w:firstLine="420"/>
       </w:pPr>
       <w:r>
         <w:rPr>
@@ -57487,6 +58353,16 @@
           <w:rFonts w:hint="eastAsia" w:ascii="Times New Roman" w:hAnsi="Times New Roman" w:eastAsia="Times New Roman" w:cs="Times New Roman"/>
         </w:rPr>
         <w:t>。</w:t>
+      </w:r>
+    </w:p>
+    <w:p>
+      <w:pPr>
+        <w:spacing w:before="160" w:after="80"/>
+      </w:pPr>
+      <w:r>
+        <w:pict>
+          <v:rect style="width:0;height:1.5pt" o:hralign="center" o:hrstd="t" o:hr="t"/>
+        </w:pict>
       </w:r>
     </w:p>
     <w:p>
@@ -57538,6 +58414,7 @@
     <w:p>
       <w:pPr>
         <w:pStyle w:val="BlockText"/>
+        <w:ind w:firstLine="420"/>
       </w:pPr>
       <w:r>
         <w:rPr>
@@ -57573,6 +58450,7 @@
     <w:p>
       <w:pPr>
         <w:pStyle w:val="FirstParagraph"/>
+        <w:ind w:firstLine="420"/>
       </w:pPr>
       <w:r>
         <w:rPr>
@@ -57773,6 +58651,7 @@
     <w:p>
       <w:pPr>
         <w:pStyle w:val="BodyText"/>
+        <w:ind w:firstLine="420"/>
       </w:pPr>
       <w:r>
         <w:rPr>
@@ -57792,6 +58671,7 @@
     <w:p>
       <w:pPr>
         <w:pStyle w:val="BodyText"/>
+        <w:ind w:firstLine="420"/>
       </w:pPr>
       <w:r>
         <w:rPr>
@@ -57919,6 +58799,7 @@
     <w:p>
       <w:pPr>
         <w:pStyle w:val="BodyText"/>
+        <w:ind w:firstLine="420"/>
       </w:pPr>
       <w:r>
         <w:rPr>
@@ -58020,6 +58901,7 @@
     <w:p>
       <w:pPr>
         <w:pStyle w:val="BodyText"/>
+        <w:ind w:firstLine="420"/>
       </w:pPr>
       <w:r>
         <w:rPr>
@@ -58109,6 +58991,7 @@
     <w:p>
       <w:pPr>
         <w:pStyle w:val="BodyText"/>
+        <w:ind w:firstLine="420"/>
       </w:pPr>
       <w:r>
         <w:rPr>
@@ -58205,6 +59088,7 @@
     <w:p>
       <w:pPr>
         <w:pStyle w:val="BodyText"/>
+        <w:ind w:firstLine="420"/>
       </w:pPr>
       <w:r>
         <w:rPr>
@@ -58380,6 +59264,7 @@
     <w:p>
       <w:pPr>
         <w:pStyle w:val="BodyText"/>
+        <w:ind w:firstLine="420"/>
       </w:pPr>
       <w:r>
         <w:rPr>
@@ -58470,6 +59355,16 @@
           <w:rFonts w:hint="eastAsia" w:ascii="Times New Roman" w:hAnsi="Times New Roman" w:eastAsia="Times New Roman" w:cs="Times New Roman"/>
         </w:rPr>
         <w:t>。</w:t>
+      </w:r>
+    </w:p>
+    <w:p>
+      <w:pPr>
+        <w:spacing w:before="160" w:after="80"/>
+      </w:pPr>
+      <w:r>
+        <w:pict>
+          <v:rect style="width:0;height:1.5pt" o:hralign="center" o:hrstd="t" o:hr="t"/>
+        </w:pict>
       </w:r>
     </w:p>
     <w:p>
@@ -58521,6 +59416,7 @@
     <w:p>
       <w:pPr>
         <w:pStyle w:val="BlockText"/>
+        <w:ind w:firstLine="420"/>
       </w:pPr>
       <w:r>
         <w:rPr>
@@ -58556,6 +59452,7 @@
     <w:p>
       <w:pPr>
         <w:pStyle w:val="FirstParagraph"/>
+        <w:ind w:firstLine="420"/>
       </w:pPr>
       <w:r>
         <w:rPr>
@@ -58721,6 +59618,7 @@
     <w:p>
       <w:pPr>
         <w:pStyle w:val="BodyText"/>
+        <w:ind w:firstLine="420"/>
       </w:pPr>
       <w:r>
         <w:rPr>
@@ -58740,6 +59638,7 @@
     <w:p>
       <w:pPr>
         <w:pStyle w:val="BodyText"/>
+        <w:ind w:firstLine="420"/>
       </w:pPr>
       <w:r>
         <w:rPr>
@@ -58928,6 +59827,7 @@
     <w:p>
       <w:pPr>
         <w:pStyle w:val="BodyText"/>
+        <w:ind w:firstLine="420"/>
       </w:pPr>
       <w:r>
         <w:rPr>
@@ -58994,6 +59894,7 @@
     <w:p>
       <w:pPr>
         <w:pStyle w:val="BodyText"/>
+        <w:ind w:firstLine="420"/>
       </w:pPr>
       <w:r>
         <w:rPr>
@@ -59105,6 +60006,7 @@
     <w:p>
       <w:pPr>
         <w:pStyle w:val="BodyText"/>
+        <w:ind w:firstLine="420"/>
       </w:pPr>
       <w:r>
         <w:rPr>
@@ -59306,6 +60208,7 @@
     <w:p>
       <w:pPr>
         <w:pStyle w:val="BodyText"/>
+        <w:ind w:firstLine="420"/>
       </w:pPr>
       <w:r>
         <w:rPr>
@@ -59340,6 +60243,16 @@
           <w:rFonts w:hint="eastAsia" w:ascii="Times New Roman" w:hAnsi="Times New Roman" w:eastAsia="Times New Roman" w:cs="Times New Roman"/>
         </w:rPr>
         <w:t>28.60%。</w:t>
+      </w:r>
+    </w:p>
+    <w:p>
+      <w:pPr>
+        <w:spacing w:before="160" w:after="80"/>
+      </w:pPr>
+      <w:r>
+        <w:pict>
+          <v:rect style="width:0;height:1.5pt" o:hralign="center" o:hrstd="t" o:hr="t"/>
+        </w:pict>
       </w:r>
     </w:p>
     <w:p>
@@ -59391,6 +60304,7 @@
     <w:p>
       <w:pPr>
         <w:pStyle w:val="BlockText"/>
+        <w:ind w:firstLine="420"/>
       </w:pPr>
       <w:r>
         <w:rPr>
@@ -59426,6 +60340,7 @@
     <w:p>
       <w:pPr>
         <w:pStyle w:val="FirstParagraph"/>
+        <w:ind w:firstLine="420"/>
       </w:pPr>
       <w:r>
         <w:rPr>
@@ -59652,6 +60567,7 @@
     <w:p>
       <w:pPr>
         <w:pStyle w:val="BodyText"/>
+        <w:ind w:firstLine="420"/>
       </w:pPr>
       <w:r>
         <w:rPr>
@@ -59671,6 +60587,7 @@
     <w:p>
       <w:pPr>
         <w:pStyle w:val="BodyText"/>
+        <w:ind w:firstLine="420"/>
       </w:pPr>
       <w:r>
         <w:rPr>
@@ -59892,6 +60809,7 @@
     <w:p>
       <w:pPr>
         <w:pStyle w:val="BodyText"/>
+        <w:ind w:firstLine="420"/>
       </w:pPr>
       <w:r>
         <w:rPr>
@@ -60046,6 +60964,7 @@
     <w:p>
       <w:pPr>
         <w:pStyle w:val="BodyText"/>
+        <w:ind w:firstLine="420"/>
       </w:pPr>
       <w:r>
         <w:rPr>
@@ -60289,6 +61208,7 @@
     <w:p>
       <w:pPr>
         <w:pStyle w:val="BodyText"/>
+        <w:ind w:firstLine="420"/>
       </w:pPr>
       <w:r>
         <w:rPr>
@@ -60355,6 +61275,16 @@
           <w:rFonts w:hint="eastAsia" w:ascii="Times New Roman" w:hAnsi="Times New Roman" w:eastAsia="Times New Roman" w:cs="Times New Roman"/>
         </w:rPr>
         <w:t>25.49%。</w:t>
+      </w:r>
+    </w:p>
+    <w:p>
+      <w:pPr>
+        <w:spacing w:before="160" w:after="80"/>
+      </w:pPr>
+      <w:r>
+        <w:pict>
+          <v:rect style="width:0;height:1.5pt" o:hralign="center" o:hrstd="t" o:hr="t"/>
+        </w:pict>
       </w:r>
     </w:p>
     <w:p>
@@ -60406,6 +61336,7 @@
     <w:p>
       <w:pPr>
         <w:pStyle w:val="BlockText"/>
+        <w:ind w:firstLine="420"/>
       </w:pPr>
       <w:r>
         <w:rPr>
@@ -60442,6 +61373,7 @@
       <w:pPr>
         <w:pStyle w:val="FirstParagraph"/>
         <w:spacing w:after="80"/>
+        <w:ind w:firstLine="420"/>
       </w:pPr>
       <w:r>
         <w:rPr>
@@ -60596,15 +61528,16 @@
       <w:tblPr>
         <w:tblStyle w:val="Table"/>
         <w:tblW w:type="auto" w:w="0"/>
+        <w:tblLook w:firstRow="1" w:lastRow="0" w:firstColumn="0" w:lastColumn="0" w:noHBand="0" w:noVBand="0" w:val="0020"/>
+        <w:jc w:val="center"/>
         <w:tblBorders>
-          <w:top w:val="single" w:sz="12" w:space="0" w:color="000000"/>
-          <w:left w:val="none" w:sz="0" w:space="0" w:color="auto"/>
-          <w:bottom w:val="single" w:sz="12" w:space="0" w:color="000000"/>
-          <w:right w:val="none" w:sz="0" w:space="0" w:color="auto"/>
-          <w:insideH w:val="none" w:sz="0" w:space="0" w:color="auto"/>
-          <w:insideV w:val="none" w:sz="0" w:space="0" w:color="auto"/>
+          <w:top w:val="single" w:sz="12" w:space="0" w:color="333333"/>
+          <w:bottom w:val="single" w:sz="12" w:space="0" w:color="333333"/>
+          <w:left w:val="none"/>
+          <w:right w:val="none"/>
+          <w:insideH w:val="none"/>
+          <w:insideV w:val="none"/>
         </w:tblBorders>
-        <w:tblLook w:firstRow="1" w:lastRow="0" w:firstColumn="0" w:lastColumn="0" w:noHBand="0" w:noVBand="0" w:val="0020"/>
       </w:tblPr>
       <w:tblGrid>
         <w:gridCol w:w="2640"/>
@@ -60618,7 +61551,7 @@
         <w:tc>
           <w:tcPr>
             <w:tcBorders>
-              <w:bottom w:val="single" w:sz="8" w:space="0" w:color="000000"/>
+              <w:bottom w:val="single" w:sz="6" w:space="0" w:color="333333"/>
             </w:tcBorders>
           </w:tcPr>
           <w:p>
@@ -60645,7 +61578,7 @@
         <w:tc>
           <w:tcPr>
             <w:tcBorders>
-              <w:bottom w:val="single" w:sz="8" w:space="0" w:color="000000"/>
+              <w:bottom w:val="single" w:sz="6" w:space="0" w:color="333333"/>
             </w:tcBorders>
           </w:tcPr>
           <w:p>
@@ -60665,7 +61598,7 @@
         <w:tc>
           <w:tcPr>
             <w:tcBorders>
-              <w:bottom w:val="single" w:sz="8" w:space="0" w:color="000000"/>
+              <w:bottom w:val="single" w:sz="6" w:space="0" w:color="333333"/>
             </w:tcBorders>
           </w:tcPr>
           <w:p>
@@ -60874,6 +61807,7 @@
       <w:pPr>
         <w:pStyle w:val="BodyText"/>
         <w:spacing w:before="120"/>
+        <w:ind w:firstLine="420"/>
       </w:pPr>
       <w:r>
         <w:rPr>
@@ -61041,6 +61975,7 @@
     <w:p>
       <w:pPr>
         <w:pStyle w:val="BodyText"/>
+        <w:ind w:firstLine="420"/>
       </w:pPr>
       <w:r>
         <w:rPr>
@@ -61060,6 +61995,7 @@
     <w:p>
       <w:pPr>
         <w:pStyle w:val="BodyText"/>
+        <w:ind w:firstLine="420"/>
       </w:pPr>
       <w:r>
         <w:rPr>
@@ -61349,6 +62285,7 @@
     <w:p>
       <w:pPr>
         <w:pStyle w:val="FirstParagraph"/>
+        <w:ind w:firstLine="420"/>
       </w:pPr>
       <w:r>
         <w:rPr>
@@ -61973,6 +62910,7 @@
     <w:p>
       <w:pPr>
         <w:pStyle w:val="FirstParagraph"/>
+        <w:ind w:firstLine="420"/>
       </w:pPr>
       <w:r>
         <w:rPr>
@@ -62133,6 +63071,16 @@
           <w:rFonts w:ascii="Times New Roman" w:hAnsi="Times New Roman" w:eastAsia="Times New Roman" w:cs="Times New Roman"/>
         </w:rPr>
         <w:t xml:space="preserve">mol/L。</w:t>
+      </w:r>
+    </w:p>
+    <w:p>
+      <w:pPr>
+        <w:spacing w:before="160" w:after="80"/>
+      </w:pPr>
+      <w:r>
+        <w:pict>
+          <v:rect style="width:0;height:1.5pt" o:hralign="center" o:hrstd="t" o:hr="t"/>
+        </w:pict>
       </w:r>
     </w:p>
     <w:p>
@@ -62484,6 +63432,176 @@
       </w:rPr>
     </w:lvl>
   </w:abstractNum>
+  <w:abstractNum w:abstractNumId="99433">
+    <w:nsid w:val="00A99433"/>
+    <w:multiLevelType w:val="multilevel"/>
+    <w:lvl w:ilvl="0">
+      <w:start w:val="3"/>
+      <w:numFmt w:val="decimal"/>
+      <w:lvlText w:val="(%1)"/>
+      <w:lvlJc w:val="left"/>
+      <w:pPr>
+        <w:ind w:left="720" w:hanging="360"/>
+      </w:pPr>
+    </w:lvl>
+    <w:lvl w:ilvl="1">
+      <w:start w:val="3"/>
+      <w:numFmt w:val="decimal"/>
+      <w:lvlText w:val="(%2)"/>
+      <w:lvlJc w:val="left"/>
+      <w:pPr>
+        <w:ind w:left="1440" w:hanging="360"/>
+      </w:pPr>
+    </w:lvl>
+    <w:lvl w:ilvl="2">
+      <w:start w:val="3"/>
+      <w:numFmt w:val="decimal"/>
+      <w:lvlText w:val="(%3)"/>
+      <w:lvlJc w:val="left"/>
+      <w:pPr>
+        <w:ind w:left="2160" w:hanging="360"/>
+      </w:pPr>
+    </w:lvl>
+    <w:lvl w:ilvl="3">
+      <w:start w:val="3"/>
+      <w:numFmt w:val="decimal"/>
+      <w:lvlText w:val="(%4)"/>
+      <w:lvlJc w:val="left"/>
+      <w:pPr>
+        <w:ind w:left="2880" w:hanging="360"/>
+      </w:pPr>
+    </w:lvl>
+    <w:lvl w:ilvl="4">
+      <w:start w:val="3"/>
+      <w:numFmt w:val="decimal"/>
+      <w:lvlText w:val="(%5)"/>
+      <w:lvlJc w:val="left"/>
+      <w:pPr>
+        <w:ind w:left="3600" w:hanging="360"/>
+      </w:pPr>
+    </w:lvl>
+    <w:lvl w:ilvl="5">
+      <w:start w:val="3"/>
+      <w:numFmt w:val="decimal"/>
+      <w:lvlText w:val="(%6)"/>
+      <w:lvlJc w:val="left"/>
+      <w:pPr>
+        <w:ind w:left="4320" w:hanging="360"/>
+      </w:pPr>
+    </w:lvl>
+    <w:lvl w:ilvl="6">
+      <w:start w:val="3"/>
+      <w:numFmt w:val="decimal"/>
+      <w:lvlText w:val="(%7)"/>
+      <w:lvlJc w:val="left"/>
+      <w:pPr>
+        <w:ind w:left="5040" w:hanging="360"/>
+      </w:pPr>
+    </w:lvl>
+    <w:lvl w:ilvl="7">
+      <w:start w:val="3"/>
+      <w:numFmt w:val="decimal"/>
+      <w:lvlText w:val="(%8)"/>
+      <w:lvlJc w:val="left"/>
+      <w:pPr>
+        <w:ind w:left="5760" w:hanging="360"/>
+      </w:pPr>
+    </w:lvl>
+    <w:lvl w:ilvl="8">
+      <w:start w:val="3"/>
+      <w:numFmt w:val="decimal"/>
+      <w:lvlText w:val="(%9)"/>
+      <w:lvlJc w:val="left"/>
+      <w:pPr>
+        <w:ind w:left="6480" w:hanging="360"/>
+      </w:pPr>
+    </w:lvl>
+  </w:abstractNum>
+  <w:abstractNum w:abstractNumId="99435">
+    <w:nsid w:val="00A99435"/>
+    <w:multiLevelType w:val="multilevel"/>
+    <w:lvl w:ilvl="0">
+      <w:start w:val="5"/>
+      <w:numFmt w:val="decimal"/>
+      <w:lvlText w:val="(%1)"/>
+      <w:lvlJc w:val="left"/>
+      <w:pPr>
+        <w:ind w:left="720" w:hanging="360"/>
+      </w:pPr>
+    </w:lvl>
+    <w:lvl w:ilvl="1">
+      <w:start w:val="5"/>
+      <w:numFmt w:val="decimal"/>
+      <w:lvlText w:val="(%2)"/>
+      <w:lvlJc w:val="left"/>
+      <w:pPr>
+        <w:ind w:left="1440" w:hanging="360"/>
+      </w:pPr>
+    </w:lvl>
+    <w:lvl w:ilvl="2">
+      <w:start w:val="5"/>
+      <w:numFmt w:val="decimal"/>
+      <w:lvlText w:val="(%3)"/>
+      <w:lvlJc w:val="left"/>
+      <w:pPr>
+        <w:ind w:left="2160" w:hanging="360"/>
+      </w:pPr>
+    </w:lvl>
+    <w:lvl w:ilvl="3">
+      <w:start w:val="5"/>
+      <w:numFmt w:val="decimal"/>
+      <w:lvlText w:val="(%4)"/>
+      <w:lvlJc w:val="left"/>
+      <w:pPr>
+        <w:ind w:left="2880" w:hanging="360"/>
+      </w:pPr>
+    </w:lvl>
+    <w:lvl w:ilvl="4">
+      <w:start w:val="5"/>
+      <w:numFmt w:val="decimal"/>
+      <w:lvlText w:val="(%5)"/>
+      <w:lvlJc w:val="left"/>
+      <w:pPr>
+        <w:ind w:left="3600" w:hanging="360"/>
+      </w:pPr>
+    </w:lvl>
+    <w:lvl w:ilvl="5">
+      <w:start w:val="5"/>
+      <w:numFmt w:val="decimal"/>
+      <w:lvlText w:val="(%6)"/>
+      <w:lvlJc w:val="left"/>
+      <w:pPr>
+        <w:ind w:left="4320" w:hanging="360"/>
+      </w:pPr>
+    </w:lvl>
+    <w:lvl w:ilvl="6">
+      <w:start w:val="5"/>
+      <w:numFmt w:val="decimal"/>
+      <w:lvlText w:val="(%7)"/>
+      <w:lvlJc w:val="left"/>
+      <w:pPr>
+        <w:ind w:left="5040" w:hanging="360"/>
+      </w:pPr>
+    </w:lvl>
+    <w:lvl w:ilvl="7">
+      <w:start w:val="5"/>
+      <w:numFmt w:val="decimal"/>
+      <w:lvlText w:val="(%8)"/>
+      <w:lvlJc w:val="left"/>
+      <w:pPr>
+        <w:ind w:left="5760" w:hanging="360"/>
+      </w:pPr>
+    </w:lvl>
+    <w:lvl w:ilvl="8">
+      <w:start w:val="5"/>
+      <w:numFmt w:val="decimal"/>
+      <w:lvlText w:val="(%9)"/>
+      <w:lvlJc w:val="left"/>
+      <w:pPr>
+        <w:ind w:left="6480" w:hanging="360"/>
+      </w:pPr>
+    </w:lvl>
+  </w:abstractNum>
   <w:abstractNum w:abstractNumId="99432">
     <w:nsid w:val="00A99432"/>
     <w:multiLevelType w:val="multilevel"/>
@@ -62561,91 +63679,6 @@
     </w:lvl>
     <w:lvl w:ilvl="8">
       <w:start w:val="2"/>
-      <w:numFmt w:val="decimal"/>
-      <w:lvlText w:val="(%9)"/>
-      <w:lvlJc w:val="left"/>
-      <w:pPr>
-        <w:ind w:left="6480" w:hanging="360"/>
-      </w:pPr>
-    </w:lvl>
-  </w:abstractNum>
-  <w:abstractNum w:abstractNumId="99433">
-    <w:nsid w:val="00A99433"/>
-    <w:multiLevelType w:val="multilevel"/>
-    <w:lvl w:ilvl="0">
-      <w:start w:val="3"/>
-      <w:numFmt w:val="decimal"/>
-      <w:lvlText w:val="(%1)"/>
-      <w:lvlJc w:val="left"/>
-      <w:pPr>
-        <w:ind w:left="720" w:hanging="360"/>
-      </w:pPr>
-    </w:lvl>
-    <w:lvl w:ilvl="1">
-      <w:start w:val="3"/>
-      <w:numFmt w:val="decimal"/>
-      <w:lvlText w:val="(%2)"/>
-      <w:lvlJc w:val="left"/>
-      <w:pPr>
-        <w:ind w:left="1440" w:hanging="360"/>
-      </w:pPr>
-    </w:lvl>
-    <w:lvl w:ilvl="2">
-      <w:start w:val="3"/>
-      <w:numFmt w:val="decimal"/>
-      <w:lvlText w:val="(%3)"/>
-      <w:lvlJc w:val="left"/>
-      <w:pPr>
-        <w:ind w:left="2160" w:hanging="360"/>
-      </w:pPr>
-    </w:lvl>
-    <w:lvl w:ilvl="3">
-      <w:start w:val="3"/>
-      <w:numFmt w:val="decimal"/>
-      <w:lvlText w:val="(%4)"/>
-      <w:lvlJc w:val="left"/>
-      <w:pPr>
-        <w:ind w:left="2880" w:hanging="360"/>
-      </w:pPr>
-    </w:lvl>
-    <w:lvl w:ilvl="4">
-      <w:start w:val="3"/>
-      <w:numFmt w:val="decimal"/>
-      <w:lvlText w:val="(%5)"/>
-      <w:lvlJc w:val="left"/>
-      <w:pPr>
-        <w:ind w:left="3600" w:hanging="360"/>
-      </w:pPr>
-    </w:lvl>
-    <w:lvl w:ilvl="5">
-      <w:start w:val="3"/>
-      <w:numFmt w:val="decimal"/>
-      <w:lvlText w:val="(%6)"/>
-      <w:lvlJc w:val="left"/>
-      <w:pPr>
-        <w:ind w:left="4320" w:hanging="360"/>
-      </w:pPr>
-    </w:lvl>
-    <w:lvl w:ilvl="6">
-      <w:start w:val="3"/>
-      <w:numFmt w:val="decimal"/>
-      <w:lvlText w:val="(%7)"/>
-      <w:lvlJc w:val="left"/>
-      <w:pPr>
-        <w:ind w:left="5040" w:hanging="360"/>
-      </w:pPr>
-    </w:lvl>
-    <w:lvl w:ilvl="7">
-      <w:start w:val="3"/>
-      <w:numFmt w:val="decimal"/>
-      <w:lvlText w:val="(%8)"/>
-      <w:lvlJc w:val="left"/>
-      <w:pPr>
-        <w:ind w:left="5760" w:hanging="360"/>
-      </w:pPr>
-    </w:lvl>
-    <w:lvl w:ilvl="8">
-      <w:start w:val="3"/>
       <w:numFmt w:val="decimal"/>
       <w:lvlText w:val="(%9)"/>
       <w:lvlJc w:val="left"/>
@@ -62842,36 +63875,66 @@
     </w:lvlOverride>
   </w:num>
   <w:num w:numId="1007">
-    <w:abstractNumId w:val="99432"/>
+    <w:abstractNumId w:val="99431"/>
     <w:lvlOverride w:ilvl="0">
-      <w:startOverride w:val="2"/>
+      <w:startOverride w:val="1"/>
     </w:lvlOverride>
     <w:lvlOverride w:ilvl="1">
-      <w:startOverride w:val="2"/>
+      <w:startOverride w:val="1"/>
     </w:lvlOverride>
     <w:lvlOverride w:ilvl="2">
-      <w:startOverride w:val="2"/>
+      <w:startOverride w:val="1"/>
     </w:lvlOverride>
     <w:lvlOverride w:ilvl="3">
-      <w:startOverride w:val="2"/>
+      <w:startOverride w:val="1"/>
     </w:lvlOverride>
     <w:lvlOverride w:ilvl="4">
-      <w:startOverride w:val="2"/>
+      <w:startOverride w:val="1"/>
     </w:lvlOverride>
     <w:lvlOverride w:ilvl="5">
-      <w:startOverride w:val="2"/>
+      <w:startOverride w:val="1"/>
     </w:lvlOverride>
     <w:lvlOverride w:ilvl="6">
-      <w:startOverride w:val="2"/>
+      <w:startOverride w:val="1"/>
     </w:lvlOverride>
     <w:lvlOverride w:ilvl="7">
-      <w:startOverride w:val="2"/>
+      <w:startOverride w:val="1"/>
     </w:lvlOverride>
     <w:lvlOverride w:ilvl="8">
-      <w:startOverride w:val="2"/>
+      <w:startOverride w:val="1"/>
     </w:lvlOverride>
   </w:num>
   <w:num w:numId="1008">
+    <w:abstractNumId w:val="99431"/>
+    <w:lvlOverride w:ilvl="0">
+      <w:startOverride w:val="1"/>
+    </w:lvlOverride>
+    <w:lvlOverride w:ilvl="1">
+      <w:startOverride w:val="1"/>
+    </w:lvlOverride>
+    <w:lvlOverride w:ilvl="2">
+      <w:startOverride w:val="1"/>
+    </w:lvlOverride>
+    <w:lvlOverride w:ilvl="3">
+      <w:startOverride w:val="1"/>
+    </w:lvlOverride>
+    <w:lvlOverride w:ilvl="4">
+      <w:startOverride w:val="1"/>
+    </w:lvlOverride>
+    <w:lvlOverride w:ilvl="5">
+      <w:startOverride w:val="1"/>
+    </w:lvlOverride>
+    <w:lvlOverride w:ilvl="6">
+      <w:startOverride w:val="1"/>
+    </w:lvlOverride>
+    <w:lvlOverride w:ilvl="7">
+      <w:startOverride w:val="1"/>
+    </w:lvlOverride>
+    <w:lvlOverride w:ilvl="8">
+      <w:startOverride w:val="1"/>
+    </w:lvlOverride>
+  </w:num>
+  <w:num w:numId="1009">
     <w:abstractNumId w:val="99433"/>
     <w:lvlOverride w:ilvl="0">
       <w:startOverride w:val="3"/>
@@ -62901,64 +63964,34 @@
       <w:startOverride w:val="3"/>
     </w:lvlOverride>
   </w:num>
-  <w:num w:numId="1009">
-    <w:abstractNumId w:val="99434"/>
+  <w:num w:numId="1010">
+    <w:abstractNumId w:val="99435"/>
     <w:lvlOverride w:ilvl="0">
-      <w:startOverride w:val="4"/>
+      <w:startOverride w:val="5"/>
     </w:lvlOverride>
     <w:lvlOverride w:ilvl="1">
-      <w:startOverride w:val="4"/>
+      <w:startOverride w:val="5"/>
     </w:lvlOverride>
     <w:lvlOverride w:ilvl="2">
-      <w:startOverride w:val="4"/>
+      <w:startOverride w:val="5"/>
     </w:lvlOverride>
     <w:lvlOverride w:ilvl="3">
-      <w:startOverride w:val="4"/>
+      <w:startOverride w:val="5"/>
     </w:lvlOverride>
     <w:lvlOverride w:ilvl="4">
-      <w:startOverride w:val="4"/>
+      <w:startOverride w:val="5"/>
     </w:lvlOverride>
     <w:lvlOverride w:ilvl="5">
-      <w:startOverride w:val="4"/>
+      <w:startOverride w:val="5"/>
     </w:lvlOverride>
     <w:lvlOverride w:ilvl="6">
-      <w:startOverride w:val="4"/>
+      <w:startOverride w:val="5"/>
     </w:lvlOverride>
     <w:lvlOverride w:ilvl="7">
-      <w:startOverride w:val="4"/>
+      <w:startOverride w:val="5"/>
     </w:lvlOverride>
     <w:lvlOverride w:ilvl="8">
-      <w:startOverride w:val="4"/>
-    </w:lvlOverride>
-  </w:num>
-  <w:num w:numId="1010">
-    <w:abstractNumId w:val="99431"/>
-    <w:lvlOverride w:ilvl="0">
-      <w:startOverride w:val="1"/>
-    </w:lvlOverride>
-    <w:lvlOverride w:ilvl="1">
-      <w:startOverride w:val="1"/>
-    </w:lvlOverride>
-    <w:lvlOverride w:ilvl="2">
-      <w:startOverride w:val="1"/>
-    </w:lvlOverride>
-    <w:lvlOverride w:ilvl="3">
-      <w:startOverride w:val="1"/>
-    </w:lvlOverride>
-    <w:lvlOverride w:ilvl="4">
-      <w:startOverride w:val="1"/>
-    </w:lvlOverride>
-    <w:lvlOverride w:ilvl="5">
-      <w:startOverride w:val="1"/>
-    </w:lvlOverride>
-    <w:lvlOverride w:ilvl="6">
-      <w:startOverride w:val="1"/>
-    </w:lvlOverride>
-    <w:lvlOverride w:ilvl="7">
-      <w:startOverride w:val="1"/>
-    </w:lvlOverride>
-    <w:lvlOverride w:ilvl="8">
-      <w:startOverride w:val="1"/>
+      <w:startOverride w:val="5"/>
     </w:lvlOverride>
   </w:num>
   <w:num w:numId="1011">
@@ -62992,93 +64025,93 @@
     </w:lvlOverride>
   </w:num>
   <w:num w:numId="1012">
-    <w:abstractNumId w:val="99431"/>
+    <w:abstractNumId w:val="99432"/>
     <w:lvlOverride w:ilvl="0">
-      <w:startOverride w:val="1"/>
+      <w:startOverride w:val="2"/>
     </w:lvlOverride>
     <w:lvlOverride w:ilvl="1">
-      <w:startOverride w:val="1"/>
+      <w:startOverride w:val="2"/>
     </w:lvlOverride>
     <w:lvlOverride w:ilvl="2">
-      <w:startOverride w:val="1"/>
+      <w:startOverride w:val="2"/>
     </w:lvlOverride>
     <w:lvlOverride w:ilvl="3">
-      <w:startOverride w:val="1"/>
+      <w:startOverride w:val="2"/>
     </w:lvlOverride>
     <w:lvlOverride w:ilvl="4">
-      <w:startOverride w:val="1"/>
+      <w:startOverride w:val="2"/>
     </w:lvlOverride>
     <w:lvlOverride w:ilvl="5">
-      <w:startOverride w:val="1"/>
+      <w:startOverride w:val="2"/>
     </w:lvlOverride>
     <w:lvlOverride w:ilvl="6">
-      <w:startOverride w:val="1"/>
+      <w:startOverride w:val="2"/>
     </w:lvlOverride>
     <w:lvlOverride w:ilvl="7">
-      <w:startOverride w:val="1"/>
+      <w:startOverride w:val="2"/>
     </w:lvlOverride>
     <w:lvlOverride w:ilvl="8">
-      <w:startOverride w:val="1"/>
+      <w:startOverride w:val="2"/>
     </w:lvlOverride>
   </w:num>
   <w:num w:numId="1013">
-    <w:abstractNumId w:val="99431"/>
+    <w:abstractNumId w:val="99433"/>
     <w:lvlOverride w:ilvl="0">
-      <w:startOverride w:val="1"/>
+      <w:startOverride w:val="3"/>
     </w:lvlOverride>
     <w:lvlOverride w:ilvl="1">
-      <w:startOverride w:val="1"/>
+      <w:startOverride w:val="3"/>
     </w:lvlOverride>
     <w:lvlOverride w:ilvl="2">
-      <w:startOverride w:val="1"/>
+      <w:startOverride w:val="3"/>
     </w:lvlOverride>
     <w:lvlOverride w:ilvl="3">
-      <w:startOverride w:val="1"/>
+      <w:startOverride w:val="3"/>
     </w:lvlOverride>
     <w:lvlOverride w:ilvl="4">
-      <w:startOverride w:val="1"/>
+      <w:startOverride w:val="3"/>
     </w:lvlOverride>
     <w:lvlOverride w:ilvl="5">
-      <w:startOverride w:val="1"/>
+      <w:startOverride w:val="3"/>
     </w:lvlOverride>
     <w:lvlOverride w:ilvl="6">
-      <w:startOverride w:val="1"/>
+      <w:startOverride w:val="3"/>
     </w:lvlOverride>
     <w:lvlOverride w:ilvl="7">
-      <w:startOverride w:val="1"/>
+      <w:startOverride w:val="3"/>
     </w:lvlOverride>
     <w:lvlOverride w:ilvl="8">
-      <w:startOverride w:val="1"/>
+      <w:startOverride w:val="3"/>
     </w:lvlOverride>
   </w:num>
   <w:num w:numId="1014">
-    <w:abstractNumId w:val="99431"/>
+    <w:abstractNumId w:val="99434"/>
     <w:lvlOverride w:ilvl="0">
-      <w:startOverride w:val="1"/>
+      <w:startOverride w:val="4"/>
     </w:lvlOverride>
     <w:lvlOverride w:ilvl="1">
-      <w:startOverride w:val="1"/>
+      <w:startOverride w:val="4"/>
     </w:lvlOverride>
     <w:lvlOverride w:ilvl="2">
-      <w:startOverride w:val="1"/>
+      <w:startOverride w:val="4"/>
     </w:lvlOverride>
     <w:lvlOverride w:ilvl="3">
-      <w:startOverride w:val="1"/>
+      <w:startOverride w:val="4"/>
     </w:lvlOverride>
     <w:lvlOverride w:ilvl="4">
-      <w:startOverride w:val="1"/>
+      <w:startOverride w:val="4"/>
     </w:lvlOverride>
     <w:lvlOverride w:ilvl="5">
-      <w:startOverride w:val="1"/>
+      <w:startOverride w:val="4"/>
     </w:lvlOverride>
     <w:lvlOverride w:ilvl="6">
-      <w:startOverride w:val="1"/>
+      <w:startOverride w:val="4"/>
     </w:lvlOverride>
     <w:lvlOverride w:ilvl="7">
-      <w:startOverride w:val="1"/>
+      <w:startOverride w:val="4"/>
     </w:lvlOverride>
     <w:lvlOverride w:ilvl="8">
-      <w:startOverride w:val="1"/>
+      <w:startOverride w:val="4"/>
     </w:lvlOverride>
   </w:num>
   <w:num w:numId="1015">
@@ -63142,33 +64175,33 @@
     </w:lvlOverride>
   </w:num>
   <w:num w:numId="1017">
-    <w:abstractNumId w:val="99432"/>
+    <w:abstractNumId w:val="99431"/>
     <w:lvlOverride w:ilvl="0">
-      <w:startOverride w:val="2"/>
+      <w:startOverride w:val="1"/>
     </w:lvlOverride>
     <w:lvlOverride w:ilvl="1">
-      <w:startOverride w:val="2"/>
+      <w:startOverride w:val="1"/>
     </w:lvlOverride>
     <w:lvlOverride w:ilvl="2">
-      <w:startOverride w:val="2"/>
+      <w:startOverride w:val="1"/>
     </w:lvlOverride>
     <w:lvlOverride w:ilvl="3">
-      <w:startOverride w:val="2"/>
+      <w:startOverride w:val="1"/>
     </w:lvlOverride>
     <w:lvlOverride w:ilvl="4">
-      <w:startOverride w:val="2"/>
+      <w:startOverride w:val="1"/>
     </w:lvlOverride>
     <w:lvlOverride w:ilvl="5">
-      <w:startOverride w:val="2"/>
+      <w:startOverride w:val="1"/>
     </w:lvlOverride>
     <w:lvlOverride w:ilvl="6">
-      <w:startOverride w:val="2"/>
+      <w:startOverride w:val="1"/>
     </w:lvlOverride>
     <w:lvlOverride w:ilvl="7">
-      <w:startOverride w:val="2"/>
+      <w:startOverride w:val="1"/>
     </w:lvlOverride>
     <w:lvlOverride w:ilvl="8">
-      <w:startOverride w:val="2"/>
+      <w:startOverride w:val="1"/>
     </w:lvlOverride>
   </w:num>
   <w:num w:numId="1018">
@@ -63232,34 +64265,7 @@
     </w:lvlOverride>
   </w:num>
   <w:num w:numId="1020">
-    <w:abstractNumId w:val="99431"/>
-    <w:lvlOverride w:ilvl="0">
-      <w:startOverride w:val="1"/>
-    </w:lvlOverride>
-    <w:lvlOverride w:ilvl="1">
-      <w:startOverride w:val="1"/>
-    </w:lvlOverride>
-    <w:lvlOverride w:ilvl="2">
-      <w:startOverride w:val="1"/>
-    </w:lvlOverride>
-    <w:lvlOverride w:ilvl="3">
-      <w:startOverride w:val="1"/>
-    </w:lvlOverride>
-    <w:lvlOverride w:ilvl="4">
-      <w:startOverride w:val="1"/>
-    </w:lvlOverride>
-    <w:lvlOverride w:ilvl="5">
-      <w:startOverride w:val="1"/>
-    </w:lvlOverride>
-    <w:lvlOverride w:ilvl="6">
-      <w:startOverride w:val="1"/>
-    </w:lvlOverride>
-    <w:lvlOverride w:ilvl="7">
-      <w:startOverride w:val="1"/>
-    </w:lvlOverride>
-    <w:lvlOverride w:ilvl="8">
-      <w:startOverride w:val="1"/>
-    </w:lvlOverride>
+    <w:abstractNumId w:val="991"/>
   </w:num>
   <w:num w:numId="1021">
     <w:abstractNumId w:val="99431"/>
@@ -63322,33 +64328,33 @@
     </w:lvlOverride>
   </w:num>
   <w:num w:numId="1023">
-    <w:abstractNumId w:val="99431"/>
+    <w:abstractNumId w:val="99432"/>
     <w:lvlOverride w:ilvl="0">
-      <w:startOverride w:val="1"/>
+      <w:startOverride w:val="2"/>
     </w:lvlOverride>
     <w:lvlOverride w:ilvl="1">
-      <w:startOverride w:val="1"/>
+      <w:startOverride w:val="2"/>
     </w:lvlOverride>
     <w:lvlOverride w:ilvl="2">
-      <w:startOverride w:val="1"/>
+      <w:startOverride w:val="2"/>
     </w:lvlOverride>
     <w:lvlOverride w:ilvl="3">
-      <w:startOverride w:val="1"/>
+      <w:startOverride w:val="2"/>
     </w:lvlOverride>
     <w:lvlOverride w:ilvl="4">
-      <w:startOverride w:val="1"/>
+      <w:startOverride w:val="2"/>
     </w:lvlOverride>
     <w:lvlOverride w:ilvl="5">
-      <w:startOverride w:val="1"/>
+      <w:startOverride w:val="2"/>
     </w:lvlOverride>
     <w:lvlOverride w:ilvl="6">
-      <w:startOverride w:val="1"/>
+      <w:startOverride w:val="2"/>
     </w:lvlOverride>
     <w:lvlOverride w:ilvl="7">
-      <w:startOverride w:val="1"/>
+      <w:startOverride w:val="2"/>
     </w:lvlOverride>
     <w:lvlOverride w:ilvl="8">
-      <w:startOverride w:val="1"/>
+      <w:startOverride w:val="2"/>
     </w:lvlOverride>
   </w:num>
   <w:num w:numId="1024">
@@ -63412,7 +64418,34 @@
     </w:lvlOverride>
   </w:num>
   <w:num w:numId="1026">
-    <w:abstractNumId w:val="991"/>
+    <w:abstractNumId w:val="99431"/>
+    <w:lvlOverride w:ilvl="0">
+      <w:startOverride w:val="1"/>
+    </w:lvlOverride>
+    <w:lvlOverride w:ilvl="1">
+      <w:startOverride w:val="1"/>
+    </w:lvlOverride>
+    <w:lvlOverride w:ilvl="2">
+      <w:startOverride w:val="1"/>
+    </w:lvlOverride>
+    <w:lvlOverride w:ilvl="3">
+      <w:startOverride w:val="1"/>
+    </w:lvlOverride>
+    <w:lvlOverride w:ilvl="4">
+      <w:startOverride w:val="1"/>
+    </w:lvlOverride>
+    <w:lvlOverride w:ilvl="5">
+      <w:startOverride w:val="1"/>
+    </w:lvlOverride>
+    <w:lvlOverride w:ilvl="6">
+      <w:startOverride w:val="1"/>
+    </w:lvlOverride>
+    <w:lvlOverride w:ilvl="7">
+      <w:startOverride w:val="1"/>
+    </w:lvlOverride>
+    <w:lvlOverride w:ilvl="8">
+      <w:startOverride w:val="1"/>
+    </w:lvlOverride>
   </w:num>
   <w:num w:numId="1027">
     <w:abstractNumId w:val="99431"/>
@@ -63475,33 +64508,33 @@
     </w:lvlOverride>
   </w:num>
   <w:num w:numId="1029">
-    <w:abstractNumId w:val="99434"/>
+    <w:abstractNumId w:val="99431"/>
     <w:lvlOverride w:ilvl="0">
-      <w:startOverride w:val="4"/>
+      <w:startOverride w:val="1"/>
     </w:lvlOverride>
     <w:lvlOverride w:ilvl="1">
-      <w:startOverride w:val="4"/>
+      <w:startOverride w:val="1"/>
     </w:lvlOverride>
     <w:lvlOverride w:ilvl="2">
-      <w:startOverride w:val="4"/>
+      <w:startOverride w:val="1"/>
     </w:lvlOverride>
     <w:lvlOverride w:ilvl="3">
-      <w:startOverride w:val="4"/>
+      <w:startOverride w:val="1"/>
     </w:lvlOverride>
     <w:lvlOverride w:ilvl="4">
-      <w:startOverride w:val="4"/>
+      <w:startOverride w:val="1"/>
     </w:lvlOverride>
     <w:lvlOverride w:ilvl="5">
-      <w:startOverride w:val="4"/>
+      <w:startOverride w:val="1"/>
     </w:lvlOverride>
     <w:lvlOverride w:ilvl="6">
-      <w:startOverride w:val="4"/>
+      <w:startOverride w:val="1"/>
     </w:lvlOverride>
     <w:lvlOverride w:ilvl="7">
-      <w:startOverride w:val="4"/>
+      <w:startOverride w:val="1"/>
     </w:lvlOverride>
     <w:lvlOverride w:ilvl="8">
-      <w:startOverride w:val="4"/>
+      <w:startOverride w:val="1"/>
     </w:lvlOverride>
   </w:num>
   <w:num w:numId="1030">
@@ -63565,34 +64598,7 @@
     </w:lvlOverride>
   </w:num>
   <w:num w:numId="1032">
-    <w:abstractNumId w:val="99431"/>
-    <w:lvlOverride w:ilvl="0">
-      <w:startOverride w:val="1"/>
-    </w:lvlOverride>
-    <w:lvlOverride w:ilvl="1">
-      <w:startOverride w:val="1"/>
-    </w:lvlOverride>
-    <w:lvlOverride w:ilvl="2">
-      <w:startOverride w:val="1"/>
-    </w:lvlOverride>
-    <w:lvlOverride w:ilvl="3">
-      <w:startOverride w:val="1"/>
-    </w:lvlOverride>
-    <w:lvlOverride w:ilvl="4">
-      <w:startOverride w:val="1"/>
-    </w:lvlOverride>
-    <w:lvlOverride w:ilvl="5">
-      <w:startOverride w:val="1"/>
-    </w:lvlOverride>
-    <w:lvlOverride w:ilvl="6">
-      <w:startOverride w:val="1"/>
-    </w:lvlOverride>
-    <w:lvlOverride w:ilvl="7">
-      <w:startOverride w:val="1"/>
-    </w:lvlOverride>
-    <w:lvlOverride w:ilvl="8">
-      <w:startOverride w:val="1"/>
-    </w:lvlOverride>
+    <w:abstractNumId w:val="991"/>
   </w:num>
   <w:num w:numId="1033">
     <w:abstractNumId w:val="99431"/>
@@ -63625,36 +64631,6 @@
     </w:lvlOverride>
   </w:num>
   <w:num w:numId="1034">
-    <w:abstractNumId w:val="99433"/>
-    <w:lvlOverride w:ilvl="0">
-      <w:startOverride w:val="3"/>
-    </w:lvlOverride>
-    <w:lvlOverride w:ilvl="1">
-      <w:startOverride w:val="3"/>
-    </w:lvlOverride>
-    <w:lvlOverride w:ilvl="2">
-      <w:startOverride w:val="3"/>
-    </w:lvlOverride>
-    <w:lvlOverride w:ilvl="3">
-      <w:startOverride w:val="3"/>
-    </w:lvlOverride>
-    <w:lvlOverride w:ilvl="4">
-      <w:startOverride w:val="3"/>
-    </w:lvlOverride>
-    <w:lvlOverride w:ilvl="5">
-      <w:startOverride w:val="3"/>
-    </w:lvlOverride>
-    <w:lvlOverride w:ilvl="6">
-      <w:startOverride w:val="3"/>
-    </w:lvlOverride>
-    <w:lvlOverride w:ilvl="7">
-      <w:startOverride w:val="3"/>
-    </w:lvlOverride>
-    <w:lvlOverride w:ilvl="8">
-      <w:startOverride w:val="3"/>
-    </w:lvlOverride>
-  </w:num>
-  <w:num w:numId="1035">
     <w:abstractNumId w:val="99431"/>
     <w:lvlOverride w:ilvl="0">
       <w:startOverride w:val="1"/>
@@ -63682,6 +64658,36 @@
     </w:lvlOverride>
     <w:lvlOverride w:ilvl="8">
       <w:startOverride w:val="1"/>
+    </w:lvlOverride>
+  </w:num>
+  <w:num w:numId="1035">
+    <w:abstractNumId w:val="99434"/>
+    <w:lvlOverride w:ilvl="0">
+      <w:startOverride w:val="4"/>
+    </w:lvlOverride>
+    <w:lvlOverride w:ilvl="1">
+      <w:startOverride w:val="4"/>
+    </w:lvlOverride>
+    <w:lvlOverride w:ilvl="2">
+      <w:startOverride w:val="4"/>
+    </w:lvlOverride>
+    <w:lvlOverride w:ilvl="3">
+      <w:startOverride w:val="4"/>
+    </w:lvlOverride>
+    <w:lvlOverride w:ilvl="4">
+      <w:startOverride w:val="4"/>
+    </w:lvlOverride>
+    <w:lvlOverride w:ilvl="5">
+      <w:startOverride w:val="4"/>
+    </w:lvlOverride>
+    <w:lvlOverride w:ilvl="6">
+      <w:startOverride w:val="4"/>
+    </w:lvlOverride>
+    <w:lvlOverride w:ilvl="7">
+      <w:startOverride w:val="4"/>
+    </w:lvlOverride>
+    <w:lvlOverride w:ilvl="8">
+      <w:startOverride w:val="4"/>
     </w:lvlOverride>
   </w:num>
   <w:num w:numId="1036">
@@ -63715,6 +64721,186 @@
     </w:lvlOverride>
   </w:num>
   <w:num w:numId="1037">
+    <w:abstractNumId w:val="99431"/>
+    <w:lvlOverride w:ilvl="0">
+      <w:startOverride w:val="1"/>
+    </w:lvlOverride>
+    <w:lvlOverride w:ilvl="1">
+      <w:startOverride w:val="1"/>
+    </w:lvlOverride>
+    <w:lvlOverride w:ilvl="2">
+      <w:startOverride w:val="1"/>
+    </w:lvlOverride>
+    <w:lvlOverride w:ilvl="3">
+      <w:startOverride w:val="1"/>
+    </w:lvlOverride>
+    <w:lvlOverride w:ilvl="4">
+      <w:startOverride w:val="1"/>
+    </w:lvlOverride>
+    <w:lvlOverride w:ilvl="5">
+      <w:startOverride w:val="1"/>
+    </w:lvlOverride>
+    <w:lvlOverride w:ilvl="6">
+      <w:startOverride w:val="1"/>
+    </w:lvlOverride>
+    <w:lvlOverride w:ilvl="7">
+      <w:startOverride w:val="1"/>
+    </w:lvlOverride>
+    <w:lvlOverride w:ilvl="8">
+      <w:startOverride w:val="1"/>
+    </w:lvlOverride>
+  </w:num>
+  <w:num w:numId="1038">
+    <w:abstractNumId w:val="99431"/>
+    <w:lvlOverride w:ilvl="0">
+      <w:startOverride w:val="1"/>
+    </w:lvlOverride>
+    <w:lvlOverride w:ilvl="1">
+      <w:startOverride w:val="1"/>
+    </w:lvlOverride>
+    <w:lvlOverride w:ilvl="2">
+      <w:startOverride w:val="1"/>
+    </w:lvlOverride>
+    <w:lvlOverride w:ilvl="3">
+      <w:startOverride w:val="1"/>
+    </w:lvlOverride>
+    <w:lvlOverride w:ilvl="4">
+      <w:startOverride w:val="1"/>
+    </w:lvlOverride>
+    <w:lvlOverride w:ilvl="5">
+      <w:startOverride w:val="1"/>
+    </w:lvlOverride>
+    <w:lvlOverride w:ilvl="6">
+      <w:startOverride w:val="1"/>
+    </w:lvlOverride>
+    <w:lvlOverride w:ilvl="7">
+      <w:startOverride w:val="1"/>
+    </w:lvlOverride>
+    <w:lvlOverride w:ilvl="8">
+      <w:startOverride w:val="1"/>
+    </w:lvlOverride>
+  </w:num>
+  <w:num w:numId="1039">
+    <w:abstractNumId w:val="99431"/>
+    <w:lvlOverride w:ilvl="0">
+      <w:startOverride w:val="1"/>
+    </w:lvlOverride>
+    <w:lvlOverride w:ilvl="1">
+      <w:startOverride w:val="1"/>
+    </w:lvlOverride>
+    <w:lvlOverride w:ilvl="2">
+      <w:startOverride w:val="1"/>
+    </w:lvlOverride>
+    <w:lvlOverride w:ilvl="3">
+      <w:startOverride w:val="1"/>
+    </w:lvlOverride>
+    <w:lvlOverride w:ilvl="4">
+      <w:startOverride w:val="1"/>
+    </w:lvlOverride>
+    <w:lvlOverride w:ilvl="5">
+      <w:startOverride w:val="1"/>
+    </w:lvlOverride>
+    <w:lvlOverride w:ilvl="6">
+      <w:startOverride w:val="1"/>
+    </w:lvlOverride>
+    <w:lvlOverride w:ilvl="7">
+      <w:startOverride w:val="1"/>
+    </w:lvlOverride>
+    <w:lvlOverride w:ilvl="8">
+      <w:startOverride w:val="1"/>
+    </w:lvlOverride>
+  </w:num>
+  <w:num w:numId="1040">
+    <w:abstractNumId w:val="99433"/>
+    <w:lvlOverride w:ilvl="0">
+      <w:startOverride w:val="3"/>
+    </w:lvlOverride>
+    <w:lvlOverride w:ilvl="1">
+      <w:startOverride w:val="3"/>
+    </w:lvlOverride>
+    <w:lvlOverride w:ilvl="2">
+      <w:startOverride w:val="3"/>
+    </w:lvlOverride>
+    <w:lvlOverride w:ilvl="3">
+      <w:startOverride w:val="3"/>
+    </w:lvlOverride>
+    <w:lvlOverride w:ilvl="4">
+      <w:startOverride w:val="3"/>
+    </w:lvlOverride>
+    <w:lvlOverride w:ilvl="5">
+      <w:startOverride w:val="3"/>
+    </w:lvlOverride>
+    <w:lvlOverride w:ilvl="6">
+      <w:startOverride w:val="3"/>
+    </w:lvlOverride>
+    <w:lvlOverride w:ilvl="7">
+      <w:startOverride w:val="3"/>
+    </w:lvlOverride>
+    <w:lvlOverride w:ilvl="8">
+      <w:startOverride w:val="3"/>
+    </w:lvlOverride>
+  </w:num>
+  <w:num w:numId="1041">
+    <w:abstractNumId w:val="99431"/>
+    <w:lvlOverride w:ilvl="0">
+      <w:startOverride w:val="1"/>
+    </w:lvlOverride>
+    <w:lvlOverride w:ilvl="1">
+      <w:startOverride w:val="1"/>
+    </w:lvlOverride>
+    <w:lvlOverride w:ilvl="2">
+      <w:startOverride w:val="1"/>
+    </w:lvlOverride>
+    <w:lvlOverride w:ilvl="3">
+      <w:startOverride w:val="1"/>
+    </w:lvlOverride>
+    <w:lvlOverride w:ilvl="4">
+      <w:startOverride w:val="1"/>
+    </w:lvlOverride>
+    <w:lvlOverride w:ilvl="5">
+      <w:startOverride w:val="1"/>
+    </w:lvlOverride>
+    <w:lvlOverride w:ilvl="6">
+      <w:startOverride w:val="1"/>
+    </w:lvlOverride>
+    <w:lvlOverride w:ilvl="7">
+      <w:startOverride w:val="1"/>
+    </w:lvlOverride>
+    <w:lvlOverride w:ilvl="8">
+      <w:startOverride w:val="1"/>
+    </w:lvlOverride>
+  </w:num>
+  <w:num w:numId="1042">
+    <w:abstractNumId w:val="99431"/>
+    <w:lvlOverride w:ilvl="0">
+      <w:startOverride w:val="1"/>
+    </w:lvlOverride>
+    <w:lvlOverride w:ilvl="1">
+      <w:startOverride w:val="1"/>
+    </w:lvlOverride>
+    <w:lvlOverride w:ilvl="2">
+      <w:startOverride w:val="1"/>
+    </w:lvlOverride>
+    <w:lvlOverride w:ilvl="3">
+      <w:startOverride w:val="1"/>
+    </w:lvlOverride>
+    <w:lvlOverride w:ilvl="4">
+      <w:startOverride w:val="1"/>
+    </w:lvlOverride>
+    <w:lvlOverride w:ilvl="5">
+      <w:startOverride w:val="1"/>
+    </w:lvlOverride>
+    <w:lvlOverride w:ilvl="6">
+      <w:startOverride w:val="1"/>
+    </w:lvlOverride>
+    <w:lvlOverride w:ilvl="7">
+      <w:startOverride w:val="1"/>
+    </w:lvlOverride>
+    <w:lvlOverride w:ilvl="8">
+      <w:startOverride w:val="1"/>
+    </w:lvlOverride>
+  </w:num>
+  <w:num w:numId="1043">
     <w:abstractNumId w:val="99431"/>
     <w:lvlOverride w:ilvl="0">
       <w:startOverride w:val="1"/>
@@ -63822,7 +65008,7 @@
     <ns0:rPr>
       <ns0:rFonts ns0:ascii="Times New Roman" ns0:cs="Times New Roman" ns0:eastAsia="SimHei" ns0:hAnsi="Times New Roman"/>
       <ns0:b/>
-      <ns0:color ns0:val="000000"/>
+      <ns0:color ns0:val="17324D"/>
       <ns0:sz ns0:val="44"/>
       <ns0:szCs ns0:val="56"/>
     </ns0:rPr>
@@ -63964,7 +65150,7 @@
     <ns0:rPr>
       <ns0:rFonts ns0:ascii="Times New Roman" ns0:cs="Times New Roman" ns0:eastAsia="SimHei" ns0:hAnsi="Times New Roman"/>
       <ns0:b/>
-      <ns0:color ns0:val="000000"/>
+      <ns0:color ns0:val="17324D"/>
       <ns0:sz ns0:val="32"/>
       <ns0:szCs ns0:val="40"/>
     </ns0:rPr>
@@ -63988,7 +65174,7 @@
     <ns0:rPr>
       <ns0:rFonts ns0:ascii="Times New Roman" ns0:cs="Times New Roman" ns0:eastAsia="SimHei" ns0:hAnsi="Times New Roman"/>
       <ns0:b/>
-      <ns0:color ns0:val="000000"/>
+      <ns0:color ns0:val="17324D"/>
       <ns0:sz ns0:val="28"/>
       <ns0:szCs ns0:val="32"/>
     </ns0:rPr>
@@ -64012,7 +65198,7 @@
     <ns0:rPr>
       <ns0:rFonts ns0:ascii="Times New Roman" ns0:cs="Times New Roman" ns0:eastAsia="SimHei" ns0:hAnsi="Times New Roman"/>
       <ns0:b/>
-      <ns0:color ns0:val="000000"/>
+      <ns0:color ns0:val="17324D"/>
       <ns0:sz ns0:val="25"/>
       <ns0:szCs ns0:val="28"/>
     </ns0:rPr>
